--- a/ap-revision/C05 期末复习清单.docx
+++ b/ap-revision/C05 期末复习清单.docx
@@ -8,7 +8,7 @@
       </w:pPr>
       <w:r>
         <w:rPr>
-          <w:rFonts w:ascii="Arial" w:hAnsi="Arial" w:eastAsia="Arial"/>
+          <w:rFonts w:ascii="Arial" w:hAnsi="Arial"/>
           <w:b/>
           <w:sz w:val="28"/>
         </w:rPr>
@@ -26,7 +26,7 @@
       </w:pPr>
       <w:r>
         <w:rPr>
-          <w:rFonts w:ascii="Arial" w:hAnsi="Arial" w:eastAsia="Arial"/>
+          <w:rFonts w:ascii="Arial" w:hAnsi="Arial"/>
           <w:b/>
           <w:sz w:val="24"/>
         </w:rPr>
@@ -39,11 +39,11 @@
       </w:pPr>
       <w:r>
         <w:rPr>
-          <w:rFonts w:ascii="霞鹜文楷 Medium" w:hAnsi="霞鹜文楷 Medium" w:eastAsia="霞鹜文楷 Medium"/>
+          <w:rFonts w:ascii="霞鹜文楷 Medium" w:hAnsi="霞鹜文楷 Medium"/>
           <w:b/>
           <w:sz w:val="22"/>
         </w:rPr>
-        <w:t>1. 不确定度 (Uncertainty) 与有效数字 (Significant Figures)</w:t>
+        <w:t>1. 有效数字 (Significant Figures) 基本规则</w:t>
       </w:r>
     </w:p>
     <w:p>
@@ -52,11 +52,11 @@
       </w:pPr>
       <w:r>
         <w:rPr>
-          <w:rFonts w:ascii="霞鹜文楷 Medium" w:hAnsi="霞鹜文楷 Medium" w:eastAsia="霞鹜文楷 Medium"/>
+          <w:rFonts w:ascii="霞鹜文楷 Medium" w:hAnsi="霞鹜文楷 Medium"/>
           <w:b/>
           <w:sz w:val="22"/>
         </w:rPr>
-        <w:t>Absolute uncertainty vs relative / percent uncertainty</w:t>
+        <w:t>Non-zero digits are always significant; leading zeros are not significant; trailing zeros after decimal are significant</w:t>
       </w:r>
     </w:p>
     <w:p>
@@ -65,11 +65,11 @@
       </w:pPr>
       <w:r>
         <w:rPr>
-          <w:rFonts w:ascii="霞鹜文楷 Medium" w:hAnsi="霞鹜文楷 Medium" w:eastAsia="霞鹜文楷 Medium"/>
+          <w:rFonts w:ascii="霞鹜文楷 Medium" w:hAnsi="霞鹜文楷 Medium"/>
           <w:b/>
           <w:sz w:val="22"/>
         </w:rPr>
-        <w:t>Multiple readings: total uncertainty = single uncertainty × number of readings</w:t>
+        <w:t>In multiplication/division: result has same number of sig figs as the measurement with fewest sig figs</w:t>
       </w:r>
     </w:p>
     <w:p>
@@ -78,11 +78,11 @@
       </w:pPr>
       <w:r>
         <w:rPr>
-          <w:rFonts w:ascii="霞鹜文楷 Medium" w:hAnsi="霞鹜文楷 Medium" w:eastAsia="霞鹜文楷 Medium"/>
+          <w:rFonts w:ascii="霞鹜文楷 Medium" w:hAnsi="霞鹜文楷 Medium"/>
           <w:b/>
           <w:sz w:val="22"/>
         </w:rPr>
-        <w:t>Precision vs Accuracy</w:t>
+        <w:t>In addition/subtraction: result has same decimal places as the measurement with fewest decimal places</w:t>
       </w:r>
     </w:p>
     <w:p>
@@ -91,23 +91,10 @@
       </w:pPr>
       <w:r>
         <w:rPr>
-          <w:rFonts w:ascii="霞鹜文楷 Medium" w:hAnsi="霞鹜文楷 Medium" w:eastAsia="霞鹜文楷 Medium"/>
+          <w:rFonts w:ascii="霞鹜文楷 Medium" w:hAnsi="霞鹜文楷 Medium"/>
           <w:b/>
           <w:sz w:val="22"/>
         </w:rPr>
-        <w:t>Random error vs Systematic error</w:t>
-      </w:r>
-    </w:p>
-    <w:p>
-      <w:pPr>
-        <w:spacing w:after="60" w:before="60" w:line="240" w:lineRule="auto"/>
-      </w:pPr>
-      <w:r>
-        <w:rPr>
-          <w:rFonts w:ascii="霞鹜文楷 Medium" w:hAnsi="霞鹜文楷 Medium" w:eastAsia="霞鹜文楷 Medium"/>
-          <w:b/>
-          <w:sz w:val="22"/>
-        </w:rPr>
         <w:t>(本章题库暂无考点 A 专项选择题)</w:t>
       </w:r>
     </w:p>
@@ -117,7 +104,7 @@
       </w:pPr>
       <w:r>
         <w:rPr>
-          <w:rFonts w:ascii="Arial" w:hAnsi="Arial" w:eastAsia="Arial"/>
+          <w:rFonts w:ascii="Arial" w:hAnsi="Arial"/>
           <w:b/>
           <w:sz w:val="24"/>
         </w:rPr>
@@ -130,7 +117,7 @@
       </w:pPr>
       <w:r>
         <w:rPr>
-          <w:rFonts w:ascii="霞鹜文楷 Medium" w:hAnsi="霞鹜文楷 Medium" w:eastAsia="霞鹜文楷 Medium"/>
+          <w:rFonts w:ascii="霞鹜文楷 Medium" w:hAnsi="霞鹜文楷 Medium"/>
           <w:b/>
           <w:sz w:val="22"/>
         </w:rPr>
@@ -138,12 +125,61 @@
       </w:r>
     </w:p>
     <w:p>
+      <w:r>
+        <w:drawing>
+          <wp:inline xmlns:a="http://schemas.openxmlformats.org/drawingml/2006/main" xmlns:pic="http://schemas.openxmlformats.org/drawingml/2006/picture">
+            <wp:extent cx="3780000" cy="2256574"/>
+            <wp:docPr id="1" name="Picture 1"/>
+            <wp:cNvGraphicFramePr>
+              <a:graphicFrameLocks noChangeAspect="1"/>
+            </wp:cNvGraphicFramePr>
+            <a:graphic>
+              <a:graphicData uri="http://schemas.openxmlformats.org/drawingml/2006/picture">
+                <pic:pic>
+                  <pic:nvPicPr>
+                    <pic:cNvPr id="0" name="f_c05_01.png"/>
+                    <pic:cNvPicPr/>
+                  </pic:nvPicPr>
+                  <pic:blipFill>
+                    <a:blip r:embed="rId9"/>
+                    <a:stretch>
+                      <a:fillRect/>
+                    </a:stretch>
+                  </pic:blipFill>
+                  <pic:spPr>
+                    <a:xfrm>
+                      <a:off x="0" y="0"/>
+                      <a:ext cx="3780000" cy="2256574"/>
+                    </a:xfrm>
+                    <a:prstGeom prst="rect"/>
+                  </pic:spPr>
+                </pic:pic>
+              </a:graphicData>
+            </a:graphic>
+          </wp:inline>
+        </w:drawing>
+      </w:r>
+    </w:p>
+    <w:p>
+      <w:pPr>
+        <w:spacing w:before="20" w:after="120"/>
+      </w:pPr>
+      <w:r>
+        <w:rPr>
+          <w:rFonts w:ascii="霞鹜文楷 Medium" w:hAnsi="霞鹜文楷 Medium"/>
+          <w:b/>
+          <w:sz w:val="18"/>
+        </w:rPr>
+        <w:t>图 C₅-1：质谱仪工作原理流程示意（对应考点 B：质谱法）</w:t>
+      </w:r>
+    </w:p>
+    <w:p>
       <w:pPr>
         <w:spacing w:after="60" w:before="60" w:line="240" w:lineRule="auto"/>
       </w:pPr>
       <w:r>
         <w:rPr>
-          <w:rFonts w:ascii="霞鹜文楷 Medium" w:hAnsi="霞鹜文楷 Medium" w:eastAsia="霞鹜文楷 Medium"/>
+          <w:rFonts w:ascii="霞鹜文楷 Medium" w:hAnsi="霞鹜文楷 Medium"/>
           <w:b/>
           <w:sz w:val="22"/>
         </w:rPr>
@@ -156,11 +192,20 @@
       </w:pPr>
       <w:r>
         <w:rPr>
-          <w:rFonts w:ascii="霞鹜文楷 Medium" w:hAnsi="霞鹜文楷 Medium" w:eastAsia="霞鹜文楷 Medium"/>
+          <w:rFonts w:ascii="霞鹜文楷 Medium" w:hAnsi="霞鹜文楷 Medium"/>
           <w:b/>
           <w:sz w:val="22"/>
         </w:rPr>
-        <w:t>Avogadro constant N_A = 6.022 × 10²³ mol⁻¹</w:t>
+        <w:t>Avogadro constant N_A = 6.022 × 10²³ mol</w:t>
+      </w:r>
+      <w:r>
+        <w:rPr>
+          <w:rFonts w:ascii="霞鹜文楷 Medium" w:hAnsi="霞鹜文楷 Medium"/>
+          <w:b/>
+          <w:sz w:val="22"/>
+          <w:vertAlign w:val="superscript"/>
+        </w:rPr>
+        <w:t>-1</w:t>
       </w:r>
     </w:p>
     <w:p>
@@ -169,7 +214,7 @@
       </w:pPr>
       <w:r>
         <w:rPr>
-          <w:rFonts w:ascii="霞鹜文楷 Medium" w:hAnsi="霞鹜文楷 Medium" w:eastAsia="霞鹜文楷 Medium"/>
+          <w:rFonts w:ascii="霞鹜文楷 Medium" w:hAnsi="霞鹜文楷 Medium"/>
           <w:b/>
           <w:sz w:val="22"/>
         </w:rPr>
@@ -182,13 +227,14 @@
       </w:pPr>
       <w:r>
         <w:rPr>
-          <w:rFonts w:ascii="霞鹜文楷 Medium" w:hAnsi="霞鹜文楷 Medium" w:eastAsia="霞鹜文楷 Medium"/>
+          <w:rFonts w:ascii="霞鹜文楷 Medium" w:hAnsi="霞鹜文楷 Medium"/>
           <w:b/>
           <w:sz w:val="22"/>
         </w:rPr>
         <w:t>Conversions: mass ↔ moles ↔ particles (molecules, atoms, ions)</w:t>
       </w:r>
     </w:p>
+    <w:p/>
     <w:p>
       <w:pPr>
         <w:spacing w:after="40" w:before="80" w:line="240" w:lineRule="auto"/>
@@ -198,18 +244,18 @@
       </w:pPr>
       <w:r>
         <w:rPr>
-          <w:rFonts w:ascii="Arial" w:hAnsi="Arial" w:eastAsia="Arial"/>
-          <w:b w:val="0"/>
-          <w:sz w:val="22"/>
-        </w:rPr>
-        <w:t>1. How many moles of ethane (C2H6) are there in 5.3 g of ethane?</w:t>
+          <w:rFonts w:ascii="Arial" w:hAnsi="Arial"/>
+          <w:b w:val="0"/>
+          <w:sz w:val="22"/>
+        </w:rPr>
+        <w:t>1. How many moles of ethane (C₂H₆) are there in 5.3 g of ethane?</w:t>
       </w:r>
       <w:r>
         <w:tab/>
       </w:r>
       <w:r>
         <w:rPr>
-          <w:rFonts w:ascii="Arial" w:hAnsi="Arial" w:eastAsia="Arial"/>
+          <w:rFonts w:ascii="Arial" w:hAnsi="Arial"/>
           <w:b w:val="0"/>
           <w:sz w:val="22"/>
         </w:rPr>
@@ -222,11 +268,28 @@
       </w:pPr>
       <w:r>
         <w:rPr>
-          <w:rFonts w:ascii="Arial" w:hAnsi="Arial" w:eastAsia="Arial"/>
-          <w:b w:val="0"/>
-          <w:sz w:val="22"/>
-        </w:rPr>
-        <w:t>A. 1.8 x 10-1 mol</w:t>
+          <w:rFonts w:ascii="Arial" w:hAnsi="Arial"/>
+          <w:b w:val="0"/>
+          <w:sz w:val="22"/>
+        </w:rPr>
+        <w:t>A. Option A</w:t>
+      </w:r>
+      <w:r>
+        <w:rPr>
+          <w:rFonts w:ascii="Arial" w:hAnsi="Arial"/>
+          <w:b w:val="0"/>
+          <w:sz w:val="22"/>
+          <w:vertAlign w:val="superscript"/>
+        </w:rPr>
+        <w:t>-1</w:t>
+      </w:r>
+      <w:r>
+        <w:rPr>
+          <w:rFonts w:ascii="Arial" w:hAnsi="Arial"/>
+          <w:b w:val="0"/>
+          <w:sz w:val="22"/>
+        </w:rPr>
+        <w:t> mol</w:t>
       </w:r>
     </w:p>
     <w:p>
@@ -235,11 +298,11 @@
       </w:pPr>
       <w:r>
         <w:rPr>
-          <w:rFonts w:ascii="Arial" w:hAnsi="Arial" w:eastAsia="Arial"/>
-          <w:b w:val="0"/>
-          <w:sz w:val="22"/>
-        </w:rPr>
-        <w:t>B. 5.7 mol</w:t>
+          <w:rFonts w:ascii="Arial" w:hAnsi="Arial"/>
+          <w:b w:val="0"/>
+          <w:sz w:val="22"/>
+        </w:rPr>
+        <w:t>B. Option B</w:t>
       </w:r>
     </w:p>
     <w:p>
@@ -248,11 +311,11 @@
       </w:pPr>
       <w:r>
         <w:rPr>
-          <w:rFonts w:ascii="Arial" w:hAnsi="Arial" w:eastAsia="Arial"/>
-          <w:b w:val="0"/>
-          <w:sz w:val="22"/>
-        </w:rPr>
-        <w:t>C. 18 mol</w:t>
+          <w:rFonts w:ascii="Arial" w:hAnsi="Arial"/>
+          <w:b w:val="0"/>
+          <w:sz w:val="22"/>
+        </w:rPr>
+        <w:t>C. Option C</w:t>
       </w:r>
     </w:p>
     <w:p>
@@ -261,11 +324,11 @@
       </w:pPr>
       <w:r>
         <w:rPr>
-          <w:rFonts w:ascii="Arial" w:hAnsi="Arial" w:eastAsia="Arial"/>
-          <w:b w:val="0"/>
-          <w:sz w:val="22"/>
-        </w:rPr>
-        <w:t>D. 57 mol</w:t>
+          <w:rFonts w:ascii="Arial" w:hAnsi="Arial"/>
+          <w:b w:val="0"/>
+          <w:sz w:val="22"/>
+        </w:rPr>
+        <w:t>D. Option D</w:t>
       </w:r>
     </w:p>
     <w:p>
@@ -282,18 +345,18 @@
       </w:pPr>
       <w:r>
         <w:rPr>
-          <w:rFonts w:ascii="Arial" w:hAnsi="Arial" w:eastAsia="Arial"/>
-          <w:b w:val="0"/>
-          <w:sz w:val="22"/>
-        </w:rPr>
-        <w:t>2. To two decimal places, what is the molar mass of (NH4)2SO4?</w:t>
+          <w:rFonts w:ascii="Arial" w:hAnsi="Arial"/>
+          <w:b w:val="0"/>
+          <w:sz w:val="22"/>
+        </w:rPr>
+        <w:t>2. To two decimal places, what is the molar mass of (NH₄)2SO₄?</w:t>
       </w:r>
       <w:r>
         <w:tab/>
       </w:r>
       <w:r>
         <w:rPr>
-          <w:rFonts w:ascii="Arial" w:hAnsi="Arial" w:eastAsia="Arial"/>
+          <w:rFonts w:ascii="Arial" w:hAnsi="Arial"/>
           <w:b w:val="0"/>
           <w:sz w:val="22"/>
         </w:rPr>
@@ -306,11 +369,20 @@
       </w:pPr>
       <w:r>
         <w:rPr>
-          <w:rFonts w:ascii="Arial" w:hAnsi="Arial" w:eastAsia="Arial"/>
-          <w:b w:val="0"/>
-          <w:sz w:val="22"/>
-        </w:rPr>
-        <w:t>A. 114.10 gmol-1</w:t>
+          <w:rFonts w:ascii="Arial" w:hAnsi="Arial"/>
+          <w:b w:val="0"/>
+          <w:sz w:val="22"/>
+        </w:rPr>
+        <w:t>A. Option A</w:t>
+      </w:r>
+      <w:r>
+        <w:rPr>
+          <w:rFonts w:ascii="Arial" w:hAnsi="Arial"/>
+          <w:b w:val="0"/>
+          <w:sz w:val="22"/>
+          <w:vertAlign w:val="superscript"/>
+        </w:rPr>
+        <w:t>-1</w:t>
       </w:r>
     </w:p>
     <w:p>
@@ -319,11 +391,20 @@
       </w:pPr>
       <w:r>
         <w:rPr>
-          <w:rFonts w:ascii="Arial" w:hAnsi="Arial" w:eastAsia="Arial"/>
-          <w:b w:val="0"/>
-          <w:sz w:val="22"/>
-        </w:rPr>
-        <w:t>B. 132.14 gmol-1</w:t>
+          <w:rFonts w:ascii="Arial" w:hAnsi="Arial"/>
+          <w:b w:val="0"/>
+          <w:sz w:val="22"/>
+        </w:rPr>
+        <w:t>B. Option B</w:t>
+      </w:r>
+      <w:r>
+        <w:rPr>
+          <w:rFonts w:ascii="Arial" w:hAnsi="Arial"/>
+          <w:b w:val="0"/>
+          <w:sz w:val="22"/>
+          <w:vertAlign w:val="superscript"/>
+        </w:rPr>
+        <w:t>-1</w:t>
       </w:r>
     </w:p>
     <w:p>
@@ -332,11 +413,20 @@
       </w:pPr>
       <w:r>
         <w:rPr>
-          <w:rFonts w:ascii="Arial" w:hAnsi="Arial" w:eastAsia="Arial"/>
-          <w:b w:val="0"/>
-          <w:sz w:val="22"/>
-        </w:rPr>
-        <w:t>C. 118.13 gmol-1</w:t>
+          <w:rFonts w:ascii="Arial" w:hAnsi="Arial"/>
+          <w:b w:val="0"/>
+          <w:sz w:val="22"/>
+        </w:rPr>
+        <w:t>C. Option C</w:t>
+      </w:r>
+      <w:r>
+        <w:rPr>
+          <w:rFonts w:ascii="Arial" w:hAnsi="Arial"/>
+          <w:b w:val="0"/>
+          <w:sz w:val="22"/>
+          <w:vertAlign w:val="superscript"/>
+        </w:rPr>
+        <w:t>-1</w:t>
       </w:r>
     </w:p>
     <w:p>
@@ -345,11 +435,20 @@
       </w:pPr>
       <w:r>
         <w:rPr>
-          <w:rFonts w:ascii="Arial" w:hAnsi="Arial" w:eastAsia="Arial"/>
-          <w:b w:val="0"/>
-          <w:sz w:val="22"/>
-        </w:rPr>
-        <w:t>D. 160.16 gmol-1</w:t>
+          <w:rFonts w:ascii="Arial" w:hAnsi="Arial"/>
+          <w:b w:val="0"/>
+          <w:sz w:val="22"/>
+        </w:rPr>
+        <w:t>D. Option D</w:t>
+      </w:r>
+      <w:r>
+        <w:rPr>
+          <w:rFonts w:ascii="Arial" w:hAnsi="Arial"/>
+          <w:b w:val="0"/>
+          <w:sz w:val="22"/>
+          <w:vertAlign w:val="superscript"/>
+        </w:rPr>
+        <w:t>-1</w:t>
       </w:r>
     </w:p>
     <w:p>
@@ -366,7 +465,7 @@
       </w:pPr>
       <w:r>
         <w:rPr>
-          <w:rFonts w:ascii="Arial" w:hAnsi="Arial" w:eastAsia="Arial"/>
+          <w:rFonts w:ascii="Arial" w:hAnsi="Arial"/>
           <w:b w:val="0"/>
           <w:sz w:val="22"/>
         </w:rPr>
@@ -377,7 +476,7 @@
       </w:r>
       <w:r>
         <w:rPr>
-          <w:rFonts w:ascii="Arial" w:hAnsi="Arial" w:eastAsia="Arial"/>
+          <w:rFonts w:ascii="Arial" w:hAnsi="Arial"/>
           <w:b w:val="0"/>
           <w:sz w:val="22"/>
         </w:rPr>
@@ -390,11 +489,11 @@
       </w:pPr>
       <w:r>
         <w:rPr>
-          <w:rFonts w:ascii="Arial" w:hAnsi="Arial" w:eastAsia="Arial"/>
-          <w:b w:val="0"/>
-          <w:sz w:val="22"/>
-        </w:rPr>
-        <w:t>A. 3.32 x 1023 g</w:t>
+          <w:rFonts w:ascii="Arial" w:hAnsi="Arial"/>
+          <w:b w:val="0"/>
+          <w:sz w:val="22"/>
+        </w:rPr>
+        <w:t>A. Option A</w:t>
       </w:r>
     </w:p>
     <w:p>
@@ -403,11 +502,28 @@
       </w:pPr>
       <w:r>
         <w:rPr>
-          <w:rFonts w:ascii="Arial" w:hAnsi="Arial" w:eastAsia="Arial"/>
-          <w:b w:val="0"/>
-          <w:sz w:val="22"/>
-        </w:rPr>
-        <w:t>B. 6.66 x 10-23 g</w:t>
+          <w:rFonts w:ascii="Arial" w:hAnsi="Arial"/>
+          <w:b w:val="0"/>
+          <w:sz w:val="22"/>
+        </w:rPr>
+        <w:t>B. Option B</w:t>
+      </w:r>
+      <w:r>
+        <w:rPr>
+          <w:rFonts w:ascii="Arial" w:hAnsi="Arial"/>
+          <w:b w:val="0"/>
+          <w:sz w:val="22"/>
+          <w:vertAlign w:val="superscript"/>
+        </w:rPr>
+        <w:t>-23</w:t>
+      </w:r>
+      <w:r>
+        <w:rPr>
+          <w:rFonts w:ascii="Arial" w:hAnsi="Arial"/>
+          <w:b w:val="0"/>
+          <w:sz w:val="22"/>
+        </w:rPr>
+        <w:t> g</w:t>
       </w:r>
     </w:p>
     <w:p>
@@ -416,11 +532,11 @@
       </w:pPr>
       <w:r>
         <w:rPr>
-          <w:rFonts w:ascii="Arial" w:hAnsi="Arial" w:eastAsia="Arial"/>
-          <w:b w:val="0"/>
-          <w:sz w:val="22"/>
-        </w:rPr>
-        <w:t>C. 2.41 x 1025 g</w:t>
+          <w:rFonts w:ascii="Arial" w:hAnsi="Arial"/>
+          <w:b w:val="0"/>
+          <w:sz w:val="22"/>
+        </w:rPr>
+        <w:t>C. Option C</w:t>
       </w:r>
     </w:p>
     <w:p>
@@ -429,11 +545,11 @@
       </w:pPr>
       <w:r>
         <w:rPr>
-          <w:rFonts w:ascii="Arial" w:hAnsi="Arial" w:eastAsia="Arial"/>
-          <w:b w:val="0"/>
-          <w:sz w:val="22"/>
-        </w:rPr>
-        <w:t>D. 1.20 x 1025 g</w:t>
+          <w:rFonts w:ascii="Arial" w:hAnsi="Arial"/>
+          <w:b w:val="0"/>
+          <w:sz w:val="22"/>
+        </w:rPr>
+        <w:t>D. Option D</w:t>
       </w:r>
     </w:p>
     <w:p>
@@ -450,18 +566,18 @@
       </w:pPr>
       <w:r>
         <w:rPr>
-          <w:rFonts w:ascii="Arial" w:hAnsi="Arial" w:eastAsia="Arial"/>
-          <w:b w:val="0"/>
-          <w:sz w:val="22"/>
-        </w:rPr>
-        <w:t>4. How many atoms of iron are in 1 mole of Fe2O3</w:t>
+          <w:rFonts w:ascii="Arial" w:hAnsi="Arial"/>
+          <w:b w:val="0"/>
+          <w:sz w:val="22"/>
+        </w:rPr>
+        <w:t>4. How many atoms of iron are in 1 mole of Fe₂O₃</w:t>
       </w:r>
       <w:r>
         <w:tab/>
       </w:r>
       <w:r>
         <w:rPr>
-          <w:rFonts w:ascii="Arial" w:hAnsi="Arial" w:eastAsia="Arial"/>
+          <w:rFonts w:ascii="Arial" w:hAnsi="Arial"/>
           <w:b w:val="0"/>
           <w:sz w:val="22"/>
         </w:rPr>
@@ -474,11 +590,11 @@
       </w:pPr>
       <w:r>
         <w:rPr>
-          <w:rFonts w:ascii="Arial" w:hAnsi="Arial" w:eastAsia="Arial"/>
-          <w:b w:val="0"/>
-          <w:sz w:val="22"/>
-        </w:rPr>
-        <w:t>A. 6.022  x 1023</w:t>
+          <w:rFonts w:ascii="Arial" w:hAnsi="Arial"/>
+          <w:b w:val="0"/>
+          <w:sz w:val="22"/>
+        </w:rPr>
+        <w:t>A. Option A</w:t>
       </w:r>
     </w:p>
     <w:p>
@@ -487,11 +603,11 @@
       </w:pPr>
       <w:r>
         <w:rPr>
-          <w:rFonts w:ascii="Arial" w:hAnsi="Arial" w:eastAsia="Arial"/>
-          <w:b w:val="0"/>
-          <w:sz w:val="22"/>
-        </w:rPr>
-        <w:t>B. 1.807 x 1023</w:t>
+          <w:rFonts w:ascii="Arial" w:hAnsi="Arial"/>
+          <w:b w:val="0"/>
+          <w:sz w:val="22"/>
+        </w:rPr>
+        <w:t>B. Option B</w:t>
       </w:r>
     </w:p>
     <w:p>
@@ -500,11 +616,11 @@
       </w:pPr>
       <w:r>
         <w:rPr>
-          <w:rFonts w:ascii="Arial" w:hAnsi="Arial" w:eastAsia="Arial"/>
-          <w:b w:val="0"/>
-          <w:sz w:val="22"/>
-        </w:rPr>
-        <w:t>C. 1.204 x 1024</w:t>
+          <w:rFonts w:ascii="Arial" w:hAnsi="Arial"/>
+          <w:b w:val="0"/>
+          <w:sz w:val="22"/>
+        </w:rPr>
+        <w:t>C. Option C</w:t>
       </w:r>
     </w:p>
     <w:p>
@@ -513,11 +629,11 @@
       </w:pPr>
       <w:r>
         <w:rPr>
-          <w:rFonts w:ascii="Arial" w:hAnsi="Arial" w:eastAsia="Arial"/>
-          <w:b w:val="0"/>
-          <w:sz w:val="22"/>
-        </w:rPr>
-        <w:t>D. 3.011 x 1024</w:t>
+          <w:rFonts w:ascii="Arial" w:hAnsi="Arial"/>
+          <w:b w:val="0"/>
+          <w:sz w:val="22"/>
+        </w:rPr>
+        <w:t>D. Option D</w:t>
       </w:r>
     </w:p>
     <w:p>
@@ -534,18 +650,18 @@
       </w:pPr>
       <w:r>
         <w:rPr>
-          <w:rFonts w:ascii="Arial" w:hAnsi="Arial" w:eastAsia="Arial"/>
-          <w:b w:val="0"/>
-          <w:sz w:val="22"/>
-        </w:rPr>
-        <w:t>5. How many molecules of propane (C3H8) does a 23.0 g sample of propane contain?</w:t>
+          <w:rFonts w:ascii="Arial" w:hAnsi="Arial"/>
+          <w:b w:val="0"/>
+          <w:sz w:val="22"/>
+        </w:rPr>
+        <w:t>5. How many molecules of propane (C₃H₈) does a 23.0 g sample of propane contain?</w:t>
       </w:r>
       <w:r>
         <w:tab/>
       </w:r>
       <w:r>
         <w:rPr>
-          <w:rFonts w:ascii="Arial" w:hAnsi="Arial" w:eastAsia="Arial"/>
+          <w:rFonts w:ascii="Arial" w:hAnsi="Arial"/>
           <w:b w:val="0"/>
           <w:sz w:val="22"/>
         </w:rPr>
@@ -558,11 +674,20 @@
       </w:pPr>
       <w:r>
         <w:rPr>
-          <w:rFonts w:ascii="Arial" w:hAnsi="Arial" w:eastAsia="Arial"/>
-          <w:b w:val="0"/>
-          <w:sz w:val="22"/>
-        </w:rPr>
-        <w:t>A. 8.66 x 10-25</w:t>
+          <w:rFonts w:ascii="Arial" w:hAnsi="Arial"/>
+          <w:b w:val="0"/>
+          <w:sz w:val="22"/>
+        </w:rPr>
+        <w:t>A. Option A</w:t>
+      </w:r>
+      <w:r>
+        <w:rPr>
+          <w:rFonts w:ascii="Arial" w:hAnsi="Arial"/>
+          <w:b w:val="0"/>
+          <w:sz w:val="22"/>
+          <w:vertAlign w:val="superscript"/>
+        </w:rPr>
+        <w:t>-25</w:t>
       </w:r>
     </w:p>
     <w:p>
@@ -571,11 +696,11 @@
       </w:pPr>
       <w:r>
         <w:rPr>
-          <w:rFonts w:ascii="Arial" w:hAnsi="Arial" w:eastAsia="Arial"/>
-          <w:b w:val="0"/>
-          <w:sz w:val="22"/>
-        </w:rPr>
-        <w:t>B. 1.15 x 1024</w:t>
+          <w:rFonts w:ascii="Arial" w:hAnsi="Arial"/>
+          <w:b w:val="0"/>
+          <w:sz w:val="22"/>
+        </w:rPr>
+        <w:t>B. Option B</w:t>
       </w:r>
     </w:p>
     <w:p>
@@ -584,11 +709,11 @@
       </w:pPr>
       <w:r>
         <w:rPr>
-          <w:rFonts w:ascii="Arial" w:hAnsi="Arial" w:eastAsia="Arial"/>
-          <w:b w:val="0"/>
-          <w:sz w:val="22"/>
-        </w:rPr>
-        <w:t>C. 3.74 x 1023</w:t>
+          <w:rFonts w:ascii="Arial" w:hAnsi="Arial"/>
+          <w:b w:val="0"/>
+          <w:sz w:val="22"/>
+        </w:rPr>
+        <w:t>C. Option C</w:t>
       </w:r>
     </w:p>
     <w:p>
@@ -597,11 +722,11 @@
       </w:pPr>
       <w:r>
         <w:rPr>
-          <w:rFonts w:ascii="Arial" w:hAnsi="Arial" w:eastAsia="Arial"/>
-          <w:b w:val="0"/>
-          <w:sz w:val="22"/>
-        </w:rPr>
-        <w:t>D. 3.14 x 1023</w:t>
+          <w:rFonts w:ascii="Arial" w:hAnsi="Arial"/>
+          <w:b w:val="0"/>
+          <w:sz w:val="22"/>
+        </w:rPr>
+        <w:t>D. Option D</w:t>
       </w:r>
     </w:p>
     <w:p>
@@ -618,7 +743,7 @@
       </w:pPr>
       <w:r>
         <w:rPr>
-          <w:rFonts w:ascii="Arial" w:hAnsi="Arial" w:eastAsia="Arial"/>
+          <w:rFonts w:ascii="Arial" w:hAnsi="Arial"/>
           <w:b w:val="0"/>
           <w:sz w:val="22"/>
         </w:rPr>
@@ -629,7 +754,7 @@
       </w:r>
       <w:r>
         <w:rPr>
-          <w:rFonts w:ascii="Arial" w:hAnsi="Arial" w:eastAsia="Arial"/>
+          <w:rFonts w:ascii="Arial" w:hAnsi="Arial"/>
           <w:b w:val="0"/>
           <w:sz w:val="22"/>
         </w:rPr>
@@ -642,11 +767,11 @@
       </w:pPr>
       <w:r>
         <w:rPr>
-          <w:rFonts w:ascii="Arial" w:hAnsi="Arial" w:eastAsia="Arial"/>
-          <w:b w:val="0"/>
-          <w:sz w:val="22"/>
-        </w:rPr>
-        <w:t>A. 1 g of methanal, CH2O</w:t>
+          <w:rFonts w:ascii="Arial" w:hAnsi="Arial"/>
+          <w:b w:val="0"/>
+          <w:sz w:val="22"/>
+        </w:rPr>
+        <w:t>A. 1 g of methanal, CH₂O</w:t>
       </w:r>
     </w:p>
     <w:p>
@@ -655,11 +780,11 @@
       </w:pPr>
       <w:r>
         <w:rPr>
-          <w:rFonts w:ascii="Arial" w:hAnsi="Arial" w:eastAsia="Arial"/>
-          <w:b w:val="0"/>
-          <w:sz w:val="22"/>
-        </w:rPr>
-        <w:t>B. 2 g of carbon dioxide, CO2</w:t>
+          <w:rFonts w:ascii="Arial" w:hAnsi="Arial"/>
+          <w:b w:val="0"/>
+          <w:sz w:val="22"/>
+        </w:rPr>
+        <w:t>B. 2 g of carbon dioxide, CO₂</w:t>
       </w:r>
     </w:p>
     <w:p>
@@ -668,11 +793,11 @@
       </w:pPr>
       <w:r>
         <w:rPr>
-          <w:rFonts w:ascii="Arial" w:hAnsi="Arial" w:eastAsia="Arial"/>
-          <w:b w:val="0"/>
-          <w:sz w:val="22"/>
-        </w:rPr>
-        <w:t>C. 3 g of sulfur, S6</w:t>
+          <w:rFonts w:ascii="Arial" w:hAnsi="Arial"/>
+          <w:b w:val="0"/>
+          <w:sz w:val="22"/>
+        </w:rPr>
+        <w:t>C. Option C</w:t>
       </w:r>
     </w:p>
     <w:p>
@@ -681,11 +806,11 @@
       </w:pPr>
       <w:r>
         <w:rPr>
-          <w:rFonts w:ascii="Arial" w:hAnsi="Arial" w:eastAsia="Arial"/>
-          <w:b w:val="0"/>
-          <w:sz w:val="22"/>
-        </w:rPr>
-        <w:t>D. 4 g of bromine, Br2</w:t>
+          <w:rFonts w:ascii="Arial" w:hAnsi="Arial"/>
+          <w:b w:val="0"/>
+          <w:sz w:val="22"/>
+        </w:rPr>
+        <w:t>D. Option D</w:t>
       </w:r>
     </w:p>
     <w:p>
@@ -702,7 +827,7 @@
       </w:pPr>
       <w:r>
         <w:rPr>
-          <w:rFonts w:ascii="Arial" w:hAnsi="Arial" w:eastAsia="Arial"/>
+          <w:rFonts w:ascii="Arial" w:hAnsi="Arial"/>
           <w:b w:val="0"/>
           <w:sz w:val="22"/>
         </w:rPr>
@@ -713,7 +838,7 @@
       </w:r>
       <w:r>
         <w:rPr>
-          <w:rFonts w:ascii="Arial" w:hAnsi="Arial" w:eastAsia="Arial"/>
+          <w:rFonts w:ascii="Arial" w:hAnsi="Arial"/>
           <w:b w:val="0"/>
           <w:sz w:val="22"/>
         </w:rPr>
@@ -726,11 +851,11 @@
       </w:pPr>
       <w:r>
         <w:rPr>
-          <w:rFonts w:ascii="Arial" w:hAnsi="Arial" w:eastAsia="Arial"/>
-          <w:b w:val="0"/>
-          <w:sz w:val="22"/>
-        </w:rPr>
-        <w:t>A. 5.18 x 1026 mols</w:t>
+          <w:rFonts w:ascii="Arial" w:hAnsi="Arial"/>
+          <w:b w:val="0"/>
+          <w:sz w:val="22"/>
+        </w:rPr>
+        <w:t>A. Option A</w:t>
       </w:r>
     </w:p>
     <w:p>
@@ -739,11 +864,28 @@
       </w:pPr>
       <w:r>
         <w:rPr>
-          <w:rFonts w:ascii="Arial" w:hAnsi="Arial" w:eastAsia="Arial"/>
-          <w:b w:val="0"/>
-          <w:sz w:val="22"/>
-        </w:rPr>
-        <w:t>B. 1.43 x 10-21 mols</w:t>
+          <w:rFonts w:ascii="Arial" w:hAnsi="Arial"/>
+          <w:b w:val="0"/>
+          <w:sz w:val="22"/>
+        </w:rPr>
+        <w:t>B. Option B</w:t>
+      </w:r>
+      <w:r>
+        <w:rPr>
+          <w:rFonts w:ascii="Arial" w:hAnsi="Arial"/>
+          <w:b w:val="0"/>
+          <w:sz w:val="22"/>
+          <w:vertAlign w:val="superscript"/>
+        </w:rPr>
+        <w:t>-21</w:t>
+      </w:r>
+      <w:r>
+        <w:rPr>
+          <w:rFonts w:ascii="Arial" w:hAnsi="Arial"/>
+          <w:b w:val="0"/>
+          <w:sz w:val="22"/>
+        </w:rPr>
+        <w:t> mols</w:t>
       </w:r>
     </w:p>
     <w:p>
@@ -752,11 +894,11 @@
       </w:pPr>
       <w:r>
         <w:rPr>
-          <w:rFonts w:ascii="Arial" w:hAnsi="Arial" w:eastAsia="Arial"/>
-          <w:b w:val="0"/>
-          <w:sz w:val="22"/>
-        </w:rPr>
-        <w:t>C. 4.37 mols</w:t>
+          <w:rFonts w:ascii="Arial" w:hAnsi="Arial"/>
+          <w:b w:val="0"/>
+          <w:sz w:val="22"/>
+        </w:rPr>
+        <w:t>C. Option C</w:t>
       </w:r>
     </w:p>
     <w:p>
@@ -765,11 +907,11 @@
       </w:pPr>
       <w:r>
         <w:rPr>
-          <w:rFonts w:ascii="Arial" w:hAnsi="Arial" w:eastAsia="Arial"/>
-          <w:b w:val="0"/>
-          <w:sz w:val="22"/>
-        </w:rPr>
-        <w:t>D. 0.23 mols</w:t>
+          <w:rFonts w:ascii="Arial" w:hAnsi="Arial"/>
+          <w:b w:val="0"/>
+          <w:sz w:val="22"/>
+        </w:rPr>
+        <w:t>D. Option D</w:t>
       </w:r>
     </w:p>
     <w:p>
@@ -786,18 +928,18 @@
       </w:pPr>
       <w:r>
         <w:rPr>
-          <w:rFonts w:ascii="Arial" w:hAnsi="Arial" w:eastAsia="Arial"/>
-          <w:b w:val="0"/>
-          <w:sz w:val="22"/>
-        </w:rPr>
-        <w:t>8. What is the mass of 8.54 × 1020 particles of Cl2?</w:t>
+          <w:rFonts w:ascii="Arial" w:hAnsi="Arial"/>
+          <w:b w:val="0"/>
+          <w:sz w:val="22"/>
+        </w:rPr>
+        <w:t>8. What is the mass of 8.54 ×10²⁰ particles of Cl₂?</w:t>
       </w:r>
       <w:r>
         <w:tab/>
       </w:r>
       <w:r>
         <w:rPr>
-          <w:rFonts w:ascii="Arial" w:hAnsi="Arial" w:eastAsia="Arial"/>
+          <w:rFonts w:ascii="Arial" w:hAnsi="Arial"/>
           <w:b w:val="0"/>
           <w:sz w:val="22"/>
         </w:rPr>
@@ -810,11 +952,11 @@
       </w:pPr>
       <w:r>
         <w:rPr>
-          <w:rFonts w:ascii="Arial" w:hAnsi="Arial" w:eastAsia="Arial"/>
-          <w:b w:val="0"/>
-          <w:sz w:val="22"/>
-        </w:rPr>
-        <w:t>A. 0.05 g</w:t>
+          <w:rFonts w:ascii="Arial" w:hAnsi="Arial"/>
+          <w:b w:val="0"/>
+          <w:sz w:val="22"/>
+        </w:rPr>
+        <w:t>A. Option A</w:t>
       </w:r>
     </w:p>
     <w:p>
@@ -823,11 +965,28 @@
       </w:pPr>
       <w:r>
         <w:rPr>
-          <w:rFonts w:ascii="Arial" w:hAnsi="Arial" w:eastAsia="Arial"/>
-          <w:b w:val="0"/>
-          <w:sz w:val="22"/>
-        </w:rPr>
-        <w:t>B. 2.00 x 10-5 g</w:t>
+          <w:rFonts w:ascii="Arial" w:hAnsi="Arial"/>
+          <w:b w:val="0"/>
+          <w:sz w:val="22"/>
+        </w:rPr>
+        <w:t>B. Option B</w:t>
+      </w:r>
+      <w:r>
+        <w:rPr>
+          <w:rFonts w:ascii="Arial" w:hAnsi="Arial"/>
+          <w:b w:val="0"/>
+          <w:sz w:val="22"/>
+          <w:vertAlign w:val="superscript"/>
+        </w:rPr>
+        <w:t>-5</w:t>
+      </w:r>
+      <w:r>
+        <w:rPr>
+          <w:rFonts w:ascii="Arial" w:hAnsi="Arial"/>
+          <w:b w:val="0"/>
+          <w:sz w:val="22"/>
+        </w:rPr>
+        <w:t> g</w:t>
       </w:r>
     </w:p>
     <w:p>
@@ -836,11 +995,28 @@
       </w:pPr>
       <w:r>
         <w:rPr>
-          <w:rFonts w:ascii="Arial" w:hAnsi="Arial" w:eastAsia="Arial"/>
-          <w:b w:val="0"/>
-          <w:sz w:val="22"/>
-        </w:rPr>
-        <w:t>C. 1.42 x 10-3 g</w:t>
+          <w:rFonts w:ascii="Arial" w:hAnsi="Arial"/>
+          <w:b w:val="0"/>
+          <w:sz w:val="22"/>
+        </w:rPr>
+        <w:t>C. Option C</w:t>
+      </w:r>
+      <w:r>
+        <w:rPr>
+          <w:rFonts w:ascii="Arial" w:hAnsi="Arial"/>
+          <w:b w:val="0"/>
+          <w:sz w:val="22"/>
+          <w:vertAlign w:val="superscript"/>
+        </w:rPr>
+        <w:t>-3</w:t>
+      </w:r>
+      <w:r>
+        <w:rPr>
+          <w:rFonts w:ascii="Arial" w:hAnsi="Arial"/>
+          <w:b w:val="0"/>
+          <w:sz w:val="22"/>
+        </w:rPr>
+        <w:t> g</w:t>
       </w:r>
     </w:p>
     <w:p>
@@ -849,11 +1025,11 @@
       </w:pPr>
       <w:r>
         <w:rPr>
-          <w:rFonts w:ascii="Arial" w:hAnsi="Arial" w:eastAsia="Arial"/>
-          <w:b w:val="0"/>
-          <w:sz w:val="22"/>
-        </w:rPr>
-        <w:t>D. 0.10 g</w:t>
+          <w:rFonts w:ascii="Arial" w:hAnsi="Arial"/>
+          <w:b w:val="0"/>
+          <w:sz w:val="22"/>
+        </w:rPr>
+        <w:t>D. Option D</w:t>
       </w:r>
     </w:p>
     <w:p>
@@ -870,80 +1046,20 @@
       </w:pPr>
       <w:r>
         <w:rPr>
-          <w:rFonts w:ascii="Arial" w:hAnsi="Arial" w:eastAsia="Arial"/>
-          <w:b w:val="0"/>
-          <w:sz w:val="22"/>
-        </w:rPr>
-        <w:t>9. Each of the following samples contains the same number of molecules and is stored at identical temperature and pressure.  The sample that has the greatest mass is</w:t>
-      </w:r>
-      <w:r>
-        <w:tab/>
-      </w:r>
-      <w:r>
-        <w:rPr>
-          <w:rFonts w:ascii="Arial" w:hAnsi="Arial" w:eastAsia="Arial"/>
-          <w:b w:val="0"/>
-          <w:sz w:val="22"/>
-        </w:rPr>
-        <w:t>（   ）</w:t>
-      </w:r>
-    </w:p>
-    <w:p>
-      <w:pPr>
-        <w:spacing w:after="20" w:before="0" w:line="240" w:lineRule="auto"/>
-      </w:pPr>
-      <w:r>
-        <w:rPr>
-          <w:rFonts w:ascii="Arial" w:hAnsi="Arial" w:eastAsia="Arial"/>
-          <w:b w:val="0"/>
-          <w:sz w:val="22"/>
-        </w:rPr>
-        <w:t>A. 1.204 x 1023 molecules of CO</w:t>
-      </w:r>
-    </w:p>
-    <w:p>
-      <w:pPr>
-        <w:spacing w:after="20" w:before="0" w:line="240" w:lineRule="auto"/>
-      </w:pPr>
-      <w:r>
-        <w:rPr>
-          <w:rFonts w:ascii="Arial" w:hAnsi="Arial" w:eastAsia="Arial"/>
-          <w:b w:val="0"/>
-          <w:sz w:val="22"/>
-        </w:rPr>
-        <w:t>B. 1.204 x 1023 molecules of NH3</w:t>
-      </w:r>
-    </w:p>
-    <w:p>
-      <w:pPr>
-        <w:spacing w:after="20" w:before="0" w:line="240" w:lineRule="auto"/>
-      </w:pPr>
-      <w:r>
-        <w:rPr>
-          <w:rFonts w:ascii="Arial" w:hAnsi="Arial" w:eastAsia="Arial"/>
-          <w:b w:val="0"/>
-          <w:sz w:val="22"/>
-        </w:rPr>
-        <w:t>C. 1.204 x 1023 molecules of CH4</w:t>
-      </w:r>
-    </w:p>
-    <w:p>
-      <w:pPr>
-        <w:spacing w:after="20" w:before="0" w:line="240" w:lineRule="auto"/>
-      </w:pPr>
-      <w:r>
-        <w:rPr>
-          <w:rFonts w:ascii="Arial" w:hAnsi="Arial" w:eastAsia="Arial"/>
-          <w:b w:val="0"/>
-          <w:sz w:val="22"/>
-        </w:rPr>
-        <w:t>D. 1.204 x 1023 molecules of H2O</w:t>
-      </w:r>
-    </w:p>
-    <w:p>
-      <w:pPr>
-        <w:spacing w:after="0" w:before="0" w:line="240" w:lineRule="auto"/>
-      </w:pPr>
+          <w:rFonts w:ascii="Arial" w:hAnsi="Arial"/>
+          <w:b w:val="0"/>
+          <w:sz w:val="22"/>
+        </w:rPr>
+        <w:t>9.</w:t>
+      </w:r>
+      <w:r>
+        <w:rPr>
+          <w:rFonts w:ascii="Arial" w:hAnsi="Arial"/>
+          <w:b w:val="0"/>
+          <w:sz w:val="22"/>
+        </w:rPr>
+        <w:t xml:space="preserve"> Each of the following samples contains the same number of molecules and is stored at identical temperature and pressure.</w:t>
+      </w:r>
     </w:p>
     <w:p>
       <w:pPr>
@@ -954,22 +1070,11 @@
       </w:pPr>
       <w:r>
         <w:rPr>
-          <w:rFonts w:ascii="Arial" w:hAnsi="Arial" w:eastAsia="Arial"/>
-          <w:b w:val="0"/>
-          <w:sz w:val="22"/>
-        </w:rPr>
-        <w:t>10. The sample that contains the greatest number of atoms is</w:t>
-      </w:r>
-      <w:r>
-        <w:tab/>
-      </w:r>
-      <w:r>
-        <w:rPr>
-          <w:rFonts w:ascii="Arial" w:hAnsi="Arial" w:eastAsia="Arial"/>
-          <w:b w:val="0"/>
-          <w:sz w:val="22"/>
-        </w:rPr>
-        <w:t>（   ）</w:t>
+          <w:rFonts w:ascii="Arial" w:hAnsi="Arial"/>
+          <w:b w:val="0"/>
+          <w:sz w:val="22"/>
+        </w:rPr>
+        <w:t>The sample that has the greatest mass is	（   ）</w:t>
       </w:r>
     </w:p>
     <w:p>
@@ -978,11 +1083,11 @@
       </w:pPr>
       <w:r>
         <w:rPr>
-          <w:rFonts w:ascii="Arial" w:hAnsi="Arial" w:eastAsia="Arial"/>
-          <w:b w:val="0"/>
-          <w:sz w:val="22"/>
-        </w:rPr>
-        <w:t>A. 0.30 mol of P2O5</w:t>
+          <w:rFonts w:ascii="Arial" w:hAnsi="Arial"/>
+          <w:b w:val="0"/>
+          <w:sz w:val="22"/>
+        </w:rPr>
+        <w:t>A. 1.204 x10²³ molecules of CO</w:t>
       </w:r>
     </w:p>
     <w:p>
@@ -991,11 +1096,11 @@
       </w:pPr>
       <w:r>
         <w:rPr>
-          <w:rFonts w:ascii="Arial" w:hAnsi="Arial" w:eastAsia="Arial"/>
-          <w:b w:val="0"/>
-          <w:sz w:val="22"/>
-        </w:rPr>
-        <w:t>B. 0.40 mol of CuSO4.5H2O</w:t>
+          <w:rFonts w:ascii="Arial" w:hAnsi="Arial"/>
+          <w:b w:val="0"/>
+          <w:sz w:val="22"/>
+        </w:rPr>
+        <w:t>B. 1.204 x10²³ molecules of NH₃</w:t>
       </w:r>
     </w:p>
     <w:p>
@@ -1004,11 +1109,11 @@
       </w:pPr>
       <w:r>
         <w:rPr>
-          <w:rFonts w:ascii="Arial" w:hAnsi="Arial" w:eastAsia="Arial"/>
-          <w:b w:val="0"/>
-          <w:sz w:val="22"/>
-        </w:rPr>
-        <w:t>C. 0.50 mol of CH3COOH</w:t>
+          <w:rFonts w:ascii="Arial" w:hAnsi="Arial"/>
+          <w:b w:val="0"/>
+          <w:sz w:val="22"/>
+        </w:rPr>
+        <w:t>C. 1.204 x10²³ molecules of CH₄</w:t>
       </w:r>
     </w:p>
     <w:p>
@@ -1017,11 +1122,11 @@
       </w:pPr>
       <w:r>
         <w:rPr>
-          <w:rFonts w:ascii="Arial" w:hAnsi="Arial" w:eastAsia="Arial"/>
-          <w:b w:val="0"/>
-          <w:sz w:val="22"/>
-        </w:rPr>
-        <w:t>D. 0.90 mol of H2O</w:t>
+          <w:rFonts w:ascii="Arial" w:hAnsi="Arial"/>
+          <w:b w:val="0"/>
+          <w:sz w:val="22"/>
+        </w:rPr>
+        <w:t>D. 1.204 x10²³ molecules of H₂O</w:t>
       </w:r>
     </w:p>
     <w:p>
@@ -1038,18 +1143,18 @@
       </w:pPr>
       <w:r>
         <w:rPr>
-          <w:rFonts w:ascii="Arial" w:hAnsi="Arial" w:eastAsia="Arial"/>
-          <w:b w:val="0"/>
-          <w:sz w:val="22"/>
-        </w:rPr>
-        <w:t>11. The number of oxygen atoms in 88.0 g of CO2 is</w:t>
+          <w:rFonts w:ascii="Arial" w:hAnsi="Arial"/>
+          <w:b w:val="0"/>
+          <w:sz w:val="22"/>
+        </w:rPr>
+        <w:t>10. The sample that contains the greatest number of atoms is</w:t>
       </w:r>
       <w:r>
         <w:tab/>
       </w:r>
       <w:r>
         <w:rPr>
-          <w:rFonts w:ascii="Arial" w:hAnsi="Arial" w:eastAsia="Arial"/>
+          <w:rFonts w:ascii="Arial" w:hAnsi="Arial"/>
           <w:b w:val="0"/>
           <w:sz w:val="22"/>
         </w:rPr>
@@ -1062,11 +1167,11 @@
       </w:pPr>
       <w:r>
         <w:rPr>
-          <w:rFonts w:ascii="Arial" w:hAnsi="Arial" w:eastAsia="Arial"/>
-          <w:b w:val="0"/>
-          <w:sz w:val="22"/>
-        </w:rPr>
-        <w:t>A. 3.01 x 1023</w:t>
+          <w:rFonts w:ascii="Arial" w:hAnsi="Arial"/>
+          <w:b w:val="0"/>
+          <w:sz w:val="22"/>
+        </w:rPr>
+        <w:t>A. Option A</w:t>
       </w:r>
     </w:p>
     <w:p>
@@ -1075,11 +1180,11 @@
       </w:pPr>
       <w:r>
         <w:rPr>
-          <w:rFonts w:ascii="Arial" w:hAnsi="Arial" w:eastAsia="Arial"/>
-          <w:b w:val="0"/>
-          <w:sz w:val="22"/>
-        </w:rPr>
-        <w:t>B. 1.20 x 1024</w:t>
+          <w:rFonts w:ascii="Arial" w:hAnsi="Arial"/>
+          <w:b w:val="0"/>
+          <w:sz w:val="22"/>
+        </w:rPr>
+        <w:t>B. 0.40 mol of CuSO4.5H₂O</w:t>
       </w:r>
     </w:p>
     <w:p>
@@ -1088,11 +1193,11 @@
       </w:pPr>
       <w:r>
         <w:rPr>
-          <w:rFonts w:ascii="Arial" w:hAnsi="Arial" w:eastAsia="Arial"/>
-          <w:b w:val="0"/>
-          <w:sz w:val="22"/>
-        </w:rPr>
-        <w:t>C. 2.41 x 1024</w:t>
+          <w:rFonts w:ascii="Arial" w:hAnsi="Arial"/>
+          <w:b w:val="0"/>
+          <w:sz w:val="22"/>
+        </w:rPr>
+        <w:t>C. Option C</w:t>
       </w:r>
     </w:p>
     <w:p>
@@ -1101,11 +1206,11 @@
       </w:pPr>
       <w:r>
         <w:rPr>
-          <w:rFonts w:ascii="Arial" w:hAnsi="Arial" w:eastAsia="Arial"/>
-          <w:b w:val="0"/>
-          <w:sz w:val="22"/>
-        </w:rPr>
-        <w:t>D. 4.82 x 1024</w:t>
+          <w:rFonts w:ascii="Arial" w:hAnsi="Arial"/>
+          <w:b w:val="0"/>
+          <w:sz w:val="22"/>
+        </w:rPr>
+        <w:t>D. Option D</w:t>
       </w:r>
     </w:p>
     <w:p>
@@ -1122,18 +1227,18 @@
       </w:pPr>
       <w:r>
         <w:rPr>
-          <w:rFonts w:ascii="Arial" w:hAnsi="Arial" w:eastAsia="Arial"/>
-          <w:b w:val="0"/>
-          <w:sz w:val="22"/>
-        </w:rPr>
-        <w:t>12. A gas cylinder for a portable heater contains 13 kg of butane. How many butane molecules are in the gas cylinder?</w:t>
+          <w:rFonts w:ascii="Arial" w:hAnsi="Arial"/>
+          <w:b w:val="0"/>
+          <w:sz w:val="22"/>
+        </w:rPr>
+        <w:t>11. The number of oxygen atoms in 88.0 g of CO₂ is</w:t>
       </w:r>
       <w:r>
         <w:tab/>
       </w:r>
       <w:r>
         <w:rPr>
-          <w:rFonts w:ascii="Arial" w:hAnsi="Arial" w:eastAsia="Arial"/>
+          <w:rFonts w:ascii="Arial" w:hAnsi="Arial"/>
           <w:b w:val="0"/>
           <w:sz w:val="22"/>
         </w:rPr>
@@ -1146,11 +1251,11 @@
       </w:pPr>
       <w:r>
         <w:rPr>
-          <w:rFonts w:ascii="Arial" w:hAnsi="Arial" w:eastAsia="Arial"/>
-          <w:b w:val="0"/>
-          <w:sz w:val="22"/>
-        </w:rPr>
-        <w:t>A. 1.35 x 1026</w:t>
+          <w:rFonts w:ascii="Arial" w:hAnsi="Arial"/>
+          <w:b w:val="0"/>
+          <w:sz w:val="22"/>
+        </w:rPr>
+        <w:t>A. Option A</w:t>
       </w:r>
     </w:p>
     <w:p>
@@ -1159,11 +1264,11 @@
       </w:pPr>
       <w:r>
         <w:rPr>
-          <w:rFonts w:ascii="Arial" w:hAnsi="Arial" w:eastAsia="Arial"/>
-          <w:b w:val="0"/>
-          <w:sz w:val="22"/>
-        </w:rPr>
-        <w:t>B. 2.69 x 1024</w:t>
+          <w:rFonts w:ascii="Arial" w:hAnsi="Arial"/>
+          <w:b w:val="0"/>
+          <w:sz w:val="22"/>
+        </w:rPr>
+        <w:t>B. Option B</w:t>
       </w:r>
     </w:p>
     <w:p>
@@ -1172,11 +1277,11 @@
       </w:pPr>
       <w:r>
         <w:rPr>
-          <w:rFonts w:ascii="Arial" w:hAnsi="Arial" w:eastAsia="Arial"/>
-          <w:b w:val="0"/>
-          <w:sz w:val="22"/>
-        </w:rPr>
-        <w:t>C. 1.40 x 1026</w:t>
+          <w:rFonts w:ascii="Arial" w:hAnsi="Arial"/>
+          <w:b w:val="0"/>
+          <w:sz w:val="22"/>
+        </w:rPr>
+        <w:t>C. Option C</w:t>
       </w:r>
     </w:p>
     <w:p>
@@ -1185,11 +1290,11 @@
       </w:pPr>
       <w:r>
         <w:rPr>
-          <w:rFonts w:ascii="Arial" w:hAnsi="Arial" w:eastAsia="Arial"/>
-          <w:b w:val="0"/>
-          <w:sz w:val="22"/>
-        </w:rPr>
-        <w:t>D. 3.72 x 10-22</w:t>
+          <w:rFonts w:ascii="Arial" w:hAnsi="Arial"/>
+          <w:b w:val="0"/>
+          <w:sz w:val="22"/>
+        </w:rPr>
+        <w:t>D. Option D</w:t>
       </w:r>
     </w:p>
     <w:p>
@@ -1206,80 +1311,12 @@
       </w:pPr>
       <w:r>
         <w:rPr>
-          <w:rFonts w:ascii="Arial" w:hAnsi="Arial" w:eastAsia="Arial"/>
-          <w:b w:val="0"/>
-          <w:sz w:val="22"/>
-        </w:rPr>
-        <w:t>13. The substance that contains the greatest number of moles is</w:t>
-      </w:r>
-      <w:r>
-        <w:tab/>
-      </w:r>
-      <w:r>
-        <w:rPr>
-          <w:rFonts w:ascii="Arial" w:hAnsi="Arial" w:eastAsia="Arial"/>
-          <w:b w:val="0"/>
-          <w:sz w:val="22"/>
-        </w:rPr>
-        <w:t>（   ）</w:t>
-      </w:r>
-    </w:p>
-    <w:p>
-      <w:pPr>
-        <w:spacing w:after="20" w:before="0" w:line="240" w:lineRule="auto"/>
-      </w:pPr>
-      <w:r>
-        <w:rPr>
-          <w:rFonts w:ascii="Arial" w:hAnsi="Arial" w:eastAsia="Arial"/>
-          <w:b w:val="0"/>
-          <w:sz w:val="22"/>
-        </w:rPr>
-        <w:t>A. 3.00 g of ammonia (NH3)</w:t>
-      </w:r>
-    </w:p>
-    <w:p>
-      <w:pPr>
-        <w:spacing w:after="20" w:before="0" w:line="240" w:lineRule="auto"/>
-      </w:pPr>
-      <w:r>
-        <w:rPr>
-          <w:rFonts w:ascii="Arial" w:hAnsi="Arial" w:eastAsia="Arial"/>
-          <w:b w:val="0"/>
-          <w:sz w:val="22"/>
-        </w:rPr>
-        <w:t>B. 3.00 g of chloromethane (CH3Cl)</w:t>
-      </w:r>
-    </w:p>
-    <w:p>
-      <w:pPr>
-        <w:spacing w:after="20" w:before="0" w:line="240" w:lineRule="auto"/>
-      </w:pPr>
-      <w:r>
-        <w:rPr>
-          <w:rFonts w:ascii="Arial" w:hAnsi="Arial" w:eastAsia="Arial"/>
-          <w:b w:val="0"/>
-          <w:sz w:val="22"/>
-        </w:rPr>
-        <w:t>C. 4.00 g of hydrogen sulfide (H2S)</w:t>
-      </w:r>
-    </w:p>
-    <w:p>
-      <w:pPr>
-        <w:spacing w:after="20" w:before="0" w:line="240" w:lineRule="auto"/>
-      </w:pPr>
-      <w:r>
-        <w:rPr>
-          <w:rFonts w:ascii="Arial" w:hAnsi="Arial" w:eastAsia="Arial"/>
-          <w:b w:val="0"/>
-          <w:sz w:val="22"/>
-        </w:rPr>
-        <w:t>D. 3.50 g of hydrogen chloride (HCl)</w:t>
-      </w:r>
-    </w:p>
-    <w:p>
-      <w:pPr>
-        <w:spacing w:after="0" w:before="0" w:line="240" w:lineRule="auto"/>
-      </w:pPr>
+          <w:rFonts w:ascii="Arial" w:hAnsi="Arial"/>
+          <w:b w:val="0"/>
+          <w:sz w:val="22"/>
+        </w:rPr>
+        <w:t>12. A gas cylinder for a portable heater contains 13 kg of butane.</w:t>
+      </w:r>
     </w:p>
     <w:p>
       <w:pPr>
@@ -1290,22 +1327,11 @@
       </w:pPr>
       <w:r>
         <w:rPr>
-          <w:rFonts w:ascii="Arial" w:hAnsi="Arial" w:eastAsia="Arial"/>
-          <w:b w:val="0"/>
-          <w:sz w:val="22"/>
-        </w:rPr>
-        <w:t>14. The number of ions  present in 0.02 mol of (NH4)3PO4 is</w:t>
-      </w:r>
-      <w:r>
-        <w:tab/>
-      </w:r>
-      <w:r>
-        <w:rPr>
-          <w:rFonts w:ascii="Arial" w:hAnsi="Arial" w:eastAsia="Arial"/>
-          <w:b w:val="0"/>
-          <w:sz w:val="22"/>
-        </w:rPr>
-        <w:t>（   ）</w:t>
+          <w:rFonts w:ascii="Arial" w:hAnsi="Arial"/>
+          <w:b w:val="0"/>
+          <w:sz w:val="22"/>
+        </w:rPr>
+        <w:t>How many butane molecules are in the gas cylinder?	（   ）</w:t>
       </w:r>
     </w:p>
     <w:p>
@@ -1314,11 +1340,11 @@
       </w:pPr>
       <w:r>
         <w:rPr>
-          <w:rFonts w:ascii="Arial" w:hAnsi="Arial" w:eastAsia="Arial"/>
-          <w:b w:val="0"/>
-          <w:sz w:val="22"/>
-        </w:rPr>
-        <w:t>A. 8.0 x 10-2</w:t>
+          <w:rFonts w:ascii="Arial" w:hAnsi="Arial"/>
+          <w:b w:val="0"/>
+          <w:sz w:val="22"/>
+        </w:rPr>
+        <w:t>A. Option A</w:t>
       </w:r>
     </w:p>
     <w:p>
@@ -1327,11 +1353,11 @@
       </w:pPr>
       <w:r>
         <w:rPr>
-          <w:rFonts w:ascii="Arial" w:hAnsi="Arial" w:eastAsia="Arial"/>
-          <w:b w:val="0"/>
-          <w:sz w:val="22"/>
-        </w:rPr>
-        <w:t>B. 1.2 x 1022</w:t>
+          <w:rFonts w:ascii="Arial" w:hAnsi="Arial"/>
+          <w:b w:val="0"/>
+          <w:sz w:val="22"/>
+        </w:rPr>
+        <w:t>B. Option B</w:t>
       </w:r>
     </w:p>
     <w:p>
@@ -1340,11 +1366,11 @@
       </w:pPr>
       <w:r>
         <w:rPr>
-          <w:rFonts w:ascii="Arial" w:hAnsi="Arial" w:eastAsia="Arial"/>
-          <w:b w:val="0"/>
-          <w:sz w:val="22"/>
-        </w:rPr>
-        <w:t>C. 4.8 x 1022</w:t>
+          <w:rFonts w:ascii="Arial" w:hAnsi="Arial"/>
+          <w:b w:val="0"/>
+          <w:sz w:val="22"/>
+        </w:rPr>
+        <w:t>C. Option C</w:t>
       </w:r>
     </w:p>
     <w:p>
@@ -1353,11 +1379,20 @@
       </w:pPr>
       <w:r>
         <w:rPr>
-          <w:rFonts w:ascii="Arial" w:hAnsi="Arial" w:eastAsia="Arial"/>
-          <w:b w:val="0"/>
-          <w:sz w:val="22"/>
-        </w:rPr>
-        <w:t>D. 2.4 x 1023</w:t>
+          <w:rFonts w:ascii="Arial" w:hAnsi="Arial"/>
+          <w:b w:val="0"/>
+          <w:sz w:val="22"/>
+        </w:rPr>
+        <w:t>D. Option D</w:t>
+      </w:r>
+      <w:r>
+        <w:rPr>
+          <w:rFonts w:ascii="Arial" w:hAnsi="Arial"/>
+          <w:b w:val="0"/>
+          <w:sz w:val="22"/>
+          <w:vertAlign w:val="superscript"/>
+        </w:rPr>
+        <w:t>-22</w:t>
       </w:r>
     </w:p>
     <w:p>
@@ -1374,18 +1409,18 @@
       </w:pPr>
       <w:r>
         <w:rPr>
-          <w:rFonts w:ascii="Arial" w:hAnsi="Arial" w:eastAsia="Arial"/>
-          <w:b w:val="0"/>
-          <w:sz w:val="22"/>
-        </w:rPr>
-        <w:t>15. A granule contains 1.5 × 1018 molecules of maltose, C12H22O11.  How many atoms are in the granule, and what is the mass of the granule in milligrams?</w:t>
+          <w:rFonts w:ascii="Arial" w:hAnsi="Arial"/>
+          <w:b w:val="0"/>
+          <w:sz w:val="22"/>
+        </w:rPr>
+        <w:t>13. The substance that contains the greatest number of moles is</w:t>
       </w:r>
       <w:r>
         <w:tab/>
       </w:r>
       <w:r>
         <w:rPr>
-          <w:rFonts w:ascii="Arial" w:hAnsi="Arial" w:eastAsia="Arial"/>
+          <w:rFonts w:ascii="Arial" w:hAnsi="Arial"/>
           <w:b w:val="0"/>
           <w:sz w:val="22"/>
         </w:rPr>
@@ -1398,11 +1433,11 @@
       </w:pPr>
       <w:r>
         <w:rPr>
-          <w:rFonts w:ascii="Arial" w:hAnsi="Arial" w:eastAsia="Arial"/>
-          <w:b w:val="0"/>
-          <w:sz w:val="22"/>
-        </w:rPr>
-        <w:t>A. 1.5 × 1018 atoms and 8.5 mg</w:t>
+          <w:rFonts w:ascii="Arial" w:hAnsi="Arial"/>
+          <w:b w:val="0"/>
+          <w:sz w:val="22"/>
+        </w:rPr>
+        <w:t>A. 3.00 g of ammonia (NH₃)</w:t>
       </w:r>
     </w:p>
     <w:p>
@@ -1411,11 +1446,11 @@
       </w:pPr>
       <w:r>
         <w:rPr>
-          <w:rFonts w:ascii="Arial" w:hAnsi="Arial" w:eastAsia="Arial"/>
-          <w:b w:val="0"/>
-          <w:sz w:val="22"/>
-        </w:rPr>
-        <w:t>B. 6.75 × 1019 atoms and  8.5 x 10-4 mg</w:t>
+          <w:rFonts w:ascii="Arial" w:hAnsi="Arial"/>
+          <w:b w:val="0"/>
+          <w:sz w:val="22"/>
+        </w:rPr>
+        <w:t>B. 3.00 g of chloromethane (CH₃Cl)</w:t>
       </w:r>
     </w:p>
     <w:p>
@@ -1424,11 +1459,11 @@
       </w:pPr>
       <w:r>
         <w:rPr>
-          <w:rFonts w:ascii="Arial" w:hAnsi="Arial" w:eastAsia="Arial"/>
-          <w:b w:val="0"/>
-          <w:sz w:val="22"/>
-        </w:rPr>
-        <w:t>C. 1.5 × 1018 atoms and 8.5 x 10-4 mg</w:t>
+          <w:rFonts w:ascii="Arial" w:hAnsi="Arial"/>
+          <w:b w:val="0"/>
+          <w:sz w:val="22"/>
+        </w:rPr>
+        <w:t>C. 4.00 g of hydrogen sulfide (H₂S)</w:t>
       </w:r>
     </w:p>
     <w:p>
@@ -1437,11 +1472,11 @@
       </w:pPr>
       <w:r>
         <w:rPr>
-          <w:rFonts w:ascii="Arial" w:hAnsi="Arial" w:eastAsia="Arial"/>
-          <w:b w:val="0"/>
-          <w:sz w:val="22"/>
-        </w:rPr>
-        <w:t>D. 6.75 × 1019 atoms and 8.5 mg</w:t>
+          <w:rFonts w:ascii="Arial" w:hAnsi="Arial"/>
+          <w:b w:val="0"/>
+          <w:sz w:val="22"/>
+        </w:rPr>
+        <w:t>D. 3.50 g of hydrogen chloride (HCl)</w:t>
       </w:r>
     </w:p>
     <w:p>
@@ -1451,11 +1486,227 @@
     </w:p>
     <w:p>
       <w:pPr>
+        <w:spacing w:after="40" w:before="80" w:line="240" w:lineRule="auto"/>
+        <w:tabs>
+          <w:tab w:val="right" w:pos="9072"/>
+        </w:tabs>
+      </w:pPr>
+      <w:r>
+        <w:rPr>
+          <w:rFonts w:ascii="Arial" w:hAnsi="Arial"/>
+          <w:b w:val="0"/>
+          <w:sz w:val="22"/>
+        </w:rPr>
+        <w:t>14. The number of ions  present in 0.02 mol of (NH₄)3PO₄ is</w:t>
+      </w:r>
+      <w:r>
+        <w:tab/>
+      </w:r>
+      <w:r>
+        <w:rPr>
+          <w:rFonts w:ascii="Arial" w:hAnsi="Arial"/>
+          <w:b w:val="0"/>
+          <w:sz w:val="22"/>
+        </w:rPr>
+        <w:t>（   ）</w:t>
+      </w:r>
+    </w:p>
+    <w:p>
+      <w:pPr>
+        <w:spacing w:after="20" w:before="0" w:line="240" w:lineRule="auto"/>
+      </w:pPr>
+      <w:r>
+        <w:rPr>
+          <w:rFonts w:ascii="Arial" w:hAnsi="Arial"/>
+          <w:b w:val="0"/>
+          <w:sz w:val="22"/>
+        </w:rPr>
+        <w:t>A. Option A</w:t>
+      </w:r>
+      <w:r>
+        <w:rPr>
+          <w:rFonts w:ascii="Arial" w:hAnsi="Arial"/>
+          <w:b w:val="0"/>
+          <w:sz w:val="22"/>
+          <w:vertAlign w:val="superscript"/>
+        </w:rPr>
+        <w:t>-2</w:t>
+      </w:r>
+    </w:p>
+    <w:p>
+      <w:pPr>
+        <w:spacing w:after="20" w:before="0" w:line="240" w:lineRule="auto"/>
+      </w:pPr>
+      <w:r>
+        <w:rPr>
+          <w:rFonts w:ascii="Arial" w:hAnsi="Arial"/>
+          <w:b w:val="0"/>
+          <w:sz w:val="22"/>
+        </w:rPr>
+        <w:t>B. Option B</w:t>
+      </w:r>
+    </w:p>
+    <w:p>
+      <w:pPr>
+        <w:spacing w:after="20" w:before="0" w:line="240" w:lineRule="auto"/>
+      </w:pPr>
+      <w:r>
+        <w:rPr>
+          <w:rFonts w:ascii="Arial" w:hAnsi="Arial"/>
+          <w:b w:val="0"/>
+          <w:sz w:val="22"/>
+        </w:rPr>
+        <w:t>C. Option C</w:t>
+      </w:r>
+    </w:p>
+    <w:p>
+      <w:pPr>
+        <w:spacing w:after="20" w:before="0" w:line="240" w:lineRule="auto"/>
+      </w:pPr>
+      <w:r>
+        <w:rPr>
+          <w:rFonts w:ascii="Arial" w:hAnsi="Arial"/>
+          <w:b w:val="0"/>
+          <w:sz w:val="22"/>
+        </w:rPr>
+        <w:t>D. Option D</w:t>
+      </w:r>
+    </w:p>
+    <w:p>
+      <w:pPr>
+        <w:spacing w:after="0" w:before="0" w:line="240" w:lineRule="auto"/>
+      </w:pPr>
+    </w:p>
+    <w:p>
+      <w:pPr>
+        <w:spacing w:after="40" w:before="80" w:line="240" w:lineRule="auto"/>
+        <w:tabs>
+          <w:tab w:val="right" w:pos="9072"/>
+        </w:tabs>
+      </w:pPr>
+      <w:r>
+        <w:rPr>
+          <w:rFonts w:ascii="Arial" w:hAnsi="Arial"/>
+          <w:b w:val="0"/>
+          <w:sz w:val="22"/>
+        </w:rPr>
+        <w:t>15. A granule contains 1.5 ×10¹⁸ molecules of maltose, C12H₂₂O₁₁.</w:t>
+      </w:r>
+    </w:p>
+    <w:p>
+      <w:pPr>
+        <w:spacing w:after="40" w:before="80" w:line="240" w:lineRule="auto"/>
+        <w:tabs>
+          <w:tab w:val="right" w:pos="9072"/>
+        </w:tabs>
+      </w:pPr>
+      <w:r>
+        <w:rPr>
+          <w:rFonts w:ascii="Arial" w:hAnsi="Arial"/>
+          <w:b w:val="0"/>
+          <w:sz w:val="22"/>
+        </w:rPr>
+        <w:t>How many atoms are in the granule, and what is the mass of the granule in milligrams?	（   ）</w:t>
+      </w:r>
+    </w:p>
+    <w:p>
+      <w:pPr>
+        <w:spacing w:after="20" w:before="0" w:line="240" w:lineRule="auto"/>
+      </w:pPr>
+      <w:r>
+        <w:rPr>
+          <w:rFonts w:ascii="Arial" w:hAnsi="Arial"/>
+          <w:b w:val="0"/>
+          <w:sz w:val="22"/>
+        </w:rPr>
+        <w:t>A. 1.5 ×10¹⁸ atoms and 8.5 mg</w:t>
+      </w:r>
+    </w:p>
+    <w:p>
+      <w:pPr>
+        <w:spacing w:after="20" w:before="0" w:line="240" w:lineRule="auto"/>
+      </w:pPr>
+      <w:r>
+        <w:rPr>
+          <w:rFonts w:ascii="Arial" w:hAnsi="Arial"/>
+          <w:b w:val="0"/>
+          <w:sz w:val="22"/>
+        </w:rPr>
+        <w:t>B. 6.75 ×10¹⁹ atoms and  8.5 x10</w:t>
+      </w:r>
+      <w:r>
+        <w:rPr>
+          <w:rFonts w:ascii="Arial" w:hAnsi="Arial"/>
+          <w:b w:val="0"/>
+          <w:sz w:val="22"/>
+          <w:vertAlign w:val="superscript"/>
+        </w:rPr>
+        <w:t>-4</w:t>
+      </w:r>
+      <w:r>
+        <w:rPr>
+          <w:rFonts w:ascii="Arial" w:hAnsi="Arial"/>
+          <w:b w:val="0"/>
+          <w:sz w:val="22"/>
+        </w:rPr>
+        <w:t> mg</w:t>
+      </w:r>
+    </w:p>
+    <w:p>
+      <w:pPr>
+        <w:spacing w:after="20" w:before="0" w:line="240" w:lineRule="auto"/>
+      </w:pPr>
+      <w:r>
+        <w:rPr>
+          <w:rFonts w:ascii="Arial" w:hAnsi="Arial"/>
+          <w:b w:val="0"/>
+          <w:sz w:val="22"/>
+        </w:rPr>
+        <w:t>C. 1.5 ×10¹⁸ atoms and 8.5 x10</w:t>
+      </w:r>
+      <w:r>
+        <w:rPr>
+          <w:rFonts w:ascii="Arial" w:hAnsi="Arial"/>
+          <w:b w:val="0"/>
+          <w:sz w:val="22"/>
+          <w:vertAlign w:val="superscript"/>
+        </w:rPr>
+        <w:t>-4</w:t>
+      </w:r>
+      <w:r>
+        <w:rPr>
+          <w:rFonts w:ascii="Arial" w:hAnsi="Arial"/>
+          <w:b w:val="0"/>
+          <w:sz w:val="22"/>
+        </w:rPr>
+        <w:t> mg</w:t>
+      </w:r>
+    </w:p>
+    <w:p>
+      <w:pPr>
+        <w:spacing w:after="20" w:before="0" w:line="240" w:lineRule="auto"/>
+      </w:pPr>
+      <w:r>
+        <w:rPr>
+          <w:rFonts w:ascii="Arial" w:hAnsi="Arial"/>
+          <w:b w:val="0"/>
+          <w:sz w:val="22"/>
+        </w:rPr>
+        <w:t>D. 6.75 ×10¹⁹ atoms and 8.5 mg</w:t>
+      </w:r>
+    </w:p>
+    <w:p>
+      <w:pPr>
+        <w:spacing w:after="0" w:before="0" w:line="240" w:lineRule="auto"/>
+      </w:pPr>
+    </w:p>
+    <w:p>
+      <w:pPr>
         <w:spacing w:before="280" w:after="80"/>
       </w:pPr>
       <w:r>
         <w:rPr>
-          <w:rFonts w:ascii="Arial" w:hAnsi="Arial" w:eastAsia="Arial"/>
+          <w:rFonts w:ascii="Arial" w:hAnsi="Arial"/>
           <w:b/>
           <w:sz w:val="24"/>
         </w:rPr>
@@ -1468,7 +1719,7 @@
       </w:pPr>
       <w:r>
         <w:rPr>
-          <w:rFonts w:ascii="霞鹜文楷 Medium" w:hAnsi="霞鹜文楷 Medium" w:eastAsia="霞鹜文楷 Medium"/>
+          <w:rFonts w:ascii="霞鹜文楷 Medium" w:hAnsi="霞鹜文楷 Medium"/>
           <w:b/>
           <w:sz w:val="22"/>
         </w:rPr>
@@ -1481,7 +1732,7 @@
       </w:pPr>
       <w:r>
         <w:rPr>
-          <w:rFonts w:ascii="霞鹜文楷 Medium" w:hAnsi="霞鹜文楷 Medium" w:eastAsia="霞鹜文楷 Medium"/>
+          <w:rFonts w:ascii="霞鹜文楷 Medium" w:hAnsi="霞鹜文楷 Medium"/>
           <w:b/>
           <w:sz w:val="22"/>
         </w:rPr>
@@ -1494,7 +1745,7 @@
       </w:pPr>
       <w:r>
         <w:rPr>
-          <w:rFonts w:ascii="霞鹜文楷 Medium" w:hAnsi="霞鹜文楷 Medium" w:eastAsia="霞鹜文楷 Medium"/>
+          <w:rFonts w:ascii="霞鹜文楷 Medium" w:hAnsi="霞鹜文楷 Medium"/>
           <w:b/>
           <w:sz w:val="22"/>
         </w:rPr>
@@ -1507,24 +1758,25 @@
       </w:pPr>
       <w:r>
         <w:rPr>
-          <w:rFonts w:ascii="霞鹜文楷 Medium" w:hAnsi="霞鹜文楷 Medium" w:eastAsia="霞鹜文楷 Medium"/>
+          <w:rFonts w:ascii="霞鹜文楷 Medium" w:hAnsi="霞鹜文楷 Medium"/>
           <w:b/>
           <w:sz w:val="22"/>
         </w:rPr>
-        <w:t>Percent yield = (actual / theoretical) × 100%</w:t>
-      </w:r>
-    </w:p>
+        <w:t>Percent yield = (actual / theoretical) ×10⁰%</w:t>
+      </w:r>
+    </w:p>
+    <w:p/>
     <w:p>
       <w:pPr>
         <w:spacing w:after="40" w:before="80" w:line="240" w:lineRule="auto"/>
       </w:pPr>
       <w:r>
         <w:rPr>
-          <w:rFonts w:ascii="Arial" w:hAnsi="Arial" w:eastAsia="Arial"/>
-          <w:b w:val="0"/>
-          <w:sz w:val="22"/>
-        </w:rPr>
-        <w:t>1. 5.00 g Al reacts with 25.0 g Br2: 2 Al + 3 Br2 → 2 AlBr3. (Al=26.98, Br2=159.80, AlBr3=266.68)</w:t>
+          <w:rFonts w:ascii="Arial" w:hAnsi="Arial"/>
+          <w:b w:val="0"/>
+          <w:sz w:val="22"/>
+        </w:rPr>
+        <w:t>1. 5.00 g Al reacts with 25.0 g Br₂: 2 Al + 3 Br₂ → 2 AlBr₃. (Al=26.98, Br₂=159.80, AlBr₃=266.68)</w:t>
       </w:r>
     </w:p>
     <w:p>
@@ -1536,7 +1788,7 @@
       </w:pPr>
       <w:r>
         <w:rPr>
-          <w:rFonts w:ascii="Arial" w:hAnsi="Arial" w:eastAsia="Arial"/>
+          <w:rFonts w:ascii="Arial" w:hAnsi="Arial"/>
           <w:b w:val="0"/>
           <w:sz w:val="22"/>
         </w:rPr>
@@ -1547,7 +1799,7 @@
       </w:r>
       <w:r>
         <w:rPr>
-          <w:rFonts w:ascii="Arial" w:hAnsi="Arial" w:eastAsia="Arial"/>
+          <w:rFonts w:ascii="Arial" w:hAnsi="Arial"/>
           <w:b w:val="0"/>
           <w:sz w:val="22"/>
         </w:rPr>
@@ -1563,18 +1815,18 @@
       </w:pPr>
       <w:r>
         <w:rPr>
-          <w:rFonts w:ascii="Arial" w:hAnsi="Arial" w:eastAsia="Arial"/>
-          <w:b w:val="0"/>
-          <w:sz w:val="22"/>
-        </w:rPr>
-        <w:t>(b) Calculate the theoretical yield of AlBr3.</w:t>
+          <w:rFonts w:ascii="Arial" w:hAnsi="Arial"/>
+          <w:b w:val="0"/>
+          <w:sz w:val="22"/>
+        </w:rPr>
+        <w:t>(b) Calculate the theoretical yield of AlBr₃.</w:t>
       </w:r>
       <w:r>
         <w:tab/>
       </w:r>
       <w:r>
         <w:rPr>
-          <w:rFonts w:ascii="Arial" w:hAnsi="Arial" w:eastAsia="Arial"/>
+          <w:rFonts w:ascii="Arial" w:hAnsi="Arial"/>
           <w:b w:val="0"/>
           <w:sz w:val="22"/>
         </w:rPr>
@@ -1590,18 +1842,18 @@
       </w:pPr>
       <w:r>
         <w:rPr>
-          <w:rFonts w:ascii="Arial" w:hAnsi="Arial" w:eastAsia="Arial"/>
-          <w:b w:val="0"/>
-          <w:sz w:val="22"/>
-        </w:rPr>
-        <w:t>(c) If 23.5 g of AlBr3 is obtained, calculate the percent yield.</w:t>
+          <w:rFonts w:ascii="Arial" w:hAnsi="Arial"/>
+          <w:b w:val="0"/>
+          <w:sz w:val="22"/>
+        </w:rPr>
+        <w:t>(c) If 23.5 g of AlBr₃ is obtained, calculate the percent yield.</w:t>
       </w:r>
       <w:r>
         <w:tab/>
       </w:r>
       <w:r>
         <w:rPr>
-          <w:rFonts w:ascii="Arial" w:hAnsi="Arial" w:eastAsia="Arial"/>
+          <w:rFonts w:ascii="Arial" w:hAnsi="Arial"/>
           <w:b w:val="0"/>
           <w:sz w:val="22"/>
         </w:rPr>
@@ -1619,11 +1871,11 @@
       </w:pPr>
       <w:r>
         <w:rPr>
-          <w:rFonts w:ascii="Arial" w:hAnsi="Arial" w:eastAsia="Arial"/>
-          <w:b w:val="0"/>
-          <w:sz w:val="22"/>
-        </w:rPr>
-        <w:t>2. 50.0 g Fe2O3 reacts with 30.0 g CO: Fe2O3 + 3 CO → 2 Fe + 3 CO2. (Fe2O3=159.70, CO=28.01, Fe=55.85)</w:t>
+          <w:rFonts w:ascii="Arial" w:hAnsi="Arial"/>
+          <w:b w:val="0"/>
+          <w:sz w:val="22"/>
+        </w:rPr>
+        <w:t>2. 50.0 g Fe₂O₃ reacts with 30.0 g CO: Fe₂O₃ + 3 CO → 2 Fe + 3 CO₂. (Fe₂O₃=159.70, CO=28.01, Fe=55.85)</w:t>
       </w:r>
     </w:p>
     <w:p>
@@ -1635,7 +1887,7 @@
       </w:pPr>
       <w:r>
         <w:rPr>
-          <w:rFonts w:ascii="Arial" w:hAnsi="Arial" w:eastAsia="Arial"/>
+          <w:rFonts w:ascii="Arial" w:hAnsi="Arial"/>
           <w:b w:val="0"/>
           <w:sz w:val="22"/>
         </w:rPr>
@@ -1646,7 +1898,7 @@
       </w:r>
       <w:r>
         <w:rPr>
-          <w:rFonts w:ascii="Arial" w:hAnsi="Arial" w:eastAsia="Arial"/>
+          <w:rFonts w:ascii="Arial" w:hAnsi="Arial"/>
           <w:b w:val="0"/>
           <w:sz w:val="22"/>
         </w:rPr>
@@ -1662,7 +1914,7 @@
       </w:pPr>
       <w:r>
         <w:rPr>
-          <w:rFonts w:ascii="Arial" w:hAnsi="Arial" w:eastAsia="Arial"/>
+          <w:rFonts w:ascii="Arial" w:hAnsi="Arial"/>
           <w:b w:val="0"/>
           <w:sz w:val="22"/>
         </w:rPr>
@@ -1673,7 +1925,7 @@
       </w:r>
       <w:r>
         <w:rPr>
-          <w:rFonts w:ascii="Arial" w:hAnsi="Arial" w:eastAsia="Arial"/>
+          <w:rFonts w:ascii="Arial" w:hAnsi="Arial"/>
           <w:b w:val="0"/>
           <w:sz w:val="22"/>
         </w:rPr>
@@ -1691,7 +1943,7 @@
       </w:pPr>
       <w:r>
         <w:rPr>
-          <w:rFonts w:ascii="霞鹜文楷 Medium" w:hAnsi="霞鹜文楷 Medium" w:eastAsia="霞鹜文楷 Medium"/>
+          <w:rFonts w:ascii="霞鹜文楷 Medium" w:hAnsi="霞鹜文楷 Medium"/>
           <w:b/>
           <w:sz w:val="22"/>
         </w:rPr>
@@ -1704,7 +1956,7 @@
       </w:pPr>
       <w:r>
         <w:rPr>
-          <w:rFonts w:ascii="霞鹜文楷 Medium" w:hAnsi="霞鹜文楷 Medium" w:eastAsia="霞鹜文楷 Medium"/>
+          <w:rFonts w:ascii="霞鹜文楷 Medium" w:hAnsi="霞鹜文楷 Medium"/>
           <w:b/>
           <w:sz w:val="22"/>
         </w:rPr>
@@ -1717,24 +1969,25 @@
       </w:pPr>
       <w:r>
         <w:rPr>
-          <w:rFonts w:ascii="霞鹜文楷 Medium" w:hAnsi="霞鹜文楷 Medium" w:eastAsia="霞鹜文楷 Medium"/>
+          <w:rFonts w:ascii="霞鹜文楷 Medium" w:hAnsi="霞鹜文楷 Medium"/>
           <w:b/>
           <w:sz w:val="22"/>
         </w:rPr>
-        <w:t>Dilution: M1V1 = M2V2 (moles of solute stay constant)</w:t>
-      </w:r>
-    </w:p>
+        <w:t>Dilution: M₁V1 = M₂V2 (moles of solute stay constant)</w:t>
+      </w:r>
+    </w:p>
+    <w:p/>
     <w:p>
       <w:pPr>
         <w:spacing w:after="40" w:before="80" w:line="240" w:lineRule="auto"/>
       </w:pPr>
       <w:r>
         <w:rPr>
-          <w:rFonts w:ascii="Arial" w:hAnsi="Arial" w:eastAsia="Arial"/>
-          <w:b w:val="0"/>
-          <w:sz w:val="22"/>
-        </w:rPr>
-        <w:t>3. A student dissolves 4.75 g MgCl2 (95.21 g/mol) in water to make 250.0 mL.</w:t>
+          <w:rFonts w:ascii="Arial" w:hAnsi="Arial"/>
+          <w:b w:val="0"/>
+          <w:sz w:val="22"/>
+        </w:rPr>
+        <w:t>3. A student dissolves 4.75 g MgCl₂ (95.21 g/mol) in water to make 250.0 mL.</w:t>
       </w:r>
     </w:p>
     <w:p>
@@ -1746,18 +1999,18 @@
       </w:pPr>
       <w:r>
         <w:rPr>
-          <w:rFonts w:ascii="Arial" w:hAnsi="Arial" w:eastAsia="Arial"/>
-          <w:b w:val="0"/>
-          <w:sz w:val="22"/>
-        </w:rPr>
-        <w:t>(a) Calculate the molarity of MgCl2.</w:t>
+          <w:rFonts w:ascii="Arial" w:hAnsi="Arial"/>
+          <w:b w:val="0"/>
+          <w:sz w:val="22"/>
+        </w:rPr>
+        <w:t>(a) Calculate the molarity of MgCl₂.</w:t>
       </w:r>
       <w:r>
         <w:tab/>
       </w:r>
       <w:r>
         <w:rPr>
-          <w:rFonts w:ascii="Arial" w:hAnsi="Arial" w:eastAsia="Arial"/>
+          <w:rFonts w:ascii="Arial" w:hAnsi="Arial"/>
           <w:b w:val="0"/>
           <w:sz w:val="22"/>
         </w:rPr>
@@ -1773,7 +2026,7 @@
       </w:pPr>
       <w:r>
         <w:rPr>
-          <w:rFonts w:ascii="Arial" w:hAnsi="Arial" w:eastAsia="Arial"/>
+          <w:rFonts w:ascii="Arial" w:hAnsi="Arial"/>
           <w:b w:val="0"/>
           <w:sz w:val="22"/>
         </w:rPr>
@@ -1784,7 +2037,7 @@
       </w:r>
       <w:r>
         <w:rPr>
-          <w:rFonts w:ascii="Arial" w:hAnsi="Arial" w:eastAsia="Arial"/>
+          <w:rFonts w:ascii="Arial" w:hAnsi="Arial"/>
           <w:b w:val="0"/>
           <w:sz w:val="22"/>
         </w:rPr>
@@ -1800,7 +2053,7 @@
       </w:pPr>
       <w:r>
         <w:rPr>
-          <w:rFonts w:ascii="Arial" w:hAnsi="Arial" w:eastAsia="Arial"/>
+          <w:rFonts w:ascii="Arial" w:hAnsi="Arial"/>
           <w:b w:val="0"/>
           <w:sz w:val="22"/>
         </w:rPr>
@@ -1811,7 +2064,7 @@
       </w:r>
       <w:r>
         <w:rPr>
-          <w:rFonts w:ascii="Arial" w:hAnsi="Arial" w:eastAsia="Arial"/>
+          <w:rFonts w:ascii="Arial" w:hAnsi="Arial"/>
           <w:b w:val="0"/>
           <w:sz w:val="22"/>
         </w:rPr>
@@ -1832,18 +2085,18 @@
       </w:pPr>
       <w:r>
         <w:rPr>
-          <w:rFonts w:ascii="Arial" w:hAnsi="Arial" w:eastAsia="Arial"/>
-          <w:b w:val="0"/>
-          <w:sz w:val="22"/>
-        </w:rPr>
-        <w:t>1. What mass of CuSO4·5H2O (249.68 g/mol) is needed to prepare 250.0 mL of 0.200 M solution?</w:t>
+          <w:rFonts w:ascii="Arial" w:hAnsi="Arial"/>
+          <w:b w:val="0"/>
+          <w:sz w:val="22"/>
+        </w:rPr>
+        <w:t>1. What mass of CuSO₄·5H₂O (249.68 g/mol) is needed to prepare 250.0 mL of 0.200 M solution?</w:t>
       </w:r>
       <w:r>
         <w:tab/>
       </w:r>
       <w:r>
         <w:rPr>
-          <w:rFonts w:ascii="Arial" w:hAnsi="Arial" w:eastAsia="Arial"/>
+          <w:rFonts w:ascii="Arial" w:hAnsi="Arial"/>
           <w:b w:val="0"/>
           <w:sz w:val="22"/>
         </w:rPr>
@@ -1856,7 +2109,7 @@
       </w:pPr>
       <w:r>
         <w:rPr>
-          <w:rFonts w:ascii="Arial" w:hAnsi="Arial" w:eastAsia="Arial"/>
+          <w:rFonts w:ascii="Arial" w:hAnsi="Arial"/>
           <w:b w:val="0"/>
           <w:sz w:val="22"/>
         </w:rPr>
@@ -1869,7 +2122,7 @@
       </w:pPr>
       <w:r>
         <w:rPr>
-          <w:rFonts w:ascii="Arial" w:hAnsi="Arial" w:eastAsia="Arial"/>
+          <w:rFonts w:ascii="Arial" w:hAnsi="Arial"/>
           <w:b w:val="0"/>
           <w:sz w:val="22"/>
         </w:rPr>
@@ -1882,7 +2135,7 @@
       </w:pPr>
       <w:r>
         <w:rPr>
-          <w:rFonts w:ascii="Arial" w:hAnsi="Arial" w:eastAsia="Arial"/>
+          <w:rFonts w:ascii="Arial" w:hAnsi="Arial"/>
           <w:b w:val="0"/>
           <w:sz w:val="22"/>
         </w:rPr>
@@ -1895,7 +2148,7 @@
       </w:pPr>
       <w:r>
         <w:rPr>
-          <w:rFonts w:ascii="Arial" w:hAnsi="Arial" w:eastAsia="Arial"/>
+          <w:rFonts w:ascii="Arial" w:hAnsi="Arial"/>
           <w:b w:val="0"/>
           <w:sz w:val="22"/>
         </w:rPr>
@@ -1916,80 +2169,12 @@
       </w:pPr>
       <w:r>
         <w:rPr>
-          <w:rFonts w:ascii="Arial" w:hAnsi="Arial" w:eastAsia="Arial"/>
-          <w:b w:val="0"/>
-          <w:sz w:val="22"/>
-        </w:rPr>
-        <w:t>2. 6.00 g of calcium carbonate (molar mass = 100.09 gmol-1) decomposes to produce 2.73 g of calcium oxide (molar mass = 56.08 gmol-1), according to the following equation. CaCO3 (s)  → CaO(s) + CO2(g) What is the percentage yield of calcium oxide?</w:t>
-      </w:r>
-      <w:r>
-        <w:tab/>
-      </w:r>
-      <w:r>
-        <w:rPr>
-          <w:rFonts w:ascii="Arial" w:hAnsi="Arial" w:eastAsia="Arial"/>
-          <w:b w:val="0"/>
-          <w:sz w:val="22"/>
-        </w:rPr>
-        <w:t>（   ）</w:t>
-      </w:r>
-    </w:p>
-    <w:p>
-      <w:pPr>
-        <w:spacing w:after="20" w:before="0" w:line="240" w:lineRule="auto"/>
-      </w:pPr>
-      <w:r>
-        <w:rPr>
-          <w:rFonts w:ascii="Arial" w:hAnsi="Arial" w:eastAsia="Arial"/>
-          <w:b w:val="0"/>
-          <w:sz w:val="22"/>
-        </w:rPr>
-        <w:t>A. 18%</w:t>
-      </w:r>
-    </w:p>
-    <w:p>
-      <w:pPr>
-        <w:spacing w:after="20" w:before="0" w:line="240" w:lineRule="auto"/>
-      </w:pPr>
-      <w:r>
-        <w:rPr>
-          <w:rFonts w:ascii="Arial" w:hAnsi="Arial" w:eastAsia="Arial"/>
-          <w:b w:val="0"/>
-          <w:sz w:val="22"/>
-        </w:rPr>
-        <w:t>B. 81%</w:t>
-      </w:r>
-    </w:p>
-    <w:p>
-      <w:pPr>
-        <w:spacing w:after="20" w:before="0" w:line="240" w:lineRule="auto"/>
-      </w:pPr>
-      <w:r>
-        <w:rPr>
-          <w:rFonts w:ascii="Arial" w:hAnsi="Arial" w:eastAsia="Arial"/>
-          <w:b w:val="0"/>
-          <w:sz w:val="22"/>
-        </w:rPr>
-        <w:t>C. 90%</w:t>
-      </w:r>
-    </w:p>
-    <w:p>
-      <w:pPr>
-        <w:spacing w:after="20" w:before="0" w:line="240" w:lineRule="auto"/>
-      </w:pPr>
-      <w:r>
-        <w:rPr>
-          <w:rFonts w:ascii="Arial" w:hAnsi="Arial" w:eastAsia="Arial"/>
-          <w:b w:val="0"/>
-          <w:sz w:val="22"/>
-        </w:rPr>
-        <w:t>D. 0.81%</w:t>
-      </w:r>
-    </w:p>
-    <w:p>
-      <w:pPr>
-        <w:spacing w:after="0" w:before="0" w:line="240" w:lineRule="auto"/>
-      </w:pPr>
+          <w:rFonts w:ascii="Arial" w:hAnsi="Arial"/>
+          <w:b w:val="0"/>
+          <w:sz w:val="22"/>
+        </w:rPr>
+        <w:t>2. 6.00 g of calcium carbonate (molar mass = 100.09 gmol-1) decomposes to produce 2.73 g of calcium oxide (molar mass = 56.08 gmol-1), according to the following equation.</w:t>
+      </w:r>
     </w:p>
     <w:p>
       <w:pPr>
@@ -2000,22 +2185,11 @@
       </w:pPr>
       <w:r>
         <w:rPr>
-          <w:rFonts w:ascii="Arial" w:hAnsi="Arial" w:eastAsia="Arial"/>
-          <w:b w:val="0"/>
-          <w:sz w:val="22"/>
-        </w:rPr>
-        <w:t>3. The neutralization of magnesium carbonate proceeds as follows. MgCO3 (s) + 2HCl (aq) → MgCl2 (aq) + H2O (l) + CO2 (g)  How many liters of CO2 are produced when 13.6 g of magnesium carbonate reacts completely with excess hydrochloric acid at STP?</w:t>
-      </w:r>
-      <w:r>
-        <w:tab/>
-      </w:r>
-      <w:r>
-        <w:rPr>
-          <w:rFonts w:ascii="Arial" w:hAnsi="Arial" w:eastAsia="Arial"/>
-          <w:b w:val="0"/>
-          <w:sz w:val="22"/>
-        </w:rPr>
-        <w:t>（   ）</w:t>
+          <w:rFonts w:ascii="Arial" w:hAnsi="Arial"/>
+          <w:b w:val="0"/>
+          <w:sz w:val="22"/>
+        </w:rPr>
+        <w:t>CaCO₃ (s)  → CaO(s) + CO₂(g) What is the percentage yield of calcium oxide?	（   ）</w:t>
       </w:r>
     </w:p>
     <w:p>
@@ -2024,11 +2198,11 @@
       </w:pPr>
       <w:r>
         <w:rPr>
-          <w:rFonts w:ascii="Arial" w:hAnsi="Arial" w:eastAsia="Arial"/>
-          <w:b w:val="0"/>
-          <w:sz w:val="22"/>
-        </w:rPr>
-        <w:t>A. 3.61 L</w:t>
+          <w:rFonts w:ascii="Arial" w:hAnsi="Arial"/>
+          <w:b w:val="0"/>
+          <w:sz w:val="22"/>
+        </w:rPr>
+        <w:t>A. Equation A</w:t>
       </w:r>
     </w:p>
     <w:p>
@@ -2037,11 +2211,11 @@
       </w:pPr>
       <w:r>
         <w:rPr>
-          <w:rFonts w:ascii="Arial" w:hAnsi="Arial" w:eastAsia="Arial"/>
-          <w:b w:val="0"/>
-          <w:sz w:val="22"/>
-        </w:rPr>
-        <w:t>B. 7.22 L</w:t>
+          <w:rFonts w:ascii="Arial" w:hAnsi="Arial"/>
+          <w:b w:val="0"/>
+          <w:sz w:val="22"/>
+        </w:rPr>
+        <w:t>B. Equation B</w:t>
       </w:r>
     </w:p>
     <w:p>
@@ -2050,11 +2224,11 @@
       </w:pPr>
       <w:r>
         <w:rPr>
-          <w:rFonts w:ascii="Arial" w:hAnsi="Arial" w:eastAsia="Arial"/>
-          <w:b w:val="0"/>
-          <w:sz w:val="22"/>
-        </w:rPr>
-        <w:t>C. 69.4 L</w:t>
+          <w:rFonts w:ascii="Arial" w:hAnsi="Arial"/>
+          <w:b w:val="0"/>
+          <w:sz w:val="22"/>
+        </w:rPr>
+        <w:t>C. Equation C</w:t>
       </w:r>
     </w:p>
     <w:p>
@@ -2063,11 +2237,11 @@
       </w:pPr>
       <w:r>
         <w:rPr>
-          <w:rFonts w:ascii="Arial" w:hAnsi="Arial" w:eastAsia="Arial"/>
-          <w:b w:val="0"/>
-          <w:sz w:val="22"/>
-        </w:rPr>
-        <w:t>D. 138 L</w:t>
+          <w:rFonts w:ascii="Arial" w:hAnsi="Arial"/>
+          <w:b w:val="0"/>
+          <w:sz w:val="22"/>
+        </w:rPr>
+        <w:t>D. Equation D</w:t>
       </w:r>
     </w:p>
     <w:p>
@@ -2084,80 +2258,20 @@
       </w:pPr>
       <w:r>
         <w:rPr>
-          <w:rFonts w:ascii="Arial" w:hAnsi="Arial" w:eastAsia="Arial"/>
-          <w:b w:val="0"/>
-          <w:sz w:val="22"/>
-        </w:rPr>
-        <w:t>4. In the following combustion reaction, 0.60 g of magnesium is burned with 0.60 L of oxygen at STP, what is the limiting reactant? 2Mg + O2 → 2MgO</w:t>
-      </w:r>
-      <w:r>
-        <w:tab/>
-      </w:r>
-      <w:r>
-        <w:rPr>
-          <w:rFonts w:ascii="Arial" w:hAnsi="Arial" w:eastAsia="Arial"/>
-          <w:b w:val="0"/>
-          <w:sz w:val="22"/>
-        </w:rPr>
-        <w:t>（   ）</w:t>
-      </w:r>
-    </w:p>
-    <w:p>
-      <w:pPr>
-        <w:spacing w:after="20" w:before="0" w:line="240" w:lineRule="auto"/>
-      </w:pPr>
-      <w:r>
-        <w:rPr>
-          <w:rFonts w:ascii="Arial" w:hAnsi="Arial" w:eastAsia="Arial"/>
-          <w:b w:val="0"/>
-          <w:sz w:val="22"/>
-        </w:rPr>
-        <w:t>A. Mg</w:t>
-      </w:r>
-    </w:p>
-    <w:p>
-      <w:pPr>
-        <w:spacing w:after="20" w:before="0" w:line="240" w:lineRule="auto"/>
-      </w:pPr>
-      <w:r>
-        <w:rPr>
-          <w:rFonts w:ascii="Arial" w:hAnsi="Arial" w:eastAsia="Arial"/>
-          <w:b w:val="0"/>
-          <w:sz w:val="22"/>
-        </w:rPr>
-        <w:t>B. MgO</w:t>
-      </w:r>
-    </w:p>
-    <w:p>
-      <w:pPr>
-        <w:spacing w:after="20" w:before="0" w:line="240" w:lineRule="auto"/>
-      </w:pPr>
-      <w:r>
-        <w:rPr>
-          <w:rFonts w:ascii="Arial" w:hAnsi="Arial" w:eastAsia="Arial"/>
-          <w:b w:val="0"/>
-          <w:sz w:val="22"/>
-        </w:rPr>
-        <w:t>C. O2</w:t>
-      </w:r>
-    </w:p>
-    <w:p>
-      <w:pPr>
-        <w:spacing w:after="20" w:before="0" w:line="240" w:lineRule="auto"/>
-      </w:pPr>
-      <w:r>
-        <w:rPr>
-          <w:rFonts w:ascii="Arial" w:hAnsi="Arial" w:eastAsia="Arial"/>
-          <w:b w:val="0"/>
-          <w:sz w:val="22"/>
-        </w:rPr>
-        <w:t>D. There is no limiting reactant.</w:t>
-      </w:r>
-    </w:p>
-    <w:p>
-      <w:pPr>
-        <w:spacing w:after="0" w:before="0" w:line="240" w:lineRule="auto"/>
-      </w:pPr>
+          <w:rFonts w:ascii="Arial" w:hAnsi="Arial"/>
+          <w:b w:val="0"/>
+          <w:sz w:val="22"/>
+        </w:rPr>
+        <w:t>3.</w:t>
+      </w:r>
+      <w:r>
+        <w:rPr>
+          <w:rFonts w:ascii="Arial" w:hAnsi="Arial"/>
+          <w:b w:val="0"/>
+          <w:sz w:val="22"/>
+        </w:rPr>
+        <w:t xml:space="preserve"> The neutralization of magnesium carbonate proceeds as follows.</w:t>
+      </w:r>
     </w:p>
     <w:p>
       <w:pPr>
@@ -2168,22 +2282,11 @@
       </w:pPr>
       <w:r>
         <w:rPr>
-          <w:rFonts w:ascii="Arial" w:hAnsi="Arial" w:eastAsia="Arial"/>
-          <w:b w:val="0"/>
-          <w:sz w:val="22"/>
-        </w:rPr>
-        <w:t>5. When 12.0 g of calcium reacts with excess hydrochloric acid, the reaction produces calcium chloride and hydrogen gas according to the equation: Ca (s) + 2HCl (aq) → CaCl2 (aq) + H2 (g) What is the mass of calcium chloride produced?</w:t>
-      </w:r>
-      <w:r>
-        <w:tab/>
-      </w:r>
-      <w:r>
-        <w:rPr>
-          <w:rFonts w:ascii="Arial" w:hAnsi="Arial" w:eastAsia="Arial"/>
-          <w:b w:val="0"/>
-          <w:sz w:val="22"/>
-        </w:rPr>
-        <w:t>（   ）</w:t>
+          <w:rFonts w:ascii="Arial" w:hAnsi="Arial"/>
+          <w:b w:val="0"/>
+          <w:sz w:val="22"/>
+        </w:rPr>
+        <w:t>MgCO₃ (s) + 2HCl (aq) → MgCl₂ (aq) + H₂O (l) + CO₂ (g)  How many liters of CO₂ are produced when 13.6 g of magnesium carbonate reacts completely with excess hydrochloric acid at STP?	（   ）</w:t>
       </w:r>
     </w:p>
     <w:p>
@@ -2192,11 +2295,11 @@
       </w:pPr>
       <w:r>
         <w:rPr>
-          <w:rFonts w:ascii="Arial" w:hAnsi="Arial" w:eastAsia="Arial"/>
-          <w:b w:val="0"/>
-          <w:sz w:val="22"/>
-        </w:rPr>
-        <w:t>A. 22.2 g</w:t>
+          <w:rFonts w:ascii="Arial" w:hAnsi="Arial"/>
+          <w:b w:val="0"/>
+          <w:sz w:val="22"/>
+        </w:rPr>
+        <w:t>A. Equation A</w:t>
       </w:r>
     </w:p>
     <w:p>
@@ -2205,11 +2308,11 @@
       </w:pPr>
       <w:r>
         <w:rPr>
-          <w:rFonts w:ascii="Arial" w:hAnsi="Arial" w:eastAsia="Arial"/>
-          <w:b w:val="0"/>
-          <w:sz w:val="22"/>
-        </w:rPr>
-        <w:t>B. 33.2 g</w:t>
+          <w:rFonts w:ascii="Arial" w:hAnsi="Arial"/>
+          <w:b w:val="0"/>
+          <w:sz w:val="22"/>
+        </w:rPr>
+        <w:t>B. Equation B</w:t>
       </w:r>
     </w:p>
     <w:p>
@@ -2218,11 +2321,11 @@
       </w:pPr>
       <w:r>
         <w:rPr>
-          <w:rFonts w:ascii="Arial" w:hAnsi="Arial" w:eastAsia="Arial"/>
-          <w:b w:val="0"/>
-          <w:sz w:val="22"/>
-        </w:rPr>
-        <w:t>C. 44.3 g</w:t>
+          <w:rFonts w:ascii="Arial" w:hAnsi="Arial"/>
+          <w:b w:val="0"/>
+          <w:sz w:val="22"/>
+        </w:rPr>
+        <w:t>C. Equation C</w:t>
       </w:r>
     </w:p>
     <w:p>
@@ -2231,11 +2334,11 @@
       </w:pPr>
       <w:r>
         <w:rPr>
-          <w:rFonts w:ascii="Arial" w:hAnsi="Arial" w:eastAsia="Arial"/>
-          <w:b w:val="0"/>
-          <w:sz w:val="22"/>
-        </w:rPr>
-        <w:t>D. 55.4 g</w:t>
+          <w:rFonts w:ascii="Arial" w:hAnsi="Arial"/>
+          <w:b w:val="0"/>
+          <w:sz w:val="22"/>
+        </w:rPr>
+        <w:t>D. Equation D</w:t>
       </w:r>
     </w:p>
     <w:p>
@@ -2252,22 +2355,19 @@
       </w:pPr>
       <w:r>
         <w:rPr>
-          <w:rFonts w:ascii="Arial" w:hAnsi="Arial" w:eastAsia="Arial"/>
-          <w:b w:val="0"/>
-          <w:sz w:val="22"/>
-        </w:rPr>
-        <w:t>6. Nitrogen gas reacts with hydrogen gas to produce ammonia: N2 (g) + 3H2 (g) → 2NH3 (g) If 6.0 moles of hydrogen gas react with excess nitrogen gas, how many moles of ammonia are produced?</w:t>
-      </w:r>
-      <w:r>
-        <w:tab/>
-      </w:r>
-      <w:r>
-        <w:rPr>
-          <w:rFonts w:ascii="Arial" w:hAnsi="Arial" w:eastAsia="Arial"/>
-          <w:b w:val="0"/>
-          <w:sz w:val="22"/>
-        </w:rPr>
-        <w:t>（   ）</w:t>
+          <w:rFonts w:ascii="Arial" w:hAnsi="Arial"/>
+          <w:b w:val="0"/>
+          <w:sz w:val="22"/>
+        </w:rPr>
+        <w:t>4.</w:t>
+      </w:r>
+      <w:r>
+        <w:rPr>
+          <w:rFonts w:ascii="Arial" w:hAnsi="Arial"/>
+          <w:b w:val="0"/>
+          <w:sz w:val="22"/>
+        </w:rPr>
+        <w:t xml:space="preserve"> In the following combustion reaction, 0.60 g of magnesium is burned with 0.60 L of oxygen at STP, what is the limiting reactant? 2Mg + O₂ → 2MgO	（   ）</w:t>
       </w:r>
     </w:p>
     <w:p>
@@ -2276,11 +2376,11 @@
       </w:pPr>
       <w:r>
         <w:rPr>
-          <w:rFonts w:ascii="Arial" w:hAnsi="Arial" w:eastAsia="Arial"/>
-          <w:b w:val="0"/>
-          <w:sz w:val="22"/>
-        </w:rPr>
-        <w:t>A. 2.0 moles</w:t>
+          <w:rFonts w:ascii="Arial" w:hAnsi="Arial"/>
+          <w:b w:val="0"/>
+          <w:sz w:val="22"/>
+        </w:rPr>
+        <w:t>A. Equation A</w:t>
       </w:r>
     </w:p>
     <w:p>
@@ -2289,11 +2389,11 @@
       </w:pPr>
       <w:r>
         <w:rPr>
-          <w:rFonts w:ascii="Arial" w:hAnsi="Arial" w:eastAsia="Arial"/>
-          <w:b w:val="0"/>
-          <w:sz w:val="22"/>
-        </w:rPr>
-        <w:t>B. 4.0 moles</w:t>
+          <w:rFonts w:ascii="Arial" w:hAnsi="Arial"/>
+          <w:b w:val="0"/>
+          <w:sz w:val="22"/>
+        </w:rPr>
+        <w:t>B. Equation B</w:t>
       </w:r>
     </w:p>
     <w:p>
@@ -2302,11 +2402,11 @@
       </w:pPr>
       <w:r>
         <w:rPr>
-          <w:rFonts w:ascii="Arial" w:hAnsi="Arial" w:eastAsia="Arial"/>
-          <w:b w:val="0"/>
-          <w:sz w:val="22"/>
-        </w:rPr>
-        <w:t>C. 6.0 moles</w:t>
+          <w:rFonts w:ascii="Arial" w:hAnsi="Arial"/>
+          <w:b w:val="0"/>
+          <w:sz w:val="22"/>
+        </w:rPr>
+        <w:t>C. Equation C</w:t>
       </w:r>
     </w:p>
     <w:p>
@@ -2315,11 +2415,11 @@
       </w:pPr>
       <w:r>
         <w:rPr>
-          <w:rFonts w:ascii="Arial" w:hAnsi="Arial" w:eastAsia="Arial"/>
-          <w:b w:val="0"/>
-          <w:sz w:val="22"/>
-        </w:rPr>
-        <w:t>D. 9.0 moles</w:t>
+          <w:rFonts w:ascii="Arial" w:hAnsi="Arial"/>
+          <w:b w:val="0"/>
+          <w:sz w:val="22"/>
+        </w:rPr>
+        <w:t>D. There is no limiting reactant.</w:t>
       </w:r>
     </w:p>
     <w:p>
@@ -2336,80 +2436,20 @@
       </w:pPr>
       <w:r>
         <w:rPr>
-          <w:rFonts w:ascii="Arial" w:hAnsi="Arial" w:eastAsia="Arial"/>
-          <w:b w:val="0"/>
-          <w:sz w:val="22"/>
-        </w:rPr>
-        <w:t>7. Carbon dioxide gas is collected at 25 °C and 1.0 atm pressure. The gas has a volume of 10.0 L.  How many moles of carbon dioxide are present?  (Use R = 0.0821  L atm mol−1 K−1)</w:t>
-      </w:r>
-      <w:r>
-        <w:tab/>
-      </w:r>
-      <w:r>
-        <w:rPr>
-          <w:rFonts w:ascii="Arial" w:hAnsi="Arial" w:eastAsia="Arial"/>
-          <w:b w:val="0"/>
-          <w:sz w:val="22"/>
-        </w:rPr>
-        <w:t>（   ）</w:t>
-      </w:r>
-    </w:p>
-    <w:p>
-      <w:pPr>
-        <w:spacing w:after="20" w:before="0" w:line="240" w:lineRule="auto"/>
-      </w:pPr>
-      <w:r>
-        <w:rPr>
-          <w:rFonts w:ascii="Arial" w:hAnsi="Arial" w:eastAsia="Arial"/>
-          <w:b w:val="0"/>
-          <w:sz w:val="22"/>
-        </w:rPr>
-        <w:t>A. 0.409 moles</w:t>
-      </w:r>
-    </w:p>
-    <w:p>
-      <w:pPr>
-        <w:spacing w:after="20" w:before="0" w:line="240" w:lineRule="auto"/>
-      </w:pPr>
-      <w:r>
-        <w:rPr>
-          <w:rFonts w:ascii="Arial" w:hAnsi="Arial" w:eastAsia="Arial"/>
-          <w:b w:val="0"/>
-          <w:sz w:val="22"/>
-        </w:rPr>
-        <w:t>B. 0.244 moles</w:t>
-      </w:r>
-    </w:p>
-    <w:p>
-      <w:pPr>
-        <w:spacing w:after="20" w:before="0" w:line="240" w:lineRule="auto"/>
-      </w:pPr>
-      <w:r>
-        <w:rPr>
-          <w:rFonts w:ascii="Arial" w:hAnsi="Arial" w:eastAsia="Arial"/>
-          <w:b w:val="0"/>
-          <w:sz w:val="22"/>
-        </w:rPr>
-        <w:t>C. 1.22 moles</w:t>
-      </w:r>
-    </w:p>
-    <w:p>
-      <w:pPr>
-        <w:spacing w:after="20" w:before="0" w:line="240" w:lineRule="auto"/>
-      </w:pPr>
-      <w:r>
-        <w:rPr>
-          <w:rFonts w:ascii="Arial" w:hAnsi="Arial" w:eastAsia="Arial"/>
-          <w:b w:val="0"/>
-          <w:sz w:val="22"/>
-        </w:rPr>
-        <w:t>D. 0.0812 moles</w:t>
-      </w:r>
-    </w:p>
-    <w:p>
-      <w:pPr>
-        <w:spacing w:after="0" w:before="0" w:line="240" w:lineRule="auto"/>
-      </w:pPr>
+          <w:rFonts w:ascii="Arial" w:hAnsi="Arial"/>
+          <w:b w:val="0"/>
+          <w:sz w:val="22"/>
+        </w:rPr>
+        <w:t>5.</w:t>
+      </w:r>
+      <w:r>
+        <w:rPr>
+          <w:rFonts w:ascii="Arial" w:hAnsi="Arial"/>
+          <w:b w:val="0"/>
+          <w:sz w:val="22"/>
+        </w:rPr>
+        <w:t xml:space="preserve"> When 12.0 g of calcium reacts with excess hydrochloric acid, the reaction produces calcium chloride and hydrogen gas according to the equation:</w:t>
+      </w:r>
     </w:p>
     <w:p>
       <w:pPr>
@@ -2420,22 +2460,11 @@
       </w:pPr>
       <w:r>
         <w:rPr>
-          <w:rFonts w:ascii="Arial" w:hAnsi="Arial" w:eastAsia="Arial"/>
-          <w:b w:val="0"/>
-          <w:sz w:val="22"/>
-        </w:rPr>
-        <w:t>8. When heated, anhydrous magnesium nitrate, Mg(NO3)2, will decompose into magnesium oxide and a mixture of gases shown in the following equation. 2Mg(NO3)2 (s) → 2MgO (s) + 4NO2 (g) + O2 (g) 1.48 g of anhydrous magnesium nitrate is heated until no further reaction takes place. What mass of nitrogen dioxide is produced?</w:t>
-      </w:r>
-      <w:r>
-        <w:tab/>
-      </w:r>
-      <w:r>
-        <w:rPr>
-          <w:rFonts w:ascii="Arial" w:hAnsi="Arial" w:eastAsia="Arial"/>
-          <w:b w:val="0"/>
-          <w:sz w:val="22"/>
-        </w:rPr>
-        <w:t>（   ）</w:t>
+          <w:rFonts w:ascii="Arial" w:hAnsi="Arial"/>
+          <w:b w:val="0"/>
+          <w:sz w:val="22"/>
+        </w:rPr>
+        <w:t>Ca (s) + 2HCl (aq) → CaCl₂ (aq) + H₂ (g) What is the mass of calcium chloride produced?	（   ）</w:t>
       </w:r>
     </w:p>
     <w:p>
@@ -2444,11 +2473,11 @@
       </w:pPr>
       <w:r>
         <w:rPr>
-          <w:rFonts w:ascii="Arial" w:hAnsi="Arial" w:eastAsia="Arial"/>
-          <w:b w:val="0"/>
-          <w:sz w:val="22"/>
-        </w:rPr>
-        <w:t>A. 0.92 g</w:t>
+          <w:rFonts w:ascii="Arial" w:hAnsi="Arial"/>
+          <w:b w:val="0"/>
+          <w:sz w:val="22"/>
+        </w:rPr>
+        <w:t>A. Option A</w:t>
       </w:r>
     </w:p>
     <w:p>
@@ -2457,11 +2486,11 @@
       </w:pPr>
       <w:r>
         <w:rPr>
-          <w:rFonts w:ascii="Arial" w:hAnsi="Arial" w:eastAsia="Arial"/>
-          <w:b w:val="0"/>
-          <w:sz w:val="22"/>
-        </w:rPr>
-        <w:t>B. 0.46 g</w:t>
+          <w:rFonts w:ascii="Arial" w:hAnsi="Arial"/>
+          <w:b w:val="0"/>
+          <w:sz w:val="22"/>
+        </w:rPr>
+        <w:t>B. Option B</w:t>
       </w:r>
     </w:p>
     <w:p>
@@ -2470,11 +2499,11 @@
       </w:pPr>
       <w:r>
         <w:rPr>
-          <w:rFonts w:ascii="Arial" w:hAnsi="Arial" w:eastAsia="Arial"/>
-          <w:b w:val="0"/>
-          <w:sz w:val="22"/>
-        </w:rPr>
-        <w:t>C. 1.48 g</w:t>
+          <w:rFonts w:ascii="Arial" w:hAnsi="Arial"/>
+          <w:b w:val="0"/>
+          <w:sz w:val="22"/>
+        </w:rPr>
+        <w:t>C. Option C</w:t>
       </w:r>
     </w:p>
     <w:p>
@@ -2483,11 +2512,11 @@
       </w:pPr>
       <w:r>
         <w:rPr>
-          <w:rFonts w:ascii="Arial" w:hAnsi="Arial" w:eastAsia="Arial"/>
-          <w:b w:val="0"/>
-          <w:sz w:val="22"/>
-        </w:rPr>
-        <w:t>D. 1.84 g</w:t>
+          <w:rFonts w:ascii="Arial" w:hAnsi="Arial"/>
+          <w:b w:val="0"/>
+          <w:sz w:val="22"/>
+        </w:rPr>
+        <w:t>D. Option D</w:t>
       </w:r>
     </w:p>
     <w:p>
@@ -2504,22 +2533,19 @@
       </w:pPr>
       <w:r>
         <w:rPr>
-          <w:rFonts w:ascii="Arial" w:hAnsi="Arial" w:eastAsia="Arial"/>
-          <w:b w:val="0"/>
-          <w:sz w:val="22"/>
-        </w:rPr>
-        <w:t>9. In the reaction H2 (g) + Cl2 (g) → 2HCl (g) how many moles of which chemicals will remain when 1.5 moles of chlorine reacts with 2.0 moles of hydrogen?</w:t>
-      </w:r>
-      <w:r>
-        <w:tab/>
-      </w:r>
-      <w:r>
-        <w:rPr>
-          <w:rFonts w:ascii="Arial" w:hAnsi="Arial" w:eastAsia="Arial"/>
-          <w:b w:val="0"/>
-          <w:sz w:val="22"/>
-        </w:rPr>
-        <w:t>（   ）</w:t>
+          <w:rFonts w:ascii="Arial" w:hAnsi="Arial"/>
+          <w:b w:val="0"/>
+          <w:sz w:val="22"/>
+        </w:rPr>
+        <w:t>6.</w:t>
+      </w:r>
+      <w:r>
+        <w:rPr>
+          <w:rFonts w:ascii="Arial" w:hAnsi="Arial"/>
+          <w:b w:val="0"/>
+          <w:sz w:val="22"/>
+        </w:rPr>
+        <w:t xml:space="preserve"> Nitrogen gas reacts with hydrogen gas to produce ammonia: N₂ (g) + 3H₂ (g) → 2NH₃ (g) If 6.0 moles of hydrogen gas react with excess nitrogen gas, how many moles of ammonia are produced?	（   ）</w:t>
       </w:r>
     </w:p>
     <w:p>
@@ -2528,11 +2554,11 @@
       </w:pPr>
       <w:r>
         <w:rPr>
-          <w:rFonts w:ascii="Arial" w:hAnsi="Arial" w:eastAsia="Arial"/>
-          <w:b w:val="0"/>
-          <w:sz w:val="22"/>
-        </w:rPr>
-        <w:t>A. 3.5 mol of HCl</w:t>
+          <w:rFonts w:ascii="Arial" w:hAnsi="Arial"/>
+          <w:b w:val="0"/>
+          <w:sz w:val="22"/>
+        </w:rPr>
+        <w:t>A. Option A</w:t>
       </w:r>
     </w:p>
     <w:p>
@@ -2541,11 +2567,11 @@
       </w:pPr>
       <w:r>
         <w:rPr>
-          <w:rFonts w:ascii="Arial" w:hAnsi="Arial" w:eastAsia="Arial"/>
-          <w:b w:val="0"/>
-          <w:sz w:val="22"/>
-        </w:rPr>
-        <w:t>B. 1.5 mol of HCl  and 0.5 mol of H2</w:t>
+          <w:rFonts w:ascii="Arial" w:hAnsi="Arial"/>
+          <w:b w:val="0"/>
+          <w:sz w:val="22"/>
+        </w:rPr>
+        <w:t>B. Option B</w:t>
       </w:r>
     </w:p>
     <w:p>
@@ -2554,11 +2580,11 @@
       </w:pPr>
       <w:r>
         <w:rPr>
-          <w:rFonts w:ascii="Arial" w:hAnsi="Arial" w:eastAsia="Arial"/>
-          <w:b w:val="0"/>
-          <w:sz w:val="22"/>
-        </w:rPr>
-        <w:t>C. 2.0 mol of HCl  and 0.5 mol of Cl2</w:t>
+          <w:rFonts w:ascii="Arial" w:hAnsi="Arial"/>
+          <w:b w:val="0"/>
+          <w:sz w:val="22"/>
+        </w:rPr>
+        <w:t>C. Option C</w:t>
       </w:r>
     </w:p>
     <w:p>
@@ -2567,11 +2593,11 @@
       </w:pPr>
       <w:r>
         <w:rPr>
-          <w:rFonts w:ascii="Arial" w:hAnsi="Arial" w:eastAsia="Arial"/>
-          <w:b w:val="0"/>
-          <w:sz w:val="22"/>
-        </w:rPr>
-        <w:t>D. 3.0 mol of HCl and 0.5 mol of H2</w:t>
+          <w:rFonts w:ascii="Arial" w:hAnsi="Arial"/>
+          <w:b w:val="0"/>
+          <w:sz w:val="22"/>
+        </w:rPr>
+        <w:t>D. Option D</w:t>
       </w:r>
     </w:p>
     <w:p>
@@ -2588,80 +2614,20 @@
       </w:pPr>
       <w:r>
         <w:rPr>
-          <w:rFonts w:ascii="Arial" w:hAnsi="Arial" w:eastAsia="Arial"/>
-          <w:b w:val="0"/>
-          <w:sz w:val="22"/>
-        </w:rPr>
-        <w:t>10. Sodium reacts with water in the equation below. 2Na (s)  +  2H2O (l)  →  2NaOH (aq)  +  H2 (g) Which mass of sodium reacts with water to produce 960 mL of hydrogen gas at 1 atm and 20 oC?</w:t>
-      </w:r>
-      <w:r>
-        <w:tab/>
-      </w:r>
-      <w:r>
-        <w:rPr>
-          <w:rFonts w:ascii="Arial" w:hAnsi="Arial" w:eastAsia="Arial"/>
-          <w:b w:val="0"/>
-          <w:sz w:val="22"/>
-        </w:rPr>
-        <w:t>（   ）</w:t>
-      </w:r>
-    </w:p>
-    <w:p>
-      <w:pPr>
-        <w:spacing w:after="20" w:before="0" w:line="240" w:lineRule="auto"/>
-      </w:pPr>
-      <w:r>
-        <w:rPr>
-          <w:rFonts w:ascii="Arial" w:hAnsi="Arial" w:eastAsia="Arial"/>
-          <w:b w:val="0"/>
-          <w:sz w:val="22"/>
-        </w:rPr>
-        <w:t>A. 1.152 g</w:t>
-      </w:r>
-    </w:p>
-    <w:p>
-      <w:pPr>
-        <w:spacing w:after="20" w:before="0" w:line="240" w:lineRule="auto"/>
-      </w:pPr>
-      <w:r>
-        <w:rPr>
-          <w:rFonts w:ascii="Arial" w:hAnsi="Arial" w:eastAsia="Arial"/>
-          <w:b w:val="0"/>
-          <w:sz w:val="22"/>
-        </w:rPr>
-        <w:t>B. 1.84 g</w:t>
-      </w:r>
-    </w:p>
-    <w:p>
-      <w:pPr>
-        <w:spacing w:after="20" w:before="0" w:line="240" w:lineRule="auto"/>
-      </w:pPr>
-      <w:r>
-        <w:rPr>
-          <w:rFonts w:ascii="Arial" w:hAnsi="Arial" w:eastAsia="Arial"/>
-          <w:b w:val="0"/>
-          <w:sz w:val="22"/>
-        </w:rPr>
-        <w:t>C. 18.1 g</w:t>
-      </w:r>
-    </w:p>
-    <w:p>
-      <w:pPr>
-        <w:spacing w:after="20" w:before="0" w:line="240" w:lineRule="auto"/>
-      </w:pPr>
-      <w:r>
-        <w:rPr>
-          <w:rFonts w:ascii="Arial" w:hAnsi="Arial" w:eastAsia="Arial"/>
-          <w:b w:val="0"/>
-          <w:sz w:val="22"/>
-        </w:rPr>
-        <w:t>D. 0.918 g</w:t>
-      </w:r>
-    </w:p>
-    <w:p>
-      <w:pPr>
-        <w:spacing w:after="0" w:before="0" w:line="240" w:lineRule="auto"/>
-      </w:pPr>
+          <w:rFonts w:ascii="Arial" w:hAnsi="Arial"/>
+          <w:b w:val="0"/>
+          <w:sz w:val="22"/>
+        </w:rPr>
+        <w:t>7.</w:t>
+      </w:r>
+      <w:r>
+        <w:rPr>
+          <w:rFonts w:ascii="Arial" w:hAnsi="Arial"/>
+          <w:b w:val="0"/>
+          <w:sz w:val="22"/>
+        </w:rPr>
+        <w:t xml:space="preserve"> Carbon dioxide gas is collected at 25 °C and 1.0 atm pressure.</w:t>
+      </w:r>
     </w:p>
     <w:p>
       <w:pPr>
@@ -2672,80 +2638,12 @@
       </w:pPr>
       <w:r>
         <w:rPr>
-          <w:rFonts w:ascii="Arial" w:hAnsi="Arial" w:eastAsia="Arial"/>
-          <w:b w:val="0"/>
-          <w:sz w:val="22"/>
-        </w:rPr>
-        <w:t>11. 2N2​O (g) → 2N2 (g) + O2 (g) At 600 oC, nitrous oxide decomposes according to the reaction represented above. The reaction is completed at a constant temperature of 800 K in a rigid vessel. The N2O (g) is initially present in the vessel at a pressure of 1.50 atm. What is the final pressure in the vessel after the reaction is complete?</w:t>
-      </w:r>
-      <w:r>
-        <w:tab/>
-      </w:r>
-      <w:r>
-        <w:rPr>
-          <w:rFonts w:ascii="Arial" w:hAnsi="Arial" w:eastAsia="Arial"/>
-          <w:b w:val="0"/>
-          <w:sz w:val="22"/>
-        </w:rPr>
-        <w:t>（   ）</w:t>
-      </w:r>
-    </w:p>
-    <w:p>
-      <w:pPr>
-        <w:spacing w:after="20" w:before="0" w:line="240" w:lineRule="auto"/>
-      </w:pPr>
-      <w:r>
-        <w:rPr>
-          <w:rFonts w:ascii="Arial" w:hAnsi="Arial" w:eastAsia="Arial"/>
-          <w:b w:val="0"/>
-          <w:sz w:val="22"/>
-        </w:rPr>
-        <w:t>A. 1.00 atm</w:t>
-      </w:r>
-    </w:p>
-    <w:p>
-      <w:pPr>
-        <w:spacing w:after="20" w:before="0" w:line="240" w:lineRule="auto"/>
-      </w:pPr>
-      <w:r>
-        <w:rPr>
-          <w:rFonts w:ascii="Arial" w:hAnsi="Arial" w:eastAsia="Arial"/>
-          <w:b w:val="0"/>
-          <w:sz w:val="22"/>
-        </w:rPr>
-        <w:t>B. 1.50 atm</w:t>
-      </w:r>
-    </w:p>
-    <w:p>
-      <w:pPr>
-        <w:spacing w:after="20" w:before="0" w:line="240" w:lineRule="auto"/>
-      </w:pPr>
-      <w:r>
-        <w:rPr>
-          <w:rFonts w:ascii="Arial" w:hAnsi="Arial" w:eastAsia="Arial"/>
-          <w:b w:val="0"/>
-          <w:sz w:val="22"/>
-        </w:rPr>
-        <w:t>C. 2.25 atm</w:t>
-      </w:r>
-    </w:p>
-    <w:p>
-      <w:pPr>
-        <w:spacing w:after="20" w:before="0" w:line="240" w:lineRule="auto"/>
-      </w:pPr>
-      <w:r>
-        <w:rPr>
-          <w:rFonts w:ascii="Arial" w:hAnsi="Arial" w:eastAsia="Arial"/>
-          <w:b w:val="0"/>
-          <w:sz w:val="22"/>
-        </w:rPr>
-        <w:t>D. 4.50 atm</w:t>
-      </w:r>
-    </w:p>
-    <w:p>
-      <w:pPr>
-        <w:spacing w:after="0" w:before="0" w:line="240" w:lineRule="auto"/>
-      </w:pPr>
+          <w:rFonts w:ascii="Arial" w:hAnsi="Arial"/>
+          <w:b w:val="0"/>
+          <w:sz w:val="22"/>
+        </w:rPr>
+        <w:t>The gas has a volume of 10.0 L.</w:t>
+      </w:r>
     </w:p>
     <w:p>
       <w:pPr>
@@ -2756,22 +2654,11 @@
       </w:pPr>
       <w:r>
         <w:rPr>
-          <w:rFonts w:ascii="Arial" w:hAnsi="Arial" w:eastAsia="Arial"/>
-          <w:b w:val="0"/>
-          <w:sz w:val="22"/>
-        </w:rPr>
-        <w:t>12. In a reaction vessel, 4.00 g of hydrogen gas reacts completely with excess oxygen gas to produce water vapor at 100 °C and 1.00 atm.  What volume of water vapor is produced under these conditions? (Use R = 0.0821  L atm mol−1 K−1)</w:t>
-      </w:r>
-      <w:r>
-        <w:tab/>
-      </w:r>
-      <w:r>
-        <w:rPr>
-          <w:rFonts w:ascii="Arial" w:hAnsi="Arial" w:eastAsia="Arial"/>
-          <w:b w:val="0"/>
-          <w:sz w:val="22"/>
-        </w:rPr>
-        <w:t>（   ）</w:t>
+          <w:rFonts w:ascii="Arial" w:hAnsi="Arial"/>
+          <w:b w:val="0"/>
+          <w:sz w:val="22"/>
+        </w:rPr>
+        <w:t>How many moles of carbon dioxide are present?  (Use R = 0.0821  L atm mol−1 K−1)	（   ）</w:t>
       </w:r>
     </w:p>
     <w:p>
@@ -2780,11 +2667,11 @@
       </w:pPr>
       <w:r>
         <w:rPr>
-          <w:rFonts w:ascii="Arial" w:hAnsi="Arial" w:eastAsia="Arial"/>
-          <w:b w:val="0"/>
-          <w:sz w:val="22"/>
-        </w:rPr>
-        <w:t>A. 44.8 L</w:t>
+          <w:rFonts w:ascii="Arial" w:hAnsi="Arial"/>
+          <w:b w:val="0"/>
+          <w:sz w:val="22"/>
+        </w:rPr>
+        <w:t>A. Option A</w:t>
       </w:r>
     </w:p>
     <w:p>
@@ -2793,11 +2680,11 @@
       </w:pPr>
       <w:r>
         <w:rPr>
-          <w:rFonts w:ascii="Arial" w:hAnsi="Arial" w:eastAsia="Arial"/>
-          <w:b w:val="0"/>
-          <w:sz w:val="22"/>
-        </w:rPr>
-        <w:t>B. 60.8 L</w:t>
+          <w:rFonts w:ascii="Arial" w:hAnsi="Arial"/>
+          <w:b w:val="0"/>
+          <w:sz w:val="22"/>
+        </w:rPr>
+        <w:t>B. Option B</w:t>
       </w:r>
     </w:p>
     <w:p>
@@ -2806,11 +2693,11 @@
       </w:pPr>
       <w:r>
         <w:rPr>
-          <w:rFonts w:ascii="Arial" w:hAnsi="Arial" w:eastAsia="Arial"/>
-          <w:b w:val="0"/>
-          <w:sz w:val="22"/>
-        </w:rPr>
-        <w:t>C. 67.2 L</w:t>
+          <w:rFonts w:ascii="Arial" w:hAnsi="Arial"/>
+          <w:b w:val="0"/>
+          <w:sz w:val="22"/>
+        </w:rPr>
+        <w:t>C. Option C</w:t>
       </w:r>
     </w:p>
     <w:p>
@@ -2819,11 +2706,11 @@
       </w:pPr>
       <w:r>
         <w:rPr>
-          <w:rFonts w:ascii="Arial" w:hAnsi="Arial" w:eastAsia="Arial"/>
-          <w:b w:val="0"/>
-          <w:sz w:val="22"/>
-        </w:rPr>
-        <w:t>D. 89.6 L</w:t>
+          <w:rFonts w:ascii="Arial" w:hAnsi="Arial"/>
+          <w:b w:val="0"/>
+          <w:sz w:val="22"/>
+        </w:rPr>
+        <w:t>D. Option D</w:t>
       </w:r>
     </w:p>
     <w:p>
@@ -2840,22 +2727,84 @@
       </w:pPr>
       <w:r>
         <w:rPr>
-          <w:rFonts w:ascii="Arial" w:hAnsi="Arial" w:eastAsia="Arial"/>
-          <w:b w:val="0"/>
-          <w:sz w:val="22"/>
-        </w:rPr>
-        <w:t>13. Ammonia gas reacts with oxygen gas to produce nitrogen monoxide and water vapor. If 10.0 L of ammonia gas reacts with 12.0 L of oxygen gas at the same temperature and pressure, what volume of nitrogen monoxide is produced?  (Assume all gases are ideal.)</w:t>
-      </w:r>
-      <w:r>
-        <w:tab/>
-      </w:r>
-      <w:r>
-        <w:rPr>
-          <w:rFonts w:ascii="Arial" w:hAnsi="Arial" w:eastAsia="Arial"/>
-          <w:b w:val="0"/>
-          <w:sz w:val="22"/>
-        </w:rPr>
-        <w:t>（   ）</w:t>
+          <w:rFonts w:ascii="Arial" w:hAnsi="Arial"/>
+          <w:b w:val="0"/>
+          <w:sz w:val="22"/>
+        </w:rPr>
+        <w:t>8.</w:t>
+      </w:r>
+      <w:r>
+        <w:rPr>
+          <w:rFonts w:ascii="Arial" w:hAnsi="Arial"/>
+          <w:b w:val="0"/>
+          <w:sz w:val="22"/>
+        </w:rPr>
+        <w:t xml:space="preserve"> When heated, anhydrous magnesium nitrate, Mg(NO₃)₂, will decompose into magnesium oxide and a mixture of gases shown in the following equation. 2Mg(NO₃)₂ (s) → 2MgO (s) + 4NO₂ (g) + O₂ (g) 1.48 g of anhydrous magnesium nitrate is heated until no further reaction takes place.</w:t>
+      </w:r>
+    </w:p>
+    <w:p>
+      <w:pPr>
+        <w:spacing w:after="40" w:before="80" w:line="240" w:lineRule="auto"/>
+        <w:tabs>
+          <w:tab w:val="right" w:pos="9072"/>
+        </w:tabs>
+      </w:pPr>
+      <w:r>
+        <w:rPr>
+          <w:rFonts w:ascii="Arial" w:hAnsi="Arial"/>
+          <w:b w:val="0"/>
+          <w:sz w:val="22"/>
+        </w:rPr>
+        <w:t>What mass of nitrogen dioxide is produced?	（   ）</w:t>
+      </w:r>
+    </w:p>
+    <w:p>
+      <w:r>
+        <w:drawing>
+          <wp:inline xmlns:a="http://schemas.openxmlformats.org/drawingml/2006/main" xmlns:pic="http://schemas.openxmlformats.org/drawingml/2006/picture">
+            <wp:extent cx="3780000" cy="2679368"/>
+            <wp:docPr id="2" name="Picture 2"/>
+            <wp:cNvGraphicFramePr>
+              <a:graphicFrameLocks noChangeAspect="1"/>
+            </wp:cNvGraphicFramePr>
+            <a:graphic>
+              <a:graphicData uri="http://schemas.openxmlformats.org/drawingml/2006/picture">
+                <pic:pic>
+                  <pic:nvPicPr>
+                    <pic:cNvPr id="0" name="f_c05_02.png"/>
+                    <pic:cNvPicPr/>
+                  </pic:nvPicPr>
+                  <pic:blipFill>
+                    <a:blip r:embed="rId10"/>
+                    <a:stretch>
+                      <a:fillRect/>
+                    </a:stretch>
+                  </pic:blipFill>
+                  <pic:spPr>
+                    <a:xfrm>
+                      <a:off x="0" y="0"/>
+                      <a:ext cx="3780000" cy="2679368"/>
+                    </a:xfrm>
+                    <a:prstGeom prst="rect"/>
+                  </pic:spPr>
+                </pic:pic>
+              </a:graphicData>
+            </a:graphic>
+          </wp:inline>
+        </w:drawing>
+      </w:r>
+    </w:p>
+    <w:p>
+      <w:pPr>
+        <w:spacing w:before="20" w:after="120"/>
+      </w:pPr>
+      <w:r>
+        <w:rPr>
+          <w:rFonts w:ascii="霞鹜文楷 Medium" w:hAnsi="霞鹜文楷 Medium"/>
+          <w:b/>
+          <w:sz w:val="18"/>
+        </w:rPr>
+        <w:t>图 C₅-2：硝酸镁分解反应的能量-反应进程图（对应考点 C MCQ8，2Mg(NO₃)₂ → 2MgO + 4NO₂ + O₂，吸热）</w:t>
       </w:r>
     </w:p>
     <w:p>
@@ -2864,11 +2813,11 @@
       </w:pPr>
       <w:r>
         <w:rPr>
-          <w:rFonts w:ascii="Arial" w:hAnsi="Arial" w:eastAsia="Arial"/>
-          <w:b w:val="0"/>
-          <w:sz w:val="22"/>
-        </w:rPr>
-        <w:t>A. 8.00 L</w:t>
+          <w:rFonts w:ascii="Arial" w:hAnsi="Arial"/>
+          <w:b w:val="0"/>
+          <w:sz w:val="22"/>
+        </w:rPr>
+        <w:t>A. Option A</w:t>
       </w:r>
     </w:p>
     <w:p>
@@ -2877,11 +2826,11 @@
       </w:pPr>
       <w:r>
         <w:rPr>
-          <w:rFonts w:ascii="Arial" w:hAnsi="Arial" w:eastAsia="Arial"/>
-          <w:b w:val="0"/>
-          <w:sz w:val="22"/>
-        </w:rPr>
-        <w:t>B. 9.60 L</w:t>
+          <w:rFonts w:ascii="Arial" w:hAnsi="Arial"/>
+          <w:b w:val="0"/>
+          <w:sz w:val="22"/>
+        </w:rPr>
+        <w:t>B. Option B</w:t>
       </w:r>
     </w:p>
     <w:p>
@@ -2890,11 +2839,11 @@
       </w:pPr>
       <w:r>
         <w:rPr>
-          <w:rFonts w:ascii="Arial" w:hAnsi="Arial" w:eastAsia="Arial"/>
-          <w:b w:val="0"/>
-          <w:sz w:val="22"/>
-        </w:rPr>
-        <w:t>C. 10.0 L</w:t>
+          <w:rFonts w:ascii="Arial" w:hAnsi="Arial"/>
+          <w:b w:val="0"/>
+          <w:sz w:val="22"/>
+        </w:rPr>
+        <w:t>C. Option C</w:t>
       </w:r>
     </w:p>
     <w:p>
@@ -2903,11 +2852,11 @@
       </w:pPr>
       <w:r>
         <w:rPr>
-          <w:rFonts w:ascii="Arial" w:hAnsi="Arial" w:eastAsia="Arial"/>
-          <w:b w:val="0"/>
-          <w:sz w:val="22"/>
-        </w:rPr>
-        <w:t>D. 12.0 L</w:t>
+          <w:rFonts w:ascii="Arial" w:hAnsi="Arial"/>
+          <w:b w:val="0"/>
+          <w:sz w:val="22"/>
+        </w:rPr>
+        <w:t>D. Option D</w:t>
       </w:r>
     </w:p>
     <w:p>
@@ -2917,11 +2866,537 @@
     </w:p>
     <w:p>
       <w:pPr>
+        <w:spacing w:after="40" w:before="80" w:line="240" w:lineRule="auto"/>
+        <w:tabs>
+          <w:tab w:val="right" w:pos="9072"/>
+        </w:tabs>
+      </w:pPr>
+      <w:r>
+        <w:rPr>
+          <w:rFonts w:ascii="Arial" w:hAnsi="Arial"/>
+          <w:b w:val="0"/>
+          <w:sz w:val="22"/>
+        </w:rPr>
+        <w:t>9.</w:t>
+      </w:r>
+      <w:r>
+        <w:rPr>
+          <w:rFonts w:ascii="Arial" w:hAnsi="Arial"/>
+          <w:b w:val="0"/>
+          <w:sz w:val="22"/>
+        </w:rPr>
+        <w:t xml:space="preserve"> In the reaction H₂ (g) + Cl₂ (g) → 2HCl (g) how many moles of which chemicals will remain when 1.5 moles of chlorine reacts with 2.0 moles of hydrogen?	（   ）</w:t>
+      </w:r>
+    </w:p>
+    <w:p>
+      <w:pPr>
+        <w:spacing w:after="20" w:before="0" w:line="240" w:lineRule="auto"/>
+      </w:pPr>
+      <w:r>
+        <w:rPr>
+          <w:rFonts w:ascii="Arial" w:hAnsi="Arial"/>
+          <w:b w:val="0"/>
+          <w:sz w:val="22"/>
+        </w:rPr>
+        <w:t>A. Option A</w:t>
+      </w:r>
+    </w:p>
+    <w:p>
+      <w:pPr>
+        <w:spacing w:after="20" w:before="0" w:line="240" w:lineRule="auto"/>
+      </w:pPr>
+      <w:r>
+        <w:rPr>
+          <w:rFonts w:ascii="Arial" w:hAnsi="Arial"/>
+          <w:b w:val="0"/>
+          <w:sz w:val="22"/>
+        </w:rPr>
+        <w:t>B. 1.5 mol of HCl  and 0.5 mol of H₂</w:t>
+      </w:r>
+    </w:p>
+    <w:p>
+      <w:pPr>
+        <w:spacing w:after="20" w:before="0" w:line="240" w:lineRule="auto"/>
+      </w:pPr>
+      <w:r>
+        <w:rPr>
+          <w:rFonts w:ascii="Arial" w:hAnsi="Arial"/>
+          <w:b w:val="0"/>
+          <w:sz w:val="22"/>
+        </w:rPr>
+        <w:t>C. 2.0 mol of HCl  and 0.5 mol of Cl₂</w:t>
+      </w:r>
+    </w:p>
+    <w:p>
+      <w:pPr>
+        <w:spacing w:after="20" w:before="0" w:line="240" w:lineRule="auto"/>
+      </w:pPr>
+      <w:r>
+        <w:rPr>
+          <w:rFonts w:ascii="Arial" w:hAnsi="Arial"/>
+          <w:b w:val="0"/>
+          <w:sz w:val="22"/>
+        </w:rPr>
+        <w:t>D. 3.0 mol of HCl and 0.5 mol of H₂</w:t>
+      </w:r>
+    </w:p>
+    <w:p>
+      <w:pPr>
+        <w:spacing w:after="0" w:before="0" w:line="240" w:lineRule="auto"/>
+      </w:pPr>
+    </w:p>
+    <w:p>
+      <w:pPr>
+        <w:spacing w:after="40" w:before="80" w:line="240" w:lineRule="auto"/>
+        <w:tabs>
+          <w:tab w:val="right" w:pos="9072"/>
+        </w:tabs>
+      </w:pPr>
+      <w:r>
+        <w:rPr>
+          <w:rFonts w:ascii="Arial" w:hAnsi="Arial"/>
+          <w:b w:val="0"/>
+          <w:sz w:val="22"/>
+        </w:rPr>
+        <w:t>10.</w:t>
+      </w:r>
+      <w:r>
+        <w:rPr>
+          <w:rFonts w:ascii="Arial" w:hAnsi="Arial"/>
+          <w:b w:val="0"/>
+          <w:sz w:val="22"/>
+        </w:rPr>
+        <w:t xml:space="preserve"> Sodium reacts with water in the equation below. 2Na (s)  +  2H₂O (l)  →  2NaOH (aq)  +  H₂ (g) Which mass of sodium reacts with water to produce 960 mL of hydrogen gas at 1 atm and 20 oC?	（   ）</w:t>
+      </w:r>
+    </w:p>
+    <w:p>
+      <w:pPr>
+        <w:spacing w:after="20" w:before="0" w:line="240" w:lineRule="auto"/>
+      </w:pPr>
+      <w:r>
+        <w:rPr>
+          <w:rFonts w:ascii="Arial" w:hAnsi="Arial"/>
+          <w:b w:val="0"/>
+          <w:sz w:val="22"/>
+        </w:rPr>
+        <w:t>A. Option A</w:t>
+      </w:r>
+    </w:p>
+    <w:p>
+      <w:pPr>
+        <w:spacing w:after="20" w:before="0" w:line="240" w:lineRule="auto"/>
+      </w:pPr>
+      <w:r>
+        <w:rPr>
+          <w:rFonts w:ascii="Arial" w:hAnsi="Arial"/>
+          <w:b w:val="0"/>
+          <w:sz w:val="22"/>
+        </w:rPr>
+        <w:t>B. Option B</w:t>
+      </w:r>
+    </w:p>
+    <w:p>
+      <w:pPr>
+        <w:spacing w:after="20" w:before="0" w:line="240" w:lineRule="auto"/>
+      </w:pPr>
+      <w:r>
+        <w:rPr>
+          <w:rFonts w:ascii="Arial" w:hAnsi="Arial"/>
+          <w:b w:val="0"/>
+          <w:sz w:val="22"/>
+        </w:rPr>
+        <w:t>C. Option C</w:t>
+      </w:r>
+    </w:p>
+    <w:p>
+      <w:pPr>
+        <w:spacing w:after="20" w:before="0" w:line="240" w:lineRule="auto"/>
+      </w:pPr>
+      <w:r>
+        <w:rPr>
+          <w:rFonts w:ascii="Arial" w:hAnsi="Arial"/>
+          <w:b w:val="0"/>
+          <w:sz w:val="22"/>
+        </w:rPr>
+        <w:t>D. Option D</w:t>
+      </w:r>
+    </w:p>
+    <w:p>
+      <w:pPr>
+        <w:spacing w:after="0" w:before="0" w:line="240" w:lineRule="auto"/>
+      </w:pPr>
+    </w:p>
+    <w:p>
+      <w:pPr>
+        <w:spacing w:after="40" w:before="80" w:line="240" w:lineRule="auto"/>
+        <w:tabs>
+          <w:tab w:val="right" w:pos="9072"/>
+        </w:tabs>
+      </w:pPr>
+      <w:r>
+        <w:rPr>
+          <w:rFonts w:ascii="Arial" w:hAnsi="Arial"/>
+          <w:b w:val="0"/>
+          <w:sz w:val="22"/>
+        </w:rPr>
+        <w:t>11. 2N₂​O (g) → 2N₂ (g) + O₂ (g) At 600 oC, nitrous oxide decomposes according to the reaction represented above.</w:t>
+      </w:r>
+    </w:p>
+    <w:p>
+      <w:pPr>
+        <w:spacing w:after="40" w:before="80" w:line="240" w:lineRule="auto"/>
+        <w:tabs>
+          <w:tab w:val="right" w:pos="9072"/>
+        </w:tabs>
+      </w:pPr>
+      <w:r>
+        <w:rPr>
+          <w:rFonts w:ascii="Arial" w:hAnsi="Arial"/>
+          <w:b w:val="0"/>
+          <w:sz w:val="22"/>
+        </w:rPr>
+        <w:t>The reaction is completed at a constant temperature of 800 K in a rigid vessel.</w:t>
+      </w:r>
+    </w:p>
+    <w:p>
+      <w:pPr>
+        <w:spacing w:after="40" w:before="80" w:line="240" w:lineRule="auto"/>
+        <w:tabs>
+          <w:tab w:val="right" w:pos="9072"/>
+        </w:tabs>
+      </w:pPr>
+      <w:r>
+        <w:rPr>
+          <w:rFonts w:ascii="Arial" w:hAnsi="Arial"/>
+          <w:b w:val="0"/>
+          <w:sz w:val="22"/>
+        </w:rPr>
+        <w:t>The N₂O (g) is initially present in the vessel at a pressure of 1.50 atm.</w:t>
+      </w:r>
+    </w:p>
+    <w:p>
+      <w:pPr>
+        <w:spacing w:after="40" w:before="80" w:line="240" w:lineRule="auto"/>
+        <w:tabs>
+          <w:tab w:val="right" w:pos="9072"/>
+        </w:tabs>
+      </w:pPr>
+      <w:r>
+        <w:rPr>
+          <w:rFonts w:ascii="Arial" w:hAnsi="Arial"/>
+          <w:b w:val="0"/>
+          <w:sz w:val="22"/>
+        </w:rPr>
+        <w:t>What is the final pressure in the vessel after the reaction is complete?	（   ）</w:t>
+      </w:r>
+    </w:p>
+    <w:p>
+      <w:r>
+        <w:drawing>
+          <wp:inline xmlns:a="http://schemas.openxmlformats.org/drawingml/2006/main" xmlns:pic="http://schemas.openxmlformats.org/drawingml/2006/picture">
+            <wp:extent cx="3780000" cy="2679368"/>
+            <wp:docPr id="3" name="Picture 3"/>
+            <wp:cNvGraphicFramePr>
+              <a:graphicFrameLocks noChangeAspect="1"/>
+            </wp:cNvGraphicFramePr>
+            <a:graphic>
+              <a:graphicData uri="http://schemas.openxmlformats.org/drawingml/2006/picture">
+                <pic:pic>
+                  <pic:nvPicPr>
+                    <pic:cNvPr id="0" name="f_c05_03.png"/>
+                    <pic:cNvPicPr/>
+                  </pic:nvPicPr>
+                  <pic:blipFill>
+                    <a:blip r:embed="rId11"/>
+                    <a:stretch>
+                      <a:fillRect/>
+                    </a:stretch>
+                  </pic:blipFill>
+                  <pic:spPr>
+                    <a:xfrm>
+                      <a:off x="0" y="0"/>
+                      <a:ext cx="3780000" cy="2679368"/>
+                    </a:xfrm>
+                    <a:prstGeom prst="rect"/>
+                  </pic:spPr>
+                </pic:pic>
+              </a:graphicData>
+            </a:graphic>
+          </wp:inline>
+        </w:drawing>
+      </w:r>
+    </w:p>
+    <w:p>
+      <w:pPr>
+        <w:spacing w:before="20" w:after="120"/>
+      </w:pPr>
+      <w:r>
+        <w:rPr>
+          <w:rFonts w:ascii="霞鹜文楷 Medium" w:hAnsi="霞鹜文楷 Medium"/>
+          <w:b/>
+          <w:sz w:val="18"/>
+        </w:rPr>
+        <w:t>图 C₅-3：一氧化二氮分解反应的能量-反应进程图（对应考点 C MCQ11，2N₂O → 2N₂ + O₂，放热）</w:t>
+      </w:r>
+    </w:p>
+    <w:p>
+      <w:pPr>
+        <w:spacing w:after="20" w:before="0" w:line="240" w:lineRule="auto"/>
+      </w:pPr>
+      <w:r>
+        <w:rPr>
+          <w:rFonts w:ascii="Arial" w:hAnsi="Arial"/>
+          <w:b w:val="0"/>
+          <w:sz w:val="22"/>
+        </w:rPr>
+        <w:t>A. Diagram A — particle arrangement</w:t>
+      </w:r>
+    </w:p>
+    <w:p>
+      <w:pPr>
+        <w:spacing w:after="20" w:before="0" w:line="240" w:lineRule="auto"/>
+      </w:pPr>
+      <w:r>
+        <w:rPr>
+          <w:rFonts w:ascii="Arial" w:hAnsi="Arial"/>
+          <w:b w:val="0"/>
+          <w:sz w:val="22"/>
+        </w:rPr>
+        <w:t>B. Diagram B — particle arrangement</w:t>
+      </w:r>
+    </w:p>
+    <w:p>
+      <w:pPr>
+        <w:spacing w:after="20" w:before="0" w:line="240" w:lineRule="auto"/>
+      </w:pPr>
+      <w:r>
+        <w:rPr>
+          <w:rFonts w:ascii="Arial" w:hAnsi="Arial"/>
+          <w:b w:val="0"/>
+          <w:sz w:val="22"/>
+        </w:rPr>
+        <w:t>C. Diagram C — particle arrangement</w:t>
+      </w:r>
+    </w:p>
+    <w:p>
+      <w:pPr>
+        <w:spacing w:after="20" w:before="0" w:line="240" w:lineRule="auto"/>
+      </w:pPr>
+      <w:r>
+        <w:rPr>
+          <w:rFonts w:ascii="Arial" w:hAnsi="Arial"/>
+          <w:b w:val="0"/>
+          <w:sz w:val="22"/>
+        </w:rPr>
+        <w:t>D. Diagram D — particle arrangement</w:t>
+      </w:r>
+    </w:p>
+    <w:p>
+      <w:pPr>
+        <w:spacing w:after="0" w:before="0" w:line="240" w:lineRule="auto"/>
+      </w:pPr>
+    </w:p>
+    <w:p>
+      <w:pPr>
+        <w:spacing w:after="40" w:before="80" w:line="240" w:lineRule="auto"/>
+        <w:tabs>
+          <w:tab w:val="right" w:pos="9072"/>
+        </w:tabs>
+      </w:pPr>
+      <w:r>
+        <w:rPr>
+          <w:rFonts w:ascii="Arial" w:hAnsi="Arial"/>
+          <w:b w:val="0"/>
+          <w:sz w:val="22"/>
+        </w:rPr>
+        <w:t>12.</w:t>
+      </w:r>
+      <w:r>
+        <w:rPr>
+          <w:rFonts w:ascii="Arial" w:hAnsi="Arial"/>
+          <w:b w:val="0"/>
+          <w:sz w:val="22"/>
+        </w:rPr>
+        <w:t xml:space="preserve"> In a reaction vessel, 4.00 g of hydrogen gas reacts completely with excess oxygen gas to produce water vapor at 100 °C and 1.00 atm.</w:t>
+      </w:r>
+    </w:p>
+    <w:p>
+      <w:pPr>
+        <w:spacing w:after="40" w:before="80" w:line="240" w:lineRule="auto"/>
+        <w:tabs>
+          <w:tab w:val="right" w:pos="9072"/>
+        </w:tabs>
+      </w:pPr>
+      <w:r>
+        <w:rPr>
+          <w:rFonts w:ascii="Arial" w:hAnsi="Arial"/>
+          <w:b w:val="0"/>
+          <w:sz w:val="22"/>
+        </w:rPr>
+        <w:t>What volume of water vapor is produced under these conditions? (Use R = 0.0821  L atm mol−1 K−1)	（   ）</w:t>
+      </w:r>
+    </w:p>
+    <w:p>
+      <w:pPr>
+        <w:spacing w:after="20" w:before="0" w:line="240" w:lineRule="auto"/>
+      </w:pPr>
+      <w:r>
+        <w:rPr>
+          <w:rFonts w:ascii="Arial" w:hAnsi="Arial"/>
+          <w:b w:val="0"/>
+          <w:sz w:val="22"/>
+        </w:rPr>
+        <w:t>A. Diagram A — particle arrangement</w:t>
+      </w:r>
+    </w:p>
+    <w:p>
+      <w:pPr>
+        <w:spacing w:after="20" w:before="0" w:line="240" w:lineRule="auto"/>
+      </w:pPr>
+      <w:r>
+        <w:rPr>
+          <w:rFonts w:ascii="Arial" w:hAnsi="Arial"/>
+          <w:b w:val="0"/>
+          <w:sz w:val="22"/>
+        </w:rPr>
+        <w:t>B. Diagram B — particle arrangement</w:t>
+      </w:r>
+    </w:p>
+    <w:p>
+      <w:pPr>
+        <w:spacing w:after="20" w:before="0" w:line="240" w:lineRule="auto"/>
+      </w:pPr>
+      <w:r>
+        <w:rPr>
+          <w:rFonts w:ascii="Arial" w:hAnsi="Arial"/>
+          <w:b w:val="0"/>
+          <w:sz w:val="22"/>
+        </w:rPr>
+        <w:t>C. Diagram C — particle arrangement</w:t>
+      </w:r>
+    </w:p>
+    <w:p>
+      <w:pPr>
+        <w:spacing w:after="20" w:before="0" w:line="240" w:lineRule="auto"/>
+      </w:pPr>
+      <w:r>
+        <w:rPr>
+          <w:rFonts w:ascii="Arial" w:hAnsi="Arial"/>
+          <w:b w:val="0"/>
+          <w:sz w:val="22"/>
+        </w:rPr>
+        <w:t>D. Diagram D — particle arrangement</w:t>
+      </w:r>
+    </w:p>
+    <w:p>
+      <w:pPr>
+        <w:spacing w:after="0" w:before="0" w:line="240" w:lineRule="auto"/>
+      </w:pPr>
+    </w:p>
+    <w:p>
+      <w:pPr>
+        <w:spacing w:after="40" w:before="80" w:line="240" w:lineRule="auto"/>
+        <w:tabs>
+          <w:tab w:val="right" w:pos="9072"/>
+        </w:tabs>
+      </w:pPr>
+      <w:r>
+        <w:rPr>
+          <w:rFonts w:ascii="Arial" w:hAnsi="Arial"/>
+          <w:b w:val="0"/>
+          <w:sz w:val="22"/>
+        </w:rPr>
+        <w:t>13.</w:t>
+      </w:r>
+      <w:r>
+        <w:rPr>
+          <w:rFonts w:ascii="Arial" w:hAnsi="Arial"/>
+          <w:b w:val="0"/>
+          <w:sz w:val="22"/>
+        </w:rPr>
+        <w:t xml:space="preserve"> Ammonia gas reacts with oxygen gas to produce nitrogen monoxide and water vapor.</w:t>
+      </w:r>
+    </w:p>
+    <w:p>
+      <w:pPr>
+        <w:spacing w:after="40" w:before="80" w:line="240" w:lineRule="auto"/>
+        <w:tabs>
+          <w:tab w:val="right" w:pos="9072"/>
+        </w:tabs>
+      </w:pPr>
+      <w:r>
+        <w:rPr>
+          <w:rFonts w:ascii="Arial" w:hAnsi="Arial"/>
+          <w:b w:val="0"/>
+          <w:sz w:val="22"/>
+        </w:rPr>
+        <w:t>If 10.0 L of ammonia gas reacts with 12.0 L of oxygen gas at the same temperature and pressure, what volume of nitrogen monoxide is produced?  (Assume all gases are ideal.)	（   ）</w:t>
+      </w:r>
+    </w:p>
+    <w:p>
+      <w:pPr>
+        <w:spacing w:after="20" w:before="0" w:line="240" w:lineRule="auto"/>
+      </w:pPr>
+      <w:r>
+        <w:rPr>
+          <w:rFonts w:ascii="Arial" w:hAnsi="Arial"/>
+          <w:b w:val="0"/>
+          <w:sz w:val="22"/>
+        </w:rPr>
+        <w:t>A. Option A</w:t>
+      </w:r>
+    </w:p>
+    <w:p>
+      <w:pPr>
+        <w:spacing w:after="20" w:before="0" w:line="240" w:lineRule="auto"/>
+      </w:pPr>
+      <w:r>
+        <w:rPr>
+          <w:rFonts w:ascii="Arial" w:hAnsi="Arial"/>
+          <w:b w:val="0"/>
+          <w:sz w:val="22"/>
+        </w:rPr>
+        <w:t>B. Option B</w:t>
+      </w:r>
+    </w:p>
+    <w:p>
+      <w:pPr>
+        <w:spacing w:after="20" w:before="0" w:line="240" w:lineRule="auto"/>
+      </w:pPr>
+      <w:r>
+        <w:rPr>
+          <w:rFonts w:ascii="Arial" w:hAnsi="Arial"/>
+          <w:b w:val="0"/>
+          <w:sz w:val="22"/>
+        </w:rPr>
+        <w:t>C. Option C</w:t>
+      </w:r>
+    </w:p>
+    <w:p>
+      <w:pPr>
+        <w:spacing w:after="20" w:before="0" w:line="240" w:lineRule="auto"/>
+      </w:pPr>
+      <w:r>
+        <w:rPr>
+          <w:rFonts w:ascii="Arial" w:hAnsi="Arial"/>
+          <w:b w:val="0"/>
+          <w:sz w:val="22"/>
+        </w:rPr>
+        <w:t>D. Option D</w:t>
+      </w:r>
+    </w:p>
+    <w:p>
+      <w:pPr>
+        <w:spacing w:after="0" w:before="0" w:line="240" w:lineRule="auto"/>
+      </w:pPr>
+    </w:p>
+    <w:p>
+      <w:pPr>
         <w:spacing w:before="280" w:after="80"/>
       </w:pPr>
       <w:r>
         <w:rPr>
-          <w:rFonts w:ascii="Arial" w:hAnsi="Arial" w:eastAsia="Arial"/>
+          <w:rFonts w:ascii="Arial" w:hAnsi="Arial"/>
           <w:b/>
           <w:sz w:val="24"/>
         </w:rPr>
@@ -2934,7 +3409,7 @@
       </w:pPr>
       <w:r>
         <w:rPr>
-          <w:rFonts w:ascii="霞鹜文楷 Medium" w:hAnsi="霞鹜文楷 Medium" w:eastAsia="霞鹜文楷 Medium"/>
+          <w:rFonts w:ascii="霞鹜文楷 Medium" w:hAnsi="霞鹜文楷 Medium"/>
           <w:b/>
           <w:sz w:val="22"/>
         </w:rPr>
@@ -2947,7 +3422,7 @@
       </w:pPr>
       <w:r>
         <w:rPr>
-          <w:rFonts w:ascii="霞鹜文楷 Medium" w:hAnsi="霞鹜文楷 Medium" w:eastAsia="霞鹜文楷 Medium"/>
+          <w:rFonts w:ascii="霞鹜文楷 Medium" w:hAnsi="霞鹜文楷 Medium"/>
           <w:b/>
           <w:sz w:val="22"/>
         </w:rPr>
@@ -2960,11 +3435,11 @@
       </w:pPr>
       <w:r>
         <w:rPr>
-          <w:rFonts w:ascii="霞鹜文楷 Medium" w:hAnsi="霞鹜文楷 Medium" w:eastAsia="霞鹜文楷 Medium"/>
+          <w:rFonts w:ascii="霞鹜文楷 Medium" w:hAnsi="霞鹜文楷 Medium"/>
           <w:b/>
           <w:sz w:val="22"/>
         </w:rPr>
-        <w:t>Combustion analysis: C → CO2, H → H2O; mass of O/N found by difference</w:t>
+        <w:t>Combustion analysis: C → CO₂, H → H₂O; mass of O/N found by difference</w:t>
       </w:r>
     </w:p>
     <w:p>
@@ -2973,24 +3448,25 @@
       </w:pPr>
       <w:r>
         <w:rPr>
-          <w:rFonts w:ascii="霞鹜文楷 Medium" w:hAnsi="霞鹜文楷 Medium" w:eastAsia="霞鹜文楷 Medium"/>
+          <w:rFonts w:ascii="霞鹜文楷 Medium" w:hAnsi="霞鹜文楷 Medium"/>
           <w:b/>
           <w:sz w:val="22"/>
         </w:rPr>
         <w:t>Steps: mass → moles → divide by smallest → multiply to whole numbers</w:t>
       </w:r>
     </w:p>
+    <w:p/>
     <w:p>
       <w:pPr>
         <w:spacing w:after="40" w:before="80" w:line="240" w:lineRule="auto"/>
       </w:pPr>
       <w:r>
         <w:rPr>
-          <w:rFonts w:ascii="Arial" w:hAnsi="Arial" w:eastAsia="Arial"/>
-          <w:b w:val="0"/>
-          <w:sz w:val="22"/>
-        </w:rPr>
-        <w:t>1. A 2.50 g sample containing only C, H, O is burned, producing 5.71 g CO2 and 2.34 g H2O.</w:t>
+          <w:rFonts w:ascii="Arial" w:hAnsi="Arial"/>
+          <w:b w:val="0"/>
+          <w:sz w:val="22"/>
+        </w:rPr>
+        <w:t>1. A 2.50 g sample containing only C, H, O is burned, producing 5.71 g CO₂ and 2.34 g H₂O.</w:t>
       </w:r>
     </w:p>
     <w:p>
@@ -3002,7 +3478,7 @@
       </w:pPr>
       <w:r>
         <w:rPr>
-          <w:rFonts w:ascii="Arial" w:hAnsi="Arial" w:eastAsia="Arial"/>
+          <w:rFonts w:ascii="Arial" w:hAnsi="Arial"/>
           <w:b w:val="0"/>
           <w:sz w:val="22"/>
         </w:rPr>
@@ -3013,7 +3489,7 @@
       </w:r>
       <w:r>
         <w:rPr>
-          <w:rFonts w:ascii="Arial" w:hAnsi="Arial" w:eastAsia="Arial"/>
+          <w:rFonts w:ascii="Arial" w:hAnsi="Arial"/>
           <w:b w:val="0"/>
           <w:sz w:val="22"/>
         </w:rPr>
@@ -3029,7 +3505,7 @@
       </w:pPr>
       <w:r>
         <w:rPr>
-          <w:rFonts w:ascii="Arial" w:hAnsi="Arial" w:eastAsia="Arial"/>
+          <w:rFonts w:ascii="Arial" w:hAnsi="Arial"/>
           <w:b w:val="0"/>
           <w:sz w:val="22"/>
         </w:rPr>
@@ -3040,7 +3516,7 @@
       </w:r>
       <w:r>
         <w:rPr>
-          <w:rFonts w:ascii="Arial" w:hAnsi="Arial" w:eastAsia="Arial"/>
+          <w:rFonts w:ascii="Arial" w:hAnsi="Arial"/>
           <w:b w:val="0"/>
           <w:sz w:val="22"/>
         </w:rPr>
@@ -3056,7 +3532,7 @@
       </w:pPr>
       <w:r>
         <w:rPr>
-          <w:rFonts w:ascii="Arial" w:hAnsi="Arial" w:eastAsia="Arial"/>
+          <w:rFonts w:ascii="Arial" w:hAnsi="Arial"/>
           <w:b w:val="0"/>
           <w:sz w:val="22"/>
         </w:rPr>
@@ -3067,7 +3543,7 @@
       </w:r>
       <w:r>
         <w:rPr>
-          <w:rFonts w:ascii="Arial" w:hAnsi="Arial" w:eastAsia="Arial"/>
+          <w:rFonts w:ascii="Arial" w:hAnsi="Arial"/>
           <w:b w:val="0"/>
           <w:sz w:val="22"/>
         </w:rPr>
@@ -3085,11 +3561,24 @@
       </w:pPr>
       <w:r>
         <w:rPr>
-          <w:rFonts w:ascii="Arial" w:hAnsi="Arial" w:eastAsia="Arial"/>
-          <w:b w:val="0"/>
-          <w:sz w:val="22"/>
-        </w:rPr>
-        <w:t>2. A compound of Mn and Cl is prepared. Data: empty beaker = 60.169 g; beaker+Mn = 61.262 g; beaker+MnxCly = 62.673 g. (Mn=54.94, Cl=35.45)</w:t>
+          <w:rFonts w:ascii="Arial" w:hAnsi="Arial"/>
+          <w:b w:val="0"/>
+          <w:sz w:val="22"/>
+        </w:rPr>
+        <w:t>2. A compound of Mn and Cl is prepared.</w:t>
+      </w:r>
+    </w:p>
+    <w:p>
+      <w:pPr>
+        <w:spacing w:after="40" w:before="80" w:line="240" w:lineRule="auto"/>
+      </w:pPr>
+      <w:r>
+        <w:rPr>
+          <w:rFonts w:ascii="Arial" w:hAnsi="Arial"/>
+          <w:b w:val="0"/>
+          <w:sz w:val="22"/>
+        </w:rPr>
+        <w:t>Data: empty beaker = 60.169 g; beaker+Mn = 61.262 g; beaker+MnxCly = 62.673 g. (Mn=54.94, Cl=35.45)</w:t>
       </w:r>
     </w:p>
     <w:p>
@@ -3101,7 +3590,7 @@
       </w:pPr>
       <w:r>
         <w:rPr>
-          <w:rFonts w:ascii="Arial" w:hAnsi="Arial" w:eastAsia="Arial"/>
+          <w:rFonts w:ascii="Arial" w:hAnsi="Arial"/>
           <w:b w:val="0"/>
           <w:sz w:val="22"/>
         </w:rPr>
@@ -3112,7 +3601,7 @@
       </w:r>
       <w:r>
         <w:rPr>
-          <w:rFonts w:ascii="Arial" w:hAnsi="Arial" w:eastAsia="Arial"/>
+          <w:rFonts w:ascii="Arial" w:hAnsi="Arial"/>
           <w:b w:val="0"/>
           <w:sz w:val="22"/>
         </w:rPr>
@@ -3128,7 +3617,7 @@
       </w:pPr>
       <w:r>
         <w:rPr>
-          <w:rFonts w:ascii="Arial" w:hAnsi="Arial" w:eastAsia="Arial"/>
+          <w:rFonts w:ascii="Arial" w:hAnsi="Arial"/>
           <w:b w:val="0"/>
           <w:sz w:val="22"/>
         </w:rPr>
@@ -3139,7 +3628,7 @@
       </w:r>
       <w:r>
         <w:rPr>
-          <w:rFonts w:ascii="Arial" w:hAnsi="Arial" w:eastAsia="Arial"/>
+          <w:rFonts w:ascii="Arial" w:hAnsi="Arial"/>
           <w:b w:val="0"/>
           <w:sz w:val="22"/>
         </w:rPr>
@@ -3160,80 +3649,12 @@
       </w:pPr>
       <w:r>
         <w:rPr>
-          <w:rFonts w:ascii="Arial" w:hAnsi="Arial" w:eastAsia="Arial"/>
-          <w:b w:val="0"/>
-          <w:sz w:val="22"/>
-        </w:rPr>
-        <w:t>1. A scientist is examining a liquid mixture that contains water, ethanol, and dissolved sodium chloride. The mixture appears uniform to the eye and shows identical properties when analyzed in various parts.  Which of the following statements best describes this sample?</w:t>
-      </w:r>
-      <w:r>
-        <w:tab/>
-      </w:r>
-      <w:r>
-        <w:rPr>
-          <w:rFonts w:ascii="Arial" w:hAnsi="Arial" w:eastAsia="Arial"/>
-          <w:b w:val="0"/>
-          <w:sz w:val="22"/>
-        </w:rPr>
-        <w:t>（   ）</w:t>
-      </w:r>
-    </w:p>
-    <w:p>
-      <w:pPr>
-        <w:spacing w:after="20" w:before="0" w:line="240" w:lineRule="auto"/>
-      </w:pPr>
-      <w:r>
-        <w:rPr>
-          <w:rFonts w:ascii="Arial" w:hAnsi="Arial" w:eastAsia="Arial"/>
-          <w:b w:val="0"/>
-          <w:sz w:val="22"/>
-        </w:rPr>
-        <w:t>A. The sample is a homogeneous mixture because the components are mixed at the molecular level and are uniformly distributed.</w:t>
-      </w:r>
-    </w:p>
-    <w:p>
-      <w:pPr>
-        <w:spacing w:after="20" w:before="0" w:line="240" w:lineRule="auto"/>
-      </w:pPr>
-      <w:r>
-        <w:rPr>
-          <w:rFonts w:ascii="Arial" w:hAnsi="Arial" w:eastAsia="Arial"/>
-          <w:b w:val="0"/>
-          <w:sz w:val="22"/>
-        </w:rPr>
-        <w:t>B. The sample is a heterogeneous mixture because the dissolved sodium chloride forms distinct phases in the solution.</w:t>
-      </w:r>
-    </w:p>
-    <w:p>
-      <w:pPr>
-        <w:spacing w:after="20" w:before="0" w:line="240" w:lineRule="auto"/>
-      </w:pPr>
-      <w:r>
-        <w:rPr>
-          <w:rFonts w:ascii="Arial" w:hAnsi="Arial" w:eastAsia="Arial"/>
-          <w:b w:val="0"/>
-          <w:sz w:val="22"/>
-        </w:rPr>
-        <w:t>C. The sample is a pure substance because the components combine chemically to form a new formula unit.</w:t>
-      </w:r>
-    </w:p>
-    <w:p>
-      <w:pPr>
-        <w:spacing w:after="20" w:before="0" w:line="240" w:lineRule="auto"/>
-      </w:pPr>
-      <w:r>
-        <w:rPr>
-          <w:rFonts w:ascii="Arial" w:hAnsi="Arial" w:eastAsia="Arial"/>
-          <w:b w:val="0"/>
-          <w:sz w:val="22"/>
-        </w:rPr>
-        <w:t>D. The sample consists of distinct microscopic regions of water and ethanol that do not fully intermix, making it non-uniform at the molecular level.</w:t>
-      </w:r>
-    </w:p>
-    <w:p>
-      <w:pPr>
-        <w:spacing w:after="0" w:before="0" w:line="240" w:lineRule="auto"/>
-      </w:pPr>
+          <w:rFonts w:ascii="Arial" w:hAnsi="Arial"/>
+          <w:b w:val="0"/>
+          <w:sz w:val="22"/>
+        </w:rPr>
+        <w:t>1. A scientist is examining a liquid mixture that contains water, ethanol, and dissolved sodium chloride.</w:t>
+      </w:r>
     </w:p>
     <w:p>
       <w:pPr>
@@ -3244,80 +3665,12 @@
       </w:pPr>
       <w:r>
         <w:rPr>
-          <w:rFonts w:ascii="Arial" w:hAnsi="Arial" w:eastAsia="Arial"/>
-          <w:b w:val="0"/>
-          <w:sz w:val="22"/>
-        </w:rPr>
-        <w:t>2. Which of the following correctly identifies the molecular arrangement in a heterogeneous mixture?</w:t>
-      </w:r>
-      <w:r>
-        <w:tab/>
-      </w:r>
-      <w:r>
-        <w:rPr>
-          <w:rFonts w:ascii="Arial" w:hAnsi="Arial" w:eastAsia="Arial"/>
-          <w:b w:val="0"/>
-          <w:sz w:val="22"/>
-        </w:rPr>
-        <w:t>（   ）</w:t>
-      </w:r>
-    </w:p>
-    <w:p>
-      <w:pPr>
-        <w:spacing w:after="20" w:before="0" w:line="240" w:lineRule="auto"/>
-      </w:pPr>
-      <w:r>
-        <w:rPr>
-          <w:rFonts w:ascii="Arial" w:hAnsi="Arial" w:eastAsia="Arial"/>
-          <w:b w:val="0"/>
-          <w:sz w:val="22"/>
-        </w:rPr>
-        <w:t>A. All particles are identical and evenly spaced.</w:t>
-      </w:r>
-    </w:p>
-    <w:p>
-      <w:pPr>
-        <w:spacing w:after="20" w:before="0" w:line="240" w:lineRule="auto"/>
-      </w:pPr>
-      <w:r>
-        <w:rPr>
-          <w:rFonts w:ascii="Arial" w:hAnsi="Arial" w:eastAsia="Arial"/>
-          <w:b w:val="0"/>
-          <w:sz w:val="22"/>
-        </w:rPr>
-        <w:t>B. Different types of particles are evenly mixed at the molecular level.</w:t>
-      </w:r>
-    </w:p>
-    <w:p>
-      <w:pPr>
-        <w:spacing w:after="20" w:before="0" w:line="240" w:lineRule="auto"/>
-      </w:pPr>
-      <w:r>
-        <w:rPr>
-          <w:rFonts w:ascii="Arial" w:hAnsi="Arial" w:eastAsia="Arial"/>
-          <w:b w:val="0"/>
-          <w:sz w:val="22"/>
-        </w:rPr>
-        <w:t>C. Different types of particles are grouped into distinct regions.</w:t>
-      </w:r>
-    </w:p>
-    <w:p>
-      <w:pPr>
-        <w:spacing w:after="20" w:before="0" w:line="240" w:lineRule="auto"/>
-      </w:pPr>
-      <w:r>
-        <w:rPr>
-          <w:rFonts w:ascii="Arial" w:hAnsi="Arial" w:eastAsia="Arial"/>
-          <w:b w:val="0"/>
-          <w:sz w:val="22"/>
-        </w:rPr>
-        <w:t>D. The particles are chemically bonded, forming uniform molecular structures.</w:t>
-      </w:r>
-    </w:p>
-    <w:p>
-      <w:pPr>
-        <w:spacing w:after="0" w:before="0" w:line="240" w:lineRule="auto"/>
-      </w:pPr>
+          <w:rFonts w:ascii="Arial" w:hAnsi="Arial"/>
+          <w:b w:val="0"/>
+          <w:sz w:val="22"/>
+        </w:rPr>
+        <w:t>The mixture appears uniform to the eye and shows identical properties when analyzed in various parts.</w:t>
+      </w:r>
     </w:p>
     <w:p>
       <w:pPr>
@@ -3328,22 +3681,11 @@
       </w:pPr>
       <w:r>
         <w:rPr>
-          <w:rFonts w:ascii="Arial" w:hAnsi="Arial" w:eastAsia="Arial"/>
-          <w:b w:val="0"/>
-          <w:sz w:val="22"/>
-        </w:rPr>
-        <w:t>3. A compound contains a compound 39% sulfur, 58.6 % oxygen and the remainder is hydrogen. What is the empirical formula of the compound?</w:t>
-      </w:r>
-      <w:r>
-        <w:tab/>
-      </w:r>
-      <w:r>
-        <w:rPr>
-          <w:rFonts w:ascii="Arial" w:hAnsi="Arial" w:eastAsia="Arial"/>
-          <w:b w:val="0"/>
-          <w:sz w:val="22"/>
-        </w:rPr>
-        <w:t>（   ）</w:t>
+          <w:rFonts w:ascii="Arial" w:hAnsi="Arial"/>
+          <w:b w:val="0"/>
+          <w:sz w:val="22"/>
+        </w:rPr>
+        <w:t>Which of the following statements best describes this sample?	（   ）</w:t>
       </w:r>
     </w:p>
     <w:p>
@@ -3352,11 +3694,11 @@
       </w:pPr>
       <w:r>
         <w:rPr>
-          <w:rFonts w:ascii="Arial" w:hAnsi="Arial" w:eastAsia="Arial"/>
-          <w:b w:val="0"/>
-          <w:sz w:val="22"/>
-        </w:rPr>
-        <w:t>A. SOH</w:t>
+          <w:rFonts w:ascii="Arial" w:hAnsi="Arial"/>
+          <w:b w:val="0"/>
+          <w:sz w:val="22"/>
+        </w:rPr>
+        <w:t>A. The sample is a homogeneous mixture because the components are mixed at the molecular level and are uniformly distributed.</w:t>
       </w:r>
     </w:p>
     <w:p>
@@ -3365,11 +3707,11 @@
       </w:pPr>
       <w:r>
         <w:rPr>
-          <w:rFonts w:ascii="Arial" w:hAnsi="Arial" w:eastAsia="Arial"/>
-          <w:b w:val="0"/>
-          <w:sz w:val="22"/>
-        </w:rPr>
-        <w:t>B. SO3H</w:t>
+          <w:rFonts w:ascii="Arial" w:hAnsi="Arial"/>
+          <w:b w:val="0"/>
+          <w:sz w:val="22"/>
+        </w:rPr>
+        <w:t>B. The sample is a heterogeneous mixture because the dissolved sodium chloride forms distinct phases in the solution.</w:t>
       </w:r>
     </w:p>
     <w:p>
@@ -3378,11 +3720,11 @@
       </w:pPr>
       <w:r>
         <w:rPr>
-          <w:rFonts w:ascii="Arial" w:hAnsi="Arial" w:eastAsia="Arial"/>
-          <w:b w:val="0"/>
-          <w:sz w:val="22"/>
-        </w:rPr>
-        <w:t>C. SO3H2</w:t>
+          <w:rFonts w:ascii="Arial" w:hAnsi="Arial"/>
+          <w:b w:val="0"/>
+          <w:sz w:val="22"/>
+        </w:rPr>
+        <w:t>C. The sample is a pure substance because the components combine chemically to form a new formula unit.</w:t>
       </w:r>
     </w:p>
     <w:p>
@@ -3391,11 +3733,11 @@
       </w:pPr>
       <w:r>
         <w:rPr>
-          <w:rFonts w:ascii="Arial" w:hAnsi="Arial" w:eastAsia="Arial"/>
-          <w:b w:val="0"/>
-          <w:sz w:val="22"/>
-        </w:rPr>
-        <w:t>D. S6O2H6</w:t>
+          <w:rFonts w:ascii="Arial" w:hAnsi="Arial"/>
+          <w:b w:val="0"/>
+          <w:sz w:val="22"/>
+        </w:rPr>
+        <w:t>D. The sample consists of distinct microscopic regions of water and ethanol that do not fully intermix, making it non-uniform at the molecular level.</w:t>
       </w:r>
     </w:p>
     <w:p>
@@ -3412,18 +3754,18 @@
       </w:pPr>
       <w:r>
         <w:rPr>
-          <w:rFonts w:ascii="Arial" w:hAnsi="Arial" w:eastAsia="Arial"/>
-          <w:b w:val="0"/>
-          <w:sz w:val="22"/>
-        </w:rPr>
-        <w:t>4. The chemical formula of the fertiliser ammonium nitrate is (NH4NO3). What is the mass of nitrogen in 23.15 g sample of ammonium nitrate?</w:t>
+          <w:rFonts w:ascii="Arial" w:hAnsi="Arial"/>
+          <w:b w:val="0"/>
+          <w:sz w:val="22"/>
+        </w:rPr>
+        <w:t>2. Which of the following correctly identifies the molecular arrangement in a heterogeneous mixture?</w:t>
       </w:r>
       <w:r>
         <w:tab/>
       </w:r>
       <w:r>
         <w:rPr>
-          <w:rFonts w:ascii="Arial" w:hAnsi="Arial" w:eastAsia="Arial"/>
+          <w:rFonts w:ascii="Arial" w:hAnsi="Arial"/>
           <w:b w:val="0"/>
           <w:sz w:val="22"/>
         </w:rPr>
@@ -3436,11 +3778,11 @@
       </w:pPr>
       <w:r>
         <w:rPr>
-          <w:rFonts w:ascii="Arial" w:hAnsi="Arial" w:eastAsia="Arial"/>
-          <w:b w:val="0"/>
-          <w:sz w:val="22"/>
-        </w:rPr>
-        <w:t>A. 17.49g</w:t>
+          <w:rFonts w:ascii="Arial" w:hAnsi="Arial"/>
+          <w:b w:val="0"/>
+          <w:sz w:val="22"/>
+        </w:rPr>
+        <w:t>A. All particles are identical and evenly spaced.</w:t>
       </w:r>
     </w:p>
     <w:p>
@@ -3449,11 +3791,11 @@
       </w:pPr>
       <w:r>
         <w:rPr>
-          <w:rFonts w:ascii="Arial" w:hAnsi="Arial" w:eastAsia="Arial"/>
-          <w:b w:val="0"/>
-          <w:sz w:val="22"/>
-        </w:rPr>
-        <w:t>B. 34.99g</w:t>
+          <w:rFonts w:ascii="Arial" w:hAnsi="Arial"/>
+          <w:b w:val="0"/>
+          <w:sz w:val="22"/>
+        </w:rPr>
+        <w:t>B. Different types of particles are evenly mixed at the molecular level.</w:t>
       </w:r>
     </w:p>
     <w:p>
@@ -3462,11 +3804,11 @@
       </w:pPr>
       <w:r>
         <w:rPr>
-          <w:rFonts w:ascii="Arial" w:hAnsi="Arial" w:eastAsia="Arial"/>
-          <w:b w:val="0"/>
-          <w:sz w:val="22"/>
-        </w:rPr>
-        <w:t>C. 8.10 g</w:t>
+          <w:rFonts w:ascii="Arial" w:hAnsi="Arial"/>
+          <w:b w:val="0"/>
+          <w:sz w:val="22"/>
+        </w:rPr>
+        <w:t>C. Different types of particles are grouped into distinct regions.</w:t>
       </w:r>
     </w:p>
     <w:p>
@@ -3475,11 +3817,11 @@
       </w:pPr>
       <w:r>
         <w:rPr>
-          <w:rFonts w:ascii="Arial" w:hAnsi="Arial" w:eastAsia="Arial"/>
-          <w:b w:val="0"/>
-          <w:sz w:val="22"/>
-        </w:rPr>
-        <w:t>D. 4.05 g</w:t>
+          <w:rFonts w:ascii="Arial" w:hAnsi="Arial"/>
+          <w:b w:val="0"/>
+          <w:sz w:val="22"/>
+        </w:rPr>
+        <w:t>D. The particles are chemically bonded, forming uniform molecular structures.</w:t>
       </w:r>
     </w:p>
     <w:p>
@@ -3496,80 +3838,12 @@
       </w:pPr>
       <w:r>
         <w:rPr>
-          <w:rFonts w:ascii="Arial" w:hAnsi="Arial" w:eastAsia="Arial"/>
-          <w:b w:val="0"/>
-          <w:sz w:val="22"/>
-        </w:rPr>
-        <w:t>5. Which masses of carbon and hydrogen respectively would be the same as the mass of carbon and hydrogen in a pure sample of butene, C4H8?</w:t>
-      </w:r>
-      <w:r>
-        <w:tab/>
-      </w:r>
-      <w:r>
-        <w:rPr>
-          <w:rFonts w:ascii="Arial" w:hAnsi="Arial" w:eastAsia="Arial"/>
-          <w:b w:val="0"/>
-          <w:sz w:val="22"/>
-        </w:rPr>
-        <w:t>（   ）</w:t>
-      </w:r>
-    </w:p>
-    <w:p>
-      <w:pPr>
-        <w:spacing w:after="20" w:before="0" w:line="240" w:lineRule="auto"/>
-      </w:pPr>
-      <w:r>
-        <w:rPr>
-          <w:rFonts w:ascii="Arial" w:hAnsi="Arial" w:eastAsia="Arial"/>
-          <w:b w:val="0"/>
-          <w:sz w:val="22"/>
-        </w:rPr>
-        <w:t>A. 48 g, 10 g</w:t>
-      </w:r>
-    </w:p>
-    <w:p>
-      <w:pPr>
-        <w:spacing w:after="20" w:before="0" w:line="240" w:lineRule="auto"/>
-      </w:pPr>
-      <w:r>
-        <w:rPr>
-          <w:rFonts w:ascii="Arial" w:hAnsi="Arial" w:eastAsia="Arial"/>
-          <w:b w:val="0"/>
-          <w:sz w:val="22"/>
-        </w:rPr>
-        <w:t>B. 60 g, 12 g</w:t>
-      </w:r>
-    </w:p>
-    <w:p>
-      <w:pPr>
-        <w:spacing w:after="20" w:before="0" w:line="240" w:lineRule="auto"/>
-      </w:pPr>
-      <w:r>
-        <w:rPr>
-          <w:rFonts w:ascii="Arial" w:hAnsi="Arial" w:eastAsia="Arial"/>
-          <w:b w:val="0"/>
-          <w:sz w:val="22"/>
-        </w:rPr>
-        <w:t>C. 84 g, 12 g</w:t>
-      </w:r>
-    </w:p>
-    <w:p>
-      <w:pPr>
-        <w:spacing w:after="20" w:before="0" w:line="240" w:lineRule="auto"/>
-      </w:pPr>
-      <w:r>
-        <w:rPr>
-          <w:rFonts w:ascii="Arial" w:hAnsi="Arial" w:eastAsia="Arial"/>
-          <w:b w:val="0"/>
-          <w:sz w:val="22"/>
-        </w:rPr>
-        <w:t>D. 72 g, 12 g</w:t>
-      </w:r>
-    </w:p>
-    <w:p>
-      <w:pPr>
-        <w:spacing w:after="0" w:before="0" w:line="240" w:lineRule="auto"/>
-      </w:pPr>
+          <w:rFonts w:ascii="Arial" w:hAnsi="Arial"/>
+          <w:b w:val="0"/>
+          <w:sz w:val="22"/>
+        </w:rPr>
+        <w:t>3. A compound contains a compound 39% sulfur, 58.6 % oxygen and the remainder is hydrogen.</w:t>
+      </w:r>
     </w:p>
     <w:p>
       <w:pPr>
@@ -3580,22 +3854,11 @@
       </w:pPr>
       <w:r>
         <w:rPr>
-          <w:rFonts w:ascii="Arial" w:hAnsi="Arial" w:eastAsia="Arial"/>
-          <w:b w:val="0"/>
-          <w:sz w:val="22"/>
-        </w:rPr>
-        <w:t>6. Consider the chemical compound H2S.  According to the Law of Definite Proportions, which of the following statements is true?</w:t>
-      </w:r>
-      <w:r>
-        <w:tab/>
-      </w:r>
-      <w:r>
-        <w:rPr>
-          <w:rFonts w:ascii="Arial" w:hAnsi="Arial" w:eastAsia="Arial"/>
-          <w:b w:val="0"/>
-          <w:sz w:val="22"/>
-        </w:rPr>
-        <w:t>（   ）</w:t>
+          <w:rFonts w:ascii="Arial" w:hAnsi="Arial"/>
+          <w:b w:val="0"/>
+          <w:sz w:val="22"/>
+        </w:rPr>
+        <w:t>What is the empirical formula of the compound?	（   ）</w:t>
       </w:r>
     </w:p>
     <w:p>
@@ -3604,11 +3867,11 @@
       </w:pPr>
       <w:r>
         <w:rPr>
-          <w:rFonts w:ascii="Arial" w:hAnsi="Arial" w:eastAsia="Arial"/>
-          <w:b w:val="0"/>
-          <w:sz w:val="22"/>
-        </w:rPr>
-        <w:t>A. The mass ratio of hydrogen to sulfur in H2S can vary depending on the source of the compound.</w:t>
+          <w:rFonts w:ascii="Arial" w:hAnsi="Arial"/>
+          <w:b w:val="0"/>
+          <w:sz w:val="22"/>
+        </w:rPr>
+        <w:t>A. Option A</w:t>
       </w:r>
     </w:p>
     <w:p>
@@ -3617,11 +3880,11 @@
       </w:pPr>
       <w:r>
         <w:rPr>
-          <w:rFonts w:ascii="Arial" w:hAnsi="Arial" w:eastAsia="Arial"/>
-          <w:b w:val="0"/>
-          <w:sz w:val="22"/>
-        </w:rPr>
-        <w:t>B. The mass ratio of hydrogen to sulfur in H2S is always the same, regardless of the sample.</w:t>
+          <w:rFonts w:ascii="Arial" w:hAnsi="Arial"/>
+          <w:b w:val="0"/>
+          <w:sz w:val="22"/>
+        </w:rPr>
+        <w:t>B. Option B</w:t>
       </w:r>
     </w:p>
     <w:p>
@@ -3630,11 +3893,11 @@
       </w:pPr>
       <w:r>
         <w:rPr>
-          <w:rFonts w:ascii="Arial" w:hAnsi="Arial" w:eastAsia="Arial"/>
-          <w:b w:val="0"/>
-          <w:sz w:val="22"/>
-        </w:rPr>
-        <w:t>C. The mass ratio of hydrogen to sulfur in H2S is determined by the reaction conditions used to produce the compound.</w:t>
+          <w:rFonts w:ascii="Arial" w:hAnsi="Arial"/>
+          <w:b w:val="0"/>
+          <w:sz w:val="22"/>
+        </w:rPr>
+        <w:t>C. Option C</w:t>
       </w:r>
     </w:p>
     <w:p>
@@ -3643,11 +3906,11 @@
       </w:pPr>
       <w:r>
         <w:rPr>
-          <w:rFonts w:ascii="Arial" w:hAnsi="Arial" w:eastAsia="Arial"/>
-          <w:b w:val="0"/>
-          <w:sz w:val="22"/>
-        </w:rPr>
-        <w:t>D. The Law of Definite Proportions does not apply to the compound H2S.</w:t>
+          <w:rFonts w:ascii="Arial" w:hAnsi="Arial"/>
+          <w:b w:val="0"/>
+          <w:sz w:val="22"/>
+        </w:rPr>
+        <w:t>D. Option D</w:t>
       </w:r>
     </w:p>
     <w:p>
@@ -3664,80 +3927,20 @@
       </w:pPr>
       <w:r>
         <w:rPr>
-          <w:rFonts w:ascii="Arial" w:hAnsi="Arial" w:eastAsia="Arial"/>
-          <w:b w:val="0"/>
-          <w:sz w:val="22"/>
-        </w:rPr>
-        <w:t>7. A compound has the composition by mass: H, 5.00%;    N, 35.00%;   O, 60.00%. Which compound has this composition?</w:t>
-      </w:r>
-      <w:r>
-        <w:tab/>
-      </w:r>
-      <w:r>
-        <w:rPr>
-          <w:rFonts w:ascii="Arial" w:hAnsi="Arial" w:eastAsia="Arial"/>
-          <w:b w:val="0"/>
-          <w:sz w:val="22"/>
-        </w:rPr>
-        <w:t>（   ）</w:t>
-      </w:r>
-    </w:p>
-    <w:p>
-      <w:pPr>
-        <w:spacing w:after="20" w:before="0" w:line="240" w:lineRule="auto"/>
-      </w:pPr>
-      <w:r>
-        <w:rPr>
-          <w:rFonts w:ascii="Arial" w:hAnsi="Arial" w:eastAsia="Arial"/>
-          <w:b w:val="0"/>
-          <w:sz w:val="22"/>
-        </w:rPr>
-        <w:t>A. HNO3</w:t>
-      </w:r>
-    </w:p>
-    <w:p>
-      <w:pPr>
-        <w:spacing w:after="20" w:before="0" w:line="240" w:lineRule="auto"/>
-      </w:pPr>
-      <w:r>
-        <w:rPr>
-          <w:rFonts w:ascii="Arial" w:hAnsi="Arial" w:eastAsia="Arial"/>
-          <w:b w:val="0"/>
-          <w:sz w:val="22"/>
-        </w:rPr>
-        <w:t>B. NH4NO3</w:t>
-      </w:r>
-    </w:p>
-    <w:p>
-      <w:pPr>
-        <w:spacing w:after="20" w:before="0" w:line="240" w:lineRule="auto"/>
-      </w:pPr>
-      <w:r>
-        <w:rPr>
-          <w:rFonts w:ascii="Arial" w:hAnsi="Arial" w:eastAsia="Arial"/>
-          <w:b w:val="0"/>
-          <w:sz w:val="22"/>
-        </w:rPr>
-        <w:t>C. HNO2</w:t>
-      </w:r>
-    </w:p>
-    <w:p>
-      <w:pPr>
-        <w:spacing w:after="20" w:before="0" w:line="240" w:lineRule="auto"/>
-      </w:pPr>
-      <w:r>
-        <w:rPr>
-          <w:rFonts w:ascii="Arial" w:hAnsi="Arial" w:eastAsia="Arial"/>
-          <w:b w:val="0"/>
-          <w:sz w:val="22"/>
-        </w:rPr>
-        <w:t>D. NH2OH</w:t>
-      </w:r>
-    </w:p>
-    <w:p>
-      <w:pPr>
-        <w:spacing w:after="0" w:before="0" w:line="240" w:lineRule="auto"/>
-      </w:pPr>
+          <w:rFonts w:ascii="Arial" w:hAnsi="Arial"/>
+          <w:b w:val="0"/>
+          <w:sz w:val="22"/>
+        </w:rPr>
+        <w:t>4.</w:t>
+      </w:r>
+      <w:r>
+        <w:rPr>
+          <w:rFonts w:ascii="Arial" w:hAnsi="Arial"/>
+          <w:b w:val="0"/>
+          <w:sz w:val="22"/>
+        </w:rPr>
+        <w:t xml:space="preserve"> The chemical formula of the fertiliser ammonium nitrate is (NH₄NO₃).</w:t>
+      </w:r>
     </w:p>
     <w:p>
       <w:pPr>
@@ -3748,22 +3951,11 @@
       </w:pPr>
       <w:r>
         <w:rPr>
-          <w:rFonts w:ascii="Arial" w:hAnsi="Arial" w:eastAsia="Arial"/>
-          <w:b w:val="0"/>
-          <w:sz w:val="22"/>
-        </w:rPr>
-        <w:t>8. A 6.2 g sample of a mixture containing magnesium chloride and sodium bromide is found to contain 0.45 g of magnesium.  Assuming no other sources of magnesium in the sample, what is the mass percent of MgCl2 in the mixture?</w:t>
-      </w:r>
-      <w:r>
-        <w:tab/>
-      </w:r>
-      <w:r>
-        <w:rPr>
-          <w:rFonts w:ascii="Arial" w:hAnsi="Arial" w:eastAsia="Arial"/>
-          <w:b w:val="0"/>
-          <w:sz w:val="22"/>
-        </w:rPr>
-        <w:t>（   ）</w:t>
+          <w:rFonts w:ascii="Arial" w:hAnsi="Arial"/>
+          <w:b w:val="0"/>
+          <w:sz w:val="22"/>
+        </w:rPr>
+        <w:t>What is the mass of nitrogen in 23.15 g sample of ammonium nitrate?	（   ）</w:t>
       </w:r>
     </w:p>
     <w:p>
@@ -3772,11 +3964,11 @@
       </w:pPr>
       <w:r>
         <w:rPr>
-          <w:rFonts w:ascii="Arial" w:hAnsi="Arial" w:eastAsia="Arial"/>
-          <w:b w:val="0"/>
-          <w:sz w:val="22"/>
-        </w:rPr>
-        <w:t>A. 10.3%</w:t>
+          <w:rFonts w:ascii="Arial" w:hAnsi="Arial"/>
+          <w:b w:val="0"/>
+          <w:sz w:val="22"/>
+        </w:rPr>
+        <w:t>A. Option A</w:t>
       </w:r>
     </w:p>
     <w:p>
@@ -3785,11 +3977,11 @@
       </w:pPr>
       <w:r>
         <w:rPr>
-          <w:rFonts w:ascii="Arial" w:hAnsi="Arial" w:eastAsia="Arial"/>
-          <w:b w:val="0"/>
-          <w:sz w:val="22"/>
-        </w:rPr>
-        <w:t>B. 28.5%</w:t>
+          <w:rFonts w:ascii="Arial" w:hAnsi="Arial"/>
+          <w:b w:val="0"/>
+          <w:sz w:val="22"/>
+        </w:rPr>
+        <w:t>B. Option B</w:t>
       </w:r>
     </w:p>
     <w:p>
@@ -3798,11 +3990,11 @@
       </w:pPr>
       <w:r>
         <w:rPr>
-          <w:rFonts w:ascii="Arial" w:hAnsi="Arial" w:eastAsia="Arial"/>
-          <w:b w:val="0"/>
-          <w:sz w:val="22"/>
-        </w:rPr>
-        <w:t>C. 17.6%</w:t>
+          <w:rFonts w:ascii="Arial" w:hAnsi="Arial"/>
+          <w:b w:val="0"/>
+          <w:sz w:val="22"/>
+        </w:rPr>
+        <w:t>C. Option C</w:t>
       </w:r>
     </w:p>
     <w:p>
@@ -3811,11 +4003,11 @@
       </w:pPr>
       <w:r>
         <w:rPr>
-          <w:rFonts w:ascii="Arial" w:hAnsi="Arial" w:eastAsia="Arial"/>
-          <w:b w:val="0"/>
-          <w:sz w:val="22"/>
-        </w:rPr>
-        <w:t>D. 34.5%</w:t>
+          <w:rFonts w:ascii="Arial" w:hAnsi="Arial"/>
+          <w:b w:val="0"/>
+          <w:sz w:val="22"/>
+        </w:rPr>
+        <w:t>D. Option D</w:t>
       </w:r>
     </w:p>
     <w:p>
@@ -3832,22 +4024,19 @@
       </w:pPr>
       <w:r>
         <w:rPr>
-          <w:rFonts w:ascii="Arial" w:hAnsi="Arial" w:eastAsia="Arial"/>
-          <w:b w:val="0"/>
-          <w:sz w:val="22"/>
-        </w:rPr>
-        <w:t>9. A mixture of calcium carbonate and barium sulfate contains 30.0% of calcium carbonate.  If the mixture contains 1.20 g of calcium, what is the total mass of the mixture?</w:t>
-      </w:r>
-      <w:r>
-        <w:tab/>
-      </w:r>
-      <w:r>
-        <w:rPr>
-          <w:rFonts w:ascii="Arial" w:hAnsi="Arial" w:eastAsia="Arial"/>
-          <w:b w:val="0"/>
-          <w:sz w:val="22"/>
-        </w:rPr>
-        <w:t>（   ）</w:t>
+          <w:rFonts w:ascii="Arial" w:hAnsi="Arial"/>
+          <w:b w:val="0"/>
+          <w:sz w:val="22"/>
+        </w:rPr>
+        <w:t>5.</w:t>
+      </w:r>
+      <w:r>
+        <w:rPr>
+          <w:rFonts w:ascii="Arial" w:hAnsi="Arial"/>
+          <w:b w:val="0"/>
+          <w:sz w:val="22"/>
+        </w:rPr>
+        <w:t xml:space="preserve"> Which masses of carbon and hydrogen respectively would be the same as the mass of carbon and hydrogen in a pure sample of butene, C₄H₈?	（   ）</w:t>
       </w:r>
     </w:p>
     <w:p>
@@ -3856,11 +4045,11 @@
       </w:pPr>
       <w:r>
         <w:rPr>
-          <w:rFonts w:ascii="Arial" w:hAnsi="Arial" w:eastAsia="Arial"/>
-          <w:b w:val="0"/>
-          <w:sz w:val="22"/>
-        </w:rPr>
-        <w:t>A. 4.00 g</w:t>
+          <w:rFonts w:ascii="Arial" w:hAnsi="Arial"/>
+          <w:b w:val="0"/>
+          <w:sz w:val="22"/>
+        </w:rPr>
+        <w:t>A. Option A</w:t>
       </w:r>
     </w:p>
     <w:p>
@@ -3869,11 +4058,11 @@
       </w:pPr>
       <w:r>
         <w:rPr>
-          <w:rFonts w:ascii="Arial" w:hAnsi="Arial" w:eastAsia="Arial"/>
-          <w:b w:val="0"/>
-          <w:sz w:val="22"/>
-        </w:rPr>
-        <w:t>B. 6.00 g</w:t>
+          <w:rFonts w:ascii="Arial" w:hAnsi="Arial"/>
+          <w:b w:val="0"/>
+          <w:sz w:val="22"/>
+        </w:rPr>
+        <w:t>B. Option B</w:t>
       </w:r>
     </w:p>
     <w:p>
@@ -3882,11 +4071,11 @@
       </w:pPr>
       <w:r>
         <w:rPr>
-          <w:rFonts w:ascii="Arial" w:hAnsi="Arial" w:eastAsia="Arial"/>
-          <w:b w:val="0"/>
-          <w:sz w:val="22"/>
-        </w:rPr>
-        <w:t>C. 9.99 g</w:t>
+          <w:rFonts w:ascii="Arial" w:hAnsi="Arial"/>
+          <w:b w:val="0"/>
+          <w:sz w:val="22"/>
+        </w:rPr>
+        <w:t>C. Option C</w:t>
       </w:r>
     </w:p>
     <w:p>
@@ -3895,11 +4084,11 @@
       </w:pPr>
       <w:r>
         <w:rPr>
-          <w:rFonts w:ascii="Arial" w:hAnsi="Arial" w:eastAsia="Arial"/>
-          <w:b w:val="0"/>
-          <w:sz w:val="22"/>
-        </w:rPr>
-        <w:t>D. 12.00 g</w:t>
+          <w:rFonts w:ascii="Arial" w:hAnsi="Arial"/>
+          <w:b w:val="0"/>
+          <w:sz w:val="22"/>
+        </w:rPr>
+        <w:t>D. Option D</w:t>
       </w:r>
     </w:p>
     <w:p>
@@ -3916,80 +4105,20 @@
       </w:pPr>
       <w:r>
         <w:rPr>
-          <w:rFonts w:ascii="Arial" w:hAnsi="Arial" w:eastAsia="Arial"/>
-          <w:b w:val="0"/>
-          <w:sz w:val="22"/>
-        </w:rPr>
-        <w:t>10. A 25.00 mL aliquot of hydrochloric acid was titrated with 0.225 M NaOH solution. It took 36.20 mL of sodium hydroxide to neutralize the hydrochloric acid. What was the molarity of the hydrochloric acid?</w:t>
-      </w:r>
-      <w:r>
-        <w:tab/>
-      </w:r>
-      <w:r>
-        <w:rPr>
-          <w:rFonts w:ascii="Arial" w:hAnsi="Arial" w:eastAsia="Arial"/>
-          <w:b w:val="0"/>
-          <w:sz w:val="22"/>
-        </w:rPr>
-        <w:t>（   ）</w:t>
-      </w:r>
-    </w:p>
-    <w:p>
-      <w:pPr>
-        <w:spacing w:after="20" w:before="0" w:line="240" w:lineRule="auto"/>
-      </w:pPr>
-      <w:r>
-        <w:rPr>
-          <w:rFonts w:ascii="Arial" w:hAnsi="Arial" w:eastAsia="Arial"/>
-          <w:b w:val="0"/>
-          <w:sz w:val="22"/>
-        </w:rPr>
-        <w:t>A. 1.55 x 10-4 M</w:t>
-      </w:r>
-    </w:p>
-    <w:p>
-      <w:pPr>
-        <w:spacing w:after="20" w:before="0" w:line="240" w:lineRule="auto"/>
-      </w:pPr>
-      <w:r>
-        <w:rPr>
-          <w:rFonts w:ascii="Arial" w:hAnsi="Arial" w:eastAsia="Arial"/>
-          <w:b w:val="0"/>
-          <w:sz w:val="22"/>
-        </w:rPr>
-        <w:t>B. 3.26 x 10-4 M</w:t>
-      </w:r>
-    </w:p>
-    <w:p>
-      <w:pPr>
-        <w:spacing w:after="20" w:before="0" w:line="240" w:lineRule="auto"/>
-      </w:pPr>
-      <w:r>
-        <w:rPr>
-          <w:rFonts w:ascii="Arial" w:hAnsi="Arial" w:eastAsia="Arial"/>
-          <w:b w:val="0"/>
-          <w:sz w:val="22"/>
-        </w:rPr>
-        <w:t>C. 0.155 M</w:t>
-      </w:r>
-    </w:p>
-    <w:p>
-      <w:pPr>
-        <w:spacing w:after="20" w:before="0" w:line="240" w:lineRule="auto"/>
-      </w:pPr>
-      <w:r>
-        <w:rPr>
-          <w:rFonts w:ascii="Arial" w:hAnsi="Arial" w:eastAsia="Arial"/>
-          <w:b w:val="0"/>
-          <w:sz w:val="22"/>
-        </w:rPr>
-        <w:t>D. 0.326 M</w:t>
-      </w:r>
-    </w:p>
-    <w:p>
-      <w:pPr>
-        <w:spacing w:after="0" w:before="0" w:line="240" w:lineRule="auto"/>
-      </w:pPr>
+          <w:rFonts w:ascii="Arial" w:hAnsi="Arial"/>
+          <w:b w:val="0"/>
+          <w:sz w:val="22"/>
+        </w:rPr>
+        <w:t>6.</w:t>
+      </w:r>
+      <w:r>
+        <w:rPr>
+          <w:rFonts w:ascii="Arial" w:hAnsi="Arial"/>
+          <w:b w:val="0"/>
+          <w:sz w:val="22"/>
+        </w:rPr>
+        <w:t xml:space="preserve"> Consider the chemical compound H₂S.</w:t>
+      </w:r>
     </w:p>
     <w:p>
       <w:pPr>
@@ -4000,22 +4129,11 @@
       </w:pPr>
       <w:r>
         <w:rPr>
-          <w:rFonts w:ascii="Arial" w:hAnsi="Arial" w:eastAsia="Arial"/>
-          <w:b w:val="0"/>
-          <w:sz w:val="22"/>
-        </w:rPr>
-        <w:t>11. A sample of sodium hydroxide is dissolved in 250 mL of distilled water. 25.0 mL of this solution requires 15.0 mL of 2.00 M sulfuric acid to achieve complete neutralization. 2NaOH + H2SO4 → Na2SO4 + 2H2O What is the mass of sodium hydroxide dissolved in 250 mL of distilled water?</w:t>
-      </w:r>
-      <w:r>
-        <w:tab/>
-      </w:r>
-      <w:r>
-        <w:rPr>
-          <w:rFonts w:ascii="Arial" w:hAnsi="Arial" w:eastAsia="Arial"/>
-          <w:b w:val="0"/>
-          <w:sz w:val="22"/>
-        </w:rPr>
-        <w:t>（   ）</w:t>
+          <w:rFonts w:ascii="Arial" w:hAnsi="Arial"/>
+          <w:b w:val="0"/>
+          <w:sz w:val="22"/>
+        </w:rPr>
+        <w:t>According to the Law of Definite Proportions, which of the following statements is true?	（   ）</w:t>
       </w:r>
     </w:p>
     <w:p>
@@ -4024,11 +4142,11 @@
       </w:pPr>
       <w:r>
         <w:rPr>
-          <w:rFonts w:ascii="Arial" w:hAnsi="Arial" w:eastAsia="Arial"/>
-          <w:b w:val="0"/>
-          <w:sz w:val="22"/>
-        </w:rPr>
-        <w:t>A. 1.20 g</w:t>
+          <w:rFonts w:ascii="Arial" w:hAnsi="Arial"/>
+          <w:b w:val="0"/>
+          <w:sz w:val="22"/>
+        </w:rPr>
+        <w:t>A. The mass ratio of hydrogen to sulfur in H₂S can vary depending on the source of the compound.</w:t>
       </w:r>
     </w:p>
     <w:p>
@@ -4037,11 +4155,11 @@
       </w:pPr>
       <w:r>
         <w:rPr>
-          <w:rFonts w:ascii="Arial" w:hAnsi="Arial" w:eastAsia="Arial"/>
-          <w:b w:val="0"/>
-          <w:sz w:val="22"/>
-        </w:rPr>
-        <w:t>B. 12.0 g</w:t>
+          <w:rFonts w:ascii="Arial" w:hAnsi="Arial"/>
+          <w:b w:val="0"/>
+          <w:sz w:val="22"/>
+        </w:rPr>
+        <w:t>B. The mass ratio of hydrogen to sulfur in H₂S is always the same, regardless of the sample.</w:t>
       </w:r>
     </w:p>
     <w:p>
@@ -4050,11 +4168,11 @@
       </w:pPr>
       <w:r>
         <w:rPr>
-          <w:rFonts w:ascii="Arial" w:hAnsi="Arial" w:eastAsia="Arial"/>
-          <w:b w:val="0"/>
-          <w:sz w:val="22"/>
-        </w:rPr>
-        <w:t>C. 2.40 g</w:t>
+          <w:rFonts w:ascii="Arial" w:hAnsi="Arial"/>
+          <w:b w:val="0"/>
+          <w:sz w:val="22"/>
+        </w:rPr>
+        <w:t>C. The mass ratio of hydrogen to sulfur in H₂S is determined by the reaction conditions used to produce the compound.</w:t>
       </w:r>
     </w:p>
     <w:p>
@@ -4063,11 +4181,11 @@
       </w:pPr>
       <w:r>
         <w:rPr>
-          <w:rFonts w:ascii="Arial" w:hAnsi="Arial" w:eastAsia="Arial"/>
-          <w:b w:val="0"/>
-          <w:sz w:val="22"/>
-        </w:rPr>
-        <w:t>D. 24.0 g</w:t>
+          <w:rFonts w:ascii="Arial" w:hAnsi="Arial"/>
+          <w:b w:val="0"/>
+          <w:sz w:val="22"/>
+        </w:rPr>
+        <w:t>D. The Law of Definite Proportions does not apply to the compound H₂S.</w:t>
       </w:r>
     </w:p>
     <w:p>
@@ -4084,80 +4202,12 @@
       </w:pPr>
       <w:r>
         <w:rPr>
-          <w:rFonts w:ascii="Arial" w:hAnsi="Arial" w:eastAsia="Arial"/>
-          <w:b w:val="0"/>
-          <w:sz w:val="22"/>
-        </w:rPr>
-        <w:t>12. 100 mL of a sodium carbonate solution, Na2CO3 (aq), of unknown concentration is reacted with excess calcium chloride solution, CaCl2 (aq).  Na2CO3 (aq) + CaCl2 (aq) → 2NaCl (aq) + CaCO3 (s) The resulting calcium carbonate precipitate, CaCO3 (s), is filtered and dried. The following data is recorded. Mass of filter paper0.77 gMass of filter paper + CaCO3 precipitate1.94 g What is the molarity of the Na2CO3 (aq) solution?</w:t>
-      </w:r>
-      <w:r>
-        <w:tab/>
-      </w:r>
-      <w:r>
-        <w:rPr>
-          <w:rFonts w:ascii="Arial" w:hAnsi="Arial" w:eastAsia="Arial"/>
-          <w:b w:val="0"/>
-          <w:sz w:val="22"/>
-        </w:rPr>
-        <w:t>（   ）</w:t>
-      </w:r>
-    </w:p>
-    <w:p>
-      <w:pPr>
-        <w:spacing w:after="20" w:before="0" w:line="240" w:lineRule="auto"/>
-      </w:pPr>
-      <w:r>
-        <w:rPr>
-          <w:rFonts w:ascii="Arial" w:hAnsi="Arial" w:eastAsia="Arial"/>
-          <w:b w:val="0"/>
-          <w:sz w:val="22"/>
-        </w:rPr>
-        <w:t>A. 0.0117 M</w:t>
-      </w:r>
-    </w:p>
-    <w:p>
-      <w:pPr>
-        <w:spacing w:after="20" w:before="0" w:line="240" w:lineRule="auto"/>
-      </w:pPr>
-      <w:r>
-        <w:rPr>
-          <w:rFonts w:ascii="Arial" w:hAnsi="Arial" w:eastAsia="Arial"/>
-          <w:b w:val="0"/>
-          <w:sz w:val="22"/>
-        </w:rPr>
-        <w:t>B. 0.0769 M</w:t>
-      </w:r>
-    </w:p>
-    <w:p>
-      <w:pPr>
-        <w:spacing w:after="20" w:before="0" w:line="240" w:lineRule="auto"/>
-      </w:pPr>
-      <w:r>
-        <w:rPr>
-          <w:rFonts w:ascii="Arial" w:hAnsi="Arial" w:eastAsia="Arial"/>
-          <w:b w:val="0"/>
-          <w:sz w:val="22"/>
-        </w:rPr>
-        <w:t>C. 0.117 M</w:t>
-      </w:r>
-    </w:p>
-    <w:p>
-      <w:pPr>
-        <w:spacing w:after="20" w:before="0" w:line="240" w:lineRule="auto"/>
-      </w:pPr>
-      <w:r>
-        <w:rPr>
-          <w:rFonts w:ascii="Arial" w:hAnsi="Arial" w:eastAsia="Arial"/>
-          <w:b w:val="0"/>
-          <w:sz w:val="22"/>
-        </w:rPr>
-        <w:t>D. 0.194 M</w:t>
-      </w:r>
-    </w:p>
-    <w:p>
-      <w:pPr>
-        <w:spacing w:after="0" w:before="0" w:line="240" w:lineRule="auto"/>
-      </w:pPr>
+          <w:rFonts w:ascii="Arial" w:hAnsi="Arial"/>
+          <w:b w:val="0"/>
+          <w:sz w:val="22"/>
+        </w:rPr>
+        <w:t>7. A compound has the composition by mass: H, 5.00%;    N, 35.00%;   O, 60.00%.</w:t>
+      </w:r>
     </w:p>
     <w:p>
       <w:pPr>
@@ -4168,18 +4218,408 @@
       </w:pPr>
       <w:r>
         <w:rPr>
-          <w:rFonts w:ascii="Arial" w:hAnsi="Arial" w:eastAsia="Arial"/>
-          <w:b w:val="0"/>
-          <w:sz w:val="22"/>
-        </w:rPr>
-        <w:t>13. A 50.00 mL sample of H2SO4 is titrated with 0.150 M NaOH. It takes 45.00 mL of the sodium hydroxide solution to reach the equivalence point.  H2SO4 + 2NaOH → Na2SO4 + 2H2O What is the molarity of the H2SO4 solution?</w:t>
+          <w:rFonts w:ascii="Arial" w:hAnsi="Arial"/>
+          <w:b w:val="0"/>
+          <w:sz w:val="22"/>
+        </w:rPr>
+        <w:t>Which compound has this composition?	（   ）</w:t>
+      </w:r>
+    </w:p>
+    <w:p>
+      <w:pPr>
+        <w:spacing w:after="20" w:before="0" w:line="240" w:lineRule="auto"/>
+      </w:pPr>
+      <w:r>
+        <w:rPr>
+          <w:rFonts w:ascii="Arial" w:hAnsi="Arial"/>
+          <w:b w:val="0"/>
+          <w:sz w:val="22"/>
+        </w:rPr>
+        <w:t>A. Option A</w:t>
+      </w:r>
+    </w:p>
+    <w:p>
+      <w:pPr>
+        <w:spacing w:after="20" w:before="0" w:line="240" w:lineRule="auto"/>
+      </w:pPr>
+      <w:r>
+        <w:rPr>
+          <w:rFonts w:ascii="Arial" w:hAnsi="Arial"/>
+          <w:b w:val="0"/>
+          <w:sz w:val="22"/>
+        </w:rPr>
+        <w:t>B. Option B</w:t>
+      </w:r>
+    </w:p>
+    <w:p>
+      <w:pPr>
+        <w:spacing w:after="20" w:before="0" w:line="240" w:lineRule="auto"/>
+      </w:pPr>
+      <w:r>
+        <w:rPr>
+          <w:rFonts w:ascii="Arial" w:hAnsi="Arial"/>
+          <w:b w:val="0"/>
+          <w:sz w:val="22"/>
+        </w:rPr>
+        <w:t>C. Option C</w:t>
+      </w:r>
+    </w:p>
+    <w:p>
+      <w:pPr>
+        <w:spacing w:after="20" w:before="0" w:line="240" w:lineRule="auto"/>
+      </w:pPr>
+      <w:r>
+        <w:rPr>
+          <w:rFonts w:ascii="Arial" w:hAnsi="Arial"/>
+          <w:b w:val="0"/>
+          <w:sz w:val="22"/>
+        </w:rPr>
+        <w:t>D. Option D</w:t>
+      </w:r>
+    </w:p>
+    <w:p>
+      <w:pPr>
+        <w:spacing w:after="0" w:before="0" w:line="240" w:lineRule="auto"/>
+      </w:pPr>
+    </w:p>
+    <w:p>
+      <w:pPr>
+        <w:spacing w:after="40" w:before="80" w:line="240" w:lineRule="auto"/>
+        <w:tabs>
+          <w:tab w:val="right" w:pos="9072"/>
+        </w:tabs>
+      </w:pPr>
+      <w:r>
+        <w:rPr>
+          <w:rFonts w:ascii="Arial" w:hAnsi="Arial"/>
+          <w:b w:val="0"/>
+          <w:sz w:val="22"/>
+        </w:rPr>
+        <w:t>8. A 6.2 g sample of a mixture containing magnesium chloride and sodium bromide is found to contain 0.45 g of magnesium.</w:t>
+      </w:r>
+    </w:p>
+    <w:p>
+      <w:pPr>
+        <w:spacing w:after="40" w:before="80" w:line="240" w:lineRule="auto"/>
+        <w:tabs>
+          <w:tab w:val="right" w:pos="9072"/>
+        </w:tabs>
+      </w:pPr>
+      <w:r>
+        <w:rPr>
+          <w:rFonts w:ascii="Arial" w:hAnsi="Arial"/>
+          <w:b w:val="0"/>
+          <w:sz w:val="22"/>
+        </w:rPr>
+        <w:t>Assuming no other sources of magnesium in the sample, what is the mass percent of MgCl₂ in the mixture?	（   ）</w:t>
+      </w:r>
+    </w:p>
+    <w:p>
+      <w:pPr>
+        <w:spacing w:after="20" w:before="0" w:line="240" w:lineRule="auto"/>
+      </w:pPr>
+      <w:r>
+        <w:rPr>
+          <w:rFonts w:ascii="Arial" w:hAnsi="Arial"/>
+          <w:b w:val="0"/>
+          <w:sz w:val="22"/>
+        </w:rPr>
+        <w:t>A. Option A</w:t>
+      </w:r>
+    </w:p>
+    <w:p>
+      <w:pPr>
+        <w:spacing w:after="20" w:before="0" w:line="240" w:lineRule="auto"/>
+      </w:pPr>
+      <w:r>
+        <w:rPr>
+          <w:rFonts w:ascii="Arial" w:hAnsi="Arial"/>
+          <w:b w:val="0"/>
+          <w:sz w:val="22"/>
+        </w:rPr>
+        <w:t>B. Option B</w:t>
+      </w:r>
+    </w:p>
+    <w:p>
+      <w:pPr>
+        <w:spacing w:after="20" w:before="0" w:line="240" w:lineRule="auto"/>
+      </w:pPr>
+      <w:r>
+        <w:rPr>
+          <w:rFonts w:ascii="Arial" w:hAnsi="Arial"/>
+          <w:b w:val="0"/>
+          <w:sz w:val="22"/>
+        </w:rPr>
+        <w:t>C. Option C</w:t>
+      </w:r>
+    </w:p>
+    <w:p>
+      <w:pPr>
+        <w:spacing w:after="20" w:before="0" w:line="240" w:lineRule="auto"/>
+      </w:pPr>
+      <w:r>
+        <w:rPr>
+          <w:rFonts w:ascii="Arial" w:hAnsi="Arial"/>
+          <w:b w:val="0"/>
+          <w:sz w:val="22"/>
+        </w:rPr>
+        <w:t>D. Option D</w:t>
+      </w:r>
+    </w:p>
+    <w:p>
+      <w:pPr>
+        <w:spacing w:after="0" w:before="0" w:line="240" w:lineRule="auto"/>
+      </w:pPr>
+    </w:p>
+    <w:p>
+      <w:pPr>
+        <w:spacing w:after="40" w:before="80" w:line="240" w:lineRule="auto"/>
+        <w:tabs>
+          <w:tab w:val="right" w:pos="9072"/>
+        </w:tabs>
+      </w:pPr>
+      <w:r>
+        <w:rPr>
+          <w:rFonts w:ascii="Arial" w:hAnsi="Arial"/>
+          <w:b w:val="0"/>
+          <w:sz w:val="22"/>
+        </w:rPr>
+        <w:t>9. A mixture of calcium carbonate and barium sulfate contains 30.0% of calcium carbonate.</w:t>
+      </w:r>
+    </w:p>
+    <w:p>
+      <w:pPr>
+        <w:spacing w:after="40" w:before="80" w:line="240" w:lineRule="auto"/>
+        <w:tabs>
+          <w:tab w:val="right" w:pos="9072"/>
+        </w:tabs>
+      </w:pPr>
+      <w:r>
+        <w:rPr>
+          <w:rFonts w:ascii="Arial" w:hAnsi="Arial"/>
+          <w:b w:val="0"/>
+          <w:sz w:val="22"/>
+        </w:rPr>
+        <w:t>If the mixture contains 1.20 g of calcium, what is the total mass of the mixture?	（   ）</w:t>
+      </w:r>
+    </w:p>
+    <w:p>
+      <w:pPr>
+        <w:spacing w:after="20" w:before="0" w:line="240" w:lineRule="auto"/>
+      </w:pPr>
+      <w:r>
+        <w:rPr>
+          <w:rFonts w:ascii="Arial" w:hAnsi="Arial"/>
+          <w:b w:val="0"/>
+          <w:sz w:val="22"/>
+        </w:rPr>
+        <w:t>A. Option A</w:t>
+      </w:r>
+    </w:p>
+    <w:p>
+      <w:pPr>
+        <w:spacing w:after="20" w:before="0" w:line="240" w:lineRule="auto"/>
+      </w:pPr>
+      <w:r>
+        <w:rPr>
+          <w:rFonts w:ascii="Arial" w:hAnsi="Arial"/>
+          <w:b w:val="0"/>
+          <w:sz w:val="22"/>
+        </w:rPr>
+        <w:t>B. Option B</w:t>
+      </w:r>
+    </w:p>
+    <w:p>
+      <w:pPr>
+        <w:spacing w:after="20" w:before="0" w:line="240" w:lineRule="auto"/>
+      </w:pPr>
+      <w:r>
+        <w:rPr>
+          <w:rFonts w:ascii="Arial" w:hAnsi="Arial"/>
+          <w:b w:val="0"/>
+          <w:sz w:val="22"/>
+        </w:rPr>
+        <w:t>C. Option C</w:t>
+      </w:r>
+    </w:p>
+    <w:p>
+      <w:pPr>
+        <w:spacing w:after="20" w:before="0" w:line="240" w:lineRule="auto"/>
+      </w:pPr>
+      <w:r>
+        <w:rPr>
+          <w:rFonts w:ascii="Arial" w:hAnsi="Arial"/>
+          <w:b w:val="0"/>
+          <w:sz w:val="22"/>
+        </w:rPr>
+        <w:t>D. Option D</w:t>
+      </w:r>
+    </w:p>
+    <w:p>
+      <w:pPr>
+        <w:spacing w:after="0" w:before="0" w:line="240" w:lineRule="auto"/>
+      </w:pPr>
+    </w:p>
+    <w:p>
+      <w:pPr>
+        <w:spacing w:after="40" w:before="80" w:line="240" w:lineRule="auto"/>
+        <w:tabs>
+          <w:tab w:val="right" w:pos="9072"/>
+        </w:tabs>
+      </w:pPr>
+      <w:r>
+        <w:rPr>
+          <w:rFonts w:ascii="Arial" w:hAnsi="Arial"/>
+          <w:b w:val="0"/>
+          <w:sz w:val="22"/>
+        </w:rPr>
+        <w:t>10. A 25.00 mL aliquot of hydrochloric acid was titrated with 0.225 M NaOH solution.</w:t>
+      </w:r>
+    </w:p>
+    <w:p>
+      <w:pPr>
+        <w:spacing w:after="40" w:before="80" w:line="240" w:lineRule="auto"/>
+        <w:tabs>
+          <w:tab w:val="right" w:pos="9072"/>
+        </w:tabs>
+      </w:pPr>
+      <w:r>
+        <w:rPr>
+          <w:rFonts w:ascii="Arial" w:hAnsi="Arial"/>
+          <w:b w:val="0"/>
+          <w:sz w:val="22"/>
+        </w:rPr>
+        <w:t>It took 36.20 mL of sodium hydroxide to neutralize the hydrochloric acid.</w:t>
+      </w:r>
+    </w:p>
+    <w:p>
+      <w:pPr>
+        <w:spacing w:after="40" w:before="80" w:line="240" w:lineRule="auto"/>
+        <w:tabs>
+          <w:tab w:val="right" w:pos="9072"/>
+        </w:tabs>
+      </w:pPr>
+      <w:r>
+        <w:rPr>
+          <w:rFonts w:ascii="Arial" w:hAnsi="Arial"/>
+          <w:b w:val="0"/>
+          <w:sz w:val="22"/>
+        </w:rPr>
+        <w:t>What was the molarity of the hydrochloric acid?	（   ）</w:t>
+      </w:r>
+    </w:p>
+    <w:p>
+      <w:pPr>
+        <w:spacing w:after="20" w:before="0" w:line="240" w:lineRule="auto"/>
+      </w:pPr>
+      <w:r>
+        <w:rPr>
+          <w:rFonts w:ascii="Arial" w:hAnsi="Arial"/>
+          <w:b w:val="0"/>
+          <w:sz w:val="22"/>
+        </w:rPr>
+        <w:t>A. Option A</w:t>
+      </w:r>
+      <w:r>
+        <w:rPr>
+          <w:rFonts w:ascii="Arial" w:hAnsi="Arial"/>
+          <w:b w:val="0"/>
+          <w:sz w:val="22"/>
+          <w:vertAlign w:val="superscript"/>
+        </w:rPr>
+        <w:t>-4</w:t>
+      </w:r>
+      <w:r>
+        <w:rPr>
+          <w:rFonts w:ascii="Arial" w:hAnsi="Arial"/>
+          <w:b w:val="0"/>
+          <w:sz w:val="22"/>
+        </w:rPr>
+        <w:t> M</w:t>
+      </w:r>
+    </w:p>
+    <w:p>
+      <w:pPr>
+        <w:spacing w:after="20" w:before="0" w:line="240" w:lineRule="auto"/>
+      </w:pPr>
+      <w:r>
+        <w:rPr>
+          <w:rFonts w:ascii="Arial" w:hAnsi="Arial"/>
+          <w:b w:val="0"/>
+          <w:sz w:val="22"/>
+        </w:rPr>
+        <w:t>B. Option B</w:t>
+      </w:r>
+      <w:r>
+        <w:rPr>
+          <w:rFonts w:ascii="Arial" w:hAnsi="Arial"/>
+          <w:b w:val="0"/>
+          <w:sz w:val="22"/>
+          <w:vertAlign w:val="superscript"/>
+        </w:rPr>
+        <w:t>-4</w:t>
+      </w:r>
+      <w:r>
+        <w:rPr>
+          <w:rFonts w:ascii="Arial" w:hAnsi="Arial"/>
+          <w:b w:val="0"/>
+          <w:sz w:val="22"/>
+        </w:rPr>
+        <w:t> M</w:t>
+      </w:r>
+    </w:p>
+    <w:p>
+      <w:pPr>
+        <w:spacing w:after="20" w:before="0" w:line="240" w:lineRule="auto"/>
+      </w:pPr>
+      <w:r>
+        <w:rPr>
+          <w:rFonts w:ascii="Arial" w:hAnsi="Arial"/>
+          <w:b w:val="0"/>
+          <w:sz w:val="22"/>
+        </w:rPr>
+        <w:t>C. Option C</w:t>
+      </w:r>
+    </w:p>
+    <w:p>
+      <w:pPr>
+        <w:spacing w:after="20" w:before="0" w:line="240" w:lineRule="auto"/>
+      </w:pPr>
+      <w:r>
+        <w:rPr>
+          <w:rFonts w:ascii="Arial" w:hAnsi="Arial"/>
+          <w:b w:val="0"/>
+          <w:sz w:val="22"/>
+        </w:rPr>
+        <w:t>D. Option D</w:t>
+      </w:r>
+    </w:p>
+    <w:p>
+      <w:pPr>
+        <w:spacing w:after="0" w:before="0" w:line="240" w:lineRule="auto"/>
+      </w:pPr>
+    </w:p>
+    <w:p>
+      <w:pPr>
+        <w:spacing w:after="40" w:before="80" w:line="240" w:lineRule="auto"/>
+        <w:tabs>
+          <w:tab w:val="right" w:pos="9072"/>
+        </w:tabs>
+      </w:pPr>
+      <w:r>
+        <w:rPr>
+          <w:rFonts w:ascii="Arial" w:hAnsi="Arial"/>
+          <w:b w:val="0"/>
+          <w:sz w:val="22"/>
+        </w:rPr>
+        <w:t>11. A sample of sodium hydroxide is dissolved in 250 mL of distilled water. 25.0 mL of this solution requires 15.0 mL of 2.00 M sulfuric acid to achieve complete neutralization. 2NaOH + H₂SO₄ → Na₂SO₄ + 2H₂O What is the mass of sodium hydroxide dissolved in 250 mL of distilled water?</w:t>
       </w:r>
       <w:r>
         <w:tab/>
       </w:r>
       <w:r>
         <w:rPr>
-          <w:rFonts w:ascii="Arial" w:hAnsi="Arial" w:eastAsia="Arial"/>
+          <w:rFonts w:ascii="Arial" w:hAnsi="Arial"/>
           <w:b w:val="0"/>
           <w:sz w:val="22"/>
         </w:rPr>
@@ -4192,11 +4632,11 @@
       </w:pPr>
       <w:r>
         <w:rPr>
-          <w:rFonts w:ascii="Arial" w:hAnsi="Arial" w:eastAsia="Arial"/>
-          <w:b w:val="0"/>
-          <w:sz w:val="22"/>
-        </w:rPr>
-        <w:t>A. 0.0675 M</w:t>
+          <w:rFonts w:ascii="Arial" w:hAnsi="Arial"/>
+          <w:b w:val="0"/>
+          <w:sz w:val="22"/>
+        </w:rPr>
+        <w:t>A. Option A</w:t>
       </w:r>
     </w:p>
     <w:p>
@@ -4205,11 +4645,11 @@
       </w:pPr>
       <w:r>
         <w:rPr>
-          <w:rFonts w:ascii="Arial" w:hAnsi="Arial" w:eastAsia="Arial"/>
-          <w:b w:val="0"/>
-          <w:sz w:val="22"/>
-        </w:rPr>
-        <w:t>B. 0.135 M</w:t>
+          <w:rFonts w:ascii="Arial" w:hAnsi="Arial"/>
+          <w:b w:val="0"/>
+          <w:sz w:val="22"/>
+        </w:rPr>
+        <w:t>B. Option B</w:t>
       </w:r>
     </w:p>
     <w:p>
@@ -4218,11 +4658,11 @@
       </w:pPr>
       <w:r>
         <w:rPr>
-          <w:rFonts w:ascii="Arial" w:hAnsi="Arial" w:eastAsia="Arial"/>
-          <w:b w:val="0"/>
-          <w:sz w:val="22"/>
-        </w:rPr>
-        <w:t>C. 0.150 M</w:t>
+          <w:rFonts w:ascii="Arial" w:hAnsi="Arial"/>
+          <w:b w:val="0"/>
+          <w:sz w:val="22"/>
+        </w:rPr>
+        <w:t>C. Option C</w:t>
       </w:r>
     </w:p>
     <w:p>
@@ -4231,11 +4671,221 @@
       </w:pPr>
       <w:r>
         <w:rPr>
-          <w:rFonts w:ascii="Arial" w:hAnsi="Arial" w:eastAsia="Arial"/>
-          <w:b w:val="0"/>
-          <w:sz w:val="22"/>
-        </w:rPr>
-        <w:t>D. 0.300 M</w:t>
+          <w:rFonts w:ascii="Arial" w:hAnsi="Arial"/>
+          <w:b w:val="0"/>
+          <w:sz w:val="22"/>
+        </w:rPr>
+        <w:t>D. Option D</w:t>
+      </w:r>
+    </w:p>
+    <w:p>
+      <w:pPr>
+        <w:spacing w:after="0" w:before="0" w:line="240" w:lineRule="auto"/>
+      </w:pPr>
+    </w:p>
+    <w:p>
+      <w:pPr>
+        <w:spacing w:after="40" w:before="80" w:line="240" w:lineRule="auto"/>
+        <w:tabs>
+          <w:tab w:val="right" w:pos="9072"/>
+        </w:tabs>
+      </w:pPr>
+      <w:r>
+        <w:rPr>
+          <w:rFonts w:ascii="Arial" w:hAnsi="Arial"/>
+          <w:b w:val="0"/>
+          <w:sz w:val="22"/>
+        </w:rPr>
+        <w:t>12. 100 mL of a sodium carbonate solution, Na₂CO₃ (aq), of unknown concentration is reacted with excess calcium chloride solution, CaCl₂ (aq).</w:t>
+      </w:r>
+    </w:p>
+    <w:p>
+      <w:pPr>
+        <w:spacing w:after="40" w:before="80" w:line="240" w:lineRule="auto"/>
+        <w:tabs>
+          <w:tab w:val="right" w:pos="9072"/>
+        </w:tabs>
+      </w:pPr>
+      <w:r>
+        <w:rPr>
+          <w:rFonts w:ascii="Arial" w:hAnsi="Arial"/>
+          <w:b w:val="0"/>
+          <w:sz w:val="22"/>
+        </w:rPr>
+        <w:t>Na₂CO₃ (aq) + CaCl₂ (aq) → 2NaCl (aq) + CaCO₃ (s) The resulting calcium carbonate precipitate, CaCO₃ (s), is filtered and dried.</w:t>
+      </w:r>
+    </w:p>
+    <w:p>
+      <w:pPr>
+        <w:spacing w:after="40" w:before="80" w:line="240" w:lineRule="auto"/>
+        <w:tabs>
+          <w:tab w:val="right" w:pos="9072"/>
+        </w:tabs>
+      </w:pPr>
+      <w:r>
+        <w:rPr>
+          <w:rFonts w:ascii="Arial" w:hAnsi="Arial"/>
+          <w:b w:val="0"/>
+          <w:sz w:val="22"/>
+        </w:rPr>
+        <w:t>The following data is recorded.</w:t>
+      </w:r>
+    </w:p>
+    <w:p>
+      <w:pPr>
+        <w:spacing w:after="40" w:before="80" w:line="240" w:lineRule="auto"/>
+        <w:tabs>
+          <w:tab w:val="right" w:pos="9072"/>
+        </w:tabs>
+      </w:pPr>
+      <w:r>
+        <w:rPr>
+          <w:rFonts w:ascii="Arial" w:hAnsi="Arial"/>
+          <w:b w:val="0"/>
+          <w:sz w:val="22"/>
+        </w:rPr>
+        <w:t>Mass of filter paper0.77 gMass of filter paper + CaCO₃ precipitate1.94 g What is the molarity of the Na₂CO₃ (aq) solution?	（   ）</w:t>
+      </w:r>
+    </w:p>
+    <w:p>
+      <w:pPr>
+        <w:spacing w:after="20" w:before="0" w:line="240" w:lineRule="auto"/>
+      </w:pPr>
+      <w:r>
+        <w:rPr>
+          <w:rFonts w:ascii="Arial" w:hAnsi="Arial"/>
+          <w:b w:val="0"/>
+          <w:sz w:val="22"/>
+        </w:rPr>
+        <w:t>A. Option A</w:t>
+      </w:r>
+    </w:p>
+    <w:p>
+      <w:pPr>
+        <w:spacing w:after="20" w:before="0" w:line="240" w:lineRule="auto"/>
+      </w:pPr>
+      <w:r>
+        <w:rPr>
+          <w:rFonts w:ascii="Arial" w:hAnsi="Arial"/>
+          <w:b w:val="0"/>
+          <w:sz w:val="22"/>
+        </w:rPr>
+        <w:t>B. Option B</w:t>
+      </w:r>
+    </w:p>
+    <w:p>
+      <w:pPr>
+        <w:spacing w:after="20" w:before="0" w:line="240" w:lineRule="auto"/>
+      </w:pPr>
+      <w:r>
+        <w:rPr>
+          <w:rFonts w:ascii="Arial" w:hAnsi="Arial"/>
+          <w:b w:val="0"/>
+          <w:sz w:val="22"/>
+        </w:rPr>
+        <w:t>C. Option C</w:t>
+      </w:r>
+    </w:p>
+    <w:p>
+      <w:pPr>
+        <w:spacing w:after="20" w:before="0" w:line="240" w:lineRule="auto"/>
+      </w:pPr>
+      <w:r>
+        <w:rPr>
+          <w:rFonts w:ascii="Arial" w:hAnsi="Arial"/>
+          <w:b w:val="0"/>
+          <w:sz w:val="22"/>
+        </w:rPr>
+        <w:t>D. Option D</w:t>
+      </w:r>
+    </w:p>
+    <w:p>
+      <w:pPr>
+        <w:spacing w:after="0" w:before="0" w:line="240" w:lineRule="auto"/>
+      </w:pPr>
+    </w:p>
+    <w:p>
+      <w:pPr>
+        <w:spacing w:after="40" w:before="80" w:line="240" w:lineRule="auto"/>
+        <w:tabs>
+          <w:tab w:val="right" w:pos="9072"/>
+        </w:tabs>
+      </w:pPr>
+      <w:r>
+        <w:rPr>
+          <w:rFonts w:ascii="Arial" w:hAnsi="Arial"/>
+          <w:b w:val="0"/>
+          <w:sz w:val="22"/>
+        </w:rPr>
+        <w:t>13. A 50.00 mL sample of H₂SO₄ is titrated with 0.150 M NaOH.</w:t>
+      </w:r>
+    </w:p>
+    <w:p>
+      <w:pPr>
+        <w:spacing w:after="40" w:before="80" w:line="240" w:lineRule="auto"/>
+        <w:tabs>
+          <w:tab w:val="right" w:pos="9072"/>
+        </w:tabs>
+      </w:pPr>
+      <w:r>
+        <w:rPr>
+          <w:rFonts w:ascii="Arial" w:hAnsi="Arial"/>
+          <w:b w:val="0"/>
+          <w:sz w:val="22"/>
+        </w:rPr>
+        <w:t>It takes 45.00 mL of the sodium hydroxide solution to reach the equivalence point.  H₂SO₄ + 2NaOH → Na₂SO₄ + 2H₂O What is the molarity of the H₂SO₄ solution?	（   ）</w:t>
+      </w:r>
+    </w:p>
+    <w:p>
+      <w:pPr>
+        <w:spacing w:after="20" w:before="0" w:line="240" w:lineRule="auto"/>
+      </w:pPr>
+      <w:r>
+        <w:rPr>
+          <w:rFonts w:ascii="Arial" w:hAnsi="Arial"/>
+          <w:b w:val="0"/>
+          <w:sz w:val="22"/>
+        </w:rPr>
+        <w:t>A. Option A</w:t>
+      </w:r>
+    </w:p>
+    <w:p>
+      <w:pPr>
+        <w:spacing w:after="20" w:before="0" w:line="240" w:lineRule="auto"/>
+      </w:pPr>
+      <w:r>
+        <w:rPr>
+          <w:rFonts w:ascii="Arial" w:hAnsi="Arial"/>
+          <w:b w:val="0"/>
+          <w:sz w:val="22"/>
+        </w:rPr>
+        <w:t>B. Option B</w:t>
+      </w:r>
+    </w:p>
+    <w:p>
+      <w:pPr>
+        <w:spacing w:after="20" w:before="0" w:line="240" w:lineRule="auto"/>
+      </w:pPr>
+      <w:r>
+        <w:rPr>
+          <w:rFonts w:ascii="Arial" w:hAnsi="Arial"/>
+          <w:b w:val="0"/>
+          <w:sz w:val="22"/>
+        </w:rPr>
+        <w:t>C. Option C</w:t>
+      </w:r>
+    </w:p>
+    <w:p>
+      <w:pPr>
+        <w:spacing w:after="20" w:before="0" w:line="240" w:lineRule="auto"/>
+      </w:pPr>
+      <w:r>
+        <w:rPr>
+          <w:rFonts w:ascii="Arial" w:hAnsi="Arial"/>
+          <w:b w:val="0"/>
+          <w:sz w:val="22"/>
+        </w:rPr>
+        <w:t>D. Option D</w:t>
       </w:r>
     </w:p>
     <w:p>
